--- a/Templates/AdditionalContract.docx
+++ b/Templates/AdditionalContract.docx
@@ -1,6 +1,6 @@
 
 <file path=word/document.xml><?xml version="1.0" encoding="utf-8"?>
-<w:document xmlns:wpc="http://schemas.microsoft.com/office/word/2010/wordprocessingCanvas" xmlns:cx="http://schemas.microsoft.com/office/drawing/2014/chartex" xmlns:cx1="http://schemas.microsoft.com/office/drawing/2015/9/8/chartex" xmlns:cx2="http://schemas.microsoft.com/office/drawing/2015/10/21/chartex" xmlns:cx3="http://schemas.microsoft.com/office/drawing/2016/5/9/chartex" xmlns:cx4="http://schemas.microsoft.com/office/drawing/2016/5/10/chartex" xmlns:cx5="http://schemas.microsoft.com/office/drawing/2016/5/11/chartex" xmlns:cx6="http://schemas.microsoft.com/office/drawing/2016/5/12/chartex" xmlns:cx7="http://schemas.microsoft.com/office/drawing/2016/5/13/chartex" xmlns:cx8="http://schemas.microsoft.com/office/drawing/2016/5/14/chartex" xmlns:mc="http://schemas.openxmlformats.org/markup-compatibility/2006" xmlns:aink="http://schemas.microsoft.com/office/drawing/2016/ink" xmlns:am3d="http://schemas.microsoft.com/office/drawing/2017/model3d" xmlns:o="urn:schemas-microsoft-com:office:office" xmlns:r="http://schemas.openxmlformats.org/officeDocument/2006/relationships" xmlns:m="http://schemas.openxmlformats.org/officeDocument/2006/math" xmlns:v="urn:schemas-microsoft-com:vml" xmlns:wp14="http://schemas.microsoft.com/office/word/2010/wordprocessingDrawing" xmlns:wp="http://schemas.openxmlformats.org/drawingml/2006/wordprocessingDrawing" xmlns:w10="urn:schemas-microsoft-com:office:word" xmlns:w="http://schemas.openxmlformats.org/wordprocessingml/2006/main" xmlns:w14="http://schemas.microsoft.com/office/word/2010/wordml" xmlns:w15="http://schemas.microsoft.com/office/word/2012/wordml" xmlns:w16cex="http://schemas.microsoft.com/office/word/2018/wordml/cex" xmlns:w16cid="http://schemas.microsoft.com/office/word/2016/wordml/cid" xmlns:w16="http://schemas.microsoft.com/office/word/2018/wordml" xmlns:w16sdtdh="http://schemas.microsoft.com/office/word/2020/wordml/sdtdatahash" xmlns:w16se="http://schemas.microsoft.com/office/word/2015/wordml/symex" xmlns:wpg="http://schemas.microsoft.com/office/word/2010/wordprocessingGroup" xmlns:wpi="http://schemas.microsoft.com/office/word/2010/wordprocessingInk" xmlns:wne="http://schemas.microsoft.com/office/word/2006/wordml" xmlns:wps="http://schemas.microsoft.com/office/word/2010/wordprocessingShape" mc:Ignorable="w14 w15 w16se w16cid w16 w16cex w16sdtdh wp14">
+<w:document xmlns:wpc="http://schemas.microsoft.com/office/word/2010/wordprocessingCanvas" xmlns:cx="http://schemas.microsoft.com/office/drawing/2014/chartex" xmlns:cx1="http://schemas.microsoft.com/office/drawing/2015/9/8/chartex" xmlns:cx2="http://schemas.microsoft.com/office/drawing/2015/10/21/chartex" xmlns:cx3="http://schemas.microsoft.com/office/drawing/2016/5/9/chartex" xmlns:cx4="http://schemas.microsoft.com/office/drawing/2016/5/10/chartex" xmlns:cx5="http://schemas.microsoft.com/office/drawing/2016/5/11/chartex" xmlns:cx6="http://schemas.microsoft.com/office/drawing/2016/5/12/chartex" xmlns:cx7="http://schemas.microsoft.com/office/drawing/2016/5/13/chartex" xmlns:cx8="http://schemas.microsoft.com/office/drawing/2016/5/14/chartex" xmlns:mc="http://schemas.openxmlformats.org/markup-compatibility/2006" xmlns:aink="http://schemas.microsoft.com/office/drawing/2016/ink" xmlns:am3d="http://schemas.microsoft.com/office/drawing/2017/model3d" xmlns:o="urn:schemas-microsoft-com:office:office" xmlns:oel="http://schemas.microsoft.com/office/2019/extlst" xmlns:r="http://schemas.openxmlformats.org/officeDocument/2006/relationships" xmlns:m="http://schemas.openxmlformats.org/officeDocument/2006/math" xmlns:v="urn:schemas-microsoft-com:vml" xmlns:wp14="http://schemas.microsoft.com/office/word/2010/wordprocessingDrawing" xmlns:wp="http://schemas.openxmlformats.org/drawingml/2006/wordprocessingDrawing" xmlns:w10="urn:schemas-microsoft-com:office:word" xmlns:w="http://schemas.openxmlformats.org/wordprocessingml/2006/main" xmlns:w14="http://schemas.microsoft.com/office/word/2010/wordml" xmlns:w15="http://schemas.microsoft.com/office/word/2012/wordml" xmlns:w16cex="http://schemas.microsoft.com/office/word/2018/wordml/cex" xmlns:w16cid="http://schemas.microsoft.com/office/word/2016/wordml/cid" xmlns:w16="http://schemas.microsoft.com/office/word/2018/wordml" xmlns:w16sdtdh="http://schemas.microsoft.com/office/word/2020/wordml/sdtdatahash" xmlns:w16se="http://schemas.microsoft.com/office/word/2015/wordml/symex" xmlns:wpg="http://schemas.microsoft.com/office/word/2010/wordprocessingGroup" xmlns:wpi="http://schemas.microsoft.com/office/word/2010/wordprocessingInk" xmlns:wne="http://schemas.microsoft.com/office/word/2006/wordml" xmlns:wps="http://schemas.microsoft.com/office/word/2010/wordprocessingShape" mc:Ignorable="w14 w15 w16se w16cid w16 w16cex w16sdtdh wp14">
   <w:body>
     <w:p>
       <w:pPr>
@@ -9,16 +9,16 @@
         <w:rPr>
           <w:b/>
           <w:color w:val="000000"/>
-          <w:sz w:val="21"/>
-          <w:szCs w:val="21"/>
+          <w:sz w:val="22"/>
+          <w:szCs w:val="22"/>
         </w:rPr>
       </w:pPr>
       <w:r>
         <w:rPr>
           <w:b/>
           <w:color w:val="000000"/>
-          <w:sz w:val="21"/>
-          <w:szCs w:val="21"/>
+          <w:sz w:val="22"/>
+          <w:szCs w:val="22"/>
         </w:rPr>
         <w:t xml:space="preserve">ДОПОЛНИТЕЛЬНОЕ СОГЛАШЕНИЕ № </w:t>
       </w:r>
@@ -26,8 +26,8 @@
         <w:rPr>
           <w:b/>
           <w:color w:val="000000"/>
-          <w:sz w:val="21"/>
-          <w:szCs w:val="21"/>
+          <w:sz w:val="22"/>
+          <w:szCs w:val="22"/>
           <w:u w:val="single"/>
         </w:rPr>
         <w:t>{</w:t>
@@ -36,8 +36,8 @@
         <w:rPr>
           <w:b/>
           <w:color w:val="000000"/>
-          <w:sz w:val="21"/>
-          <w:szCs w:val="21"/>
+          <w:sz w:val="22"/>
+          <w:szCs w:val="22"/>
           <w:u w:val="single"/>
           <w:lang w:val="en-US"/>
         </w:rPr>
@@ -47,8 +47,8 @@
         <w:rPr>
           <w:b/>
           <w:color w:val="000000"/>
-          <w:sz w:val="21"/>
-          <w:szCs w:val="21"/>
+          <w:sz w:val="22"/>
+          <w:szCs w:val="22"/>
           <w:u w:val="single"/>
         </w:rPr>
         <w:t>}</w:t>
@@ -61,16 +61,16 @@
         <w:rPr>
           <w:b/>
           <w:color w:val="000000"/>
-          <w:sz w:val="21"/>
-          <w:szCs w:val="21"/>
+          <w:sz w:val="22"/>
+          <w:szCs w:val="22"/>
         </w:rPr>
       </w:pPr>
       <w:r>
         <w:rPr>
           <w:b/>
           <w:color w:val="000000"/>
-          <w:sz w:val="21"/>
-          <w:szCs w:val="21"/>
+          <w:sz w:val="22"/>
+          <w:szCs w:val="22"/>
         </w:rPr>
         <w:t xml:space="preserve">к </w:t>
       </w:r>
@@ -78,8 +78,8 @@
         <w:rPr>
           <w:b/>
           <w:color w:val="000000"/>
-          <w:sz w:val="21"/>
-          <w:szCs w:val="21"/>
+          <w:sz w:val="22"/>
+          <w:szCs w:val="22"/>
         </w:rPr>
         <w:t>Договору №</w:t>
       </w:r>
@@ -87,8 +87,8 @@
         <w:rPr>
           <w:b/>
           <w:color w:val="000000"/>
-          <w:sz w:val="21"/>
-          <w:szCs w:val="21"/>
+          <w:sz w:val="22"/>
+          <w:szCs w:val="22"/>
         </w:rPr>
         <w:t xml:space="preserve"> </w:t>
       </w:r>
@@ -96,8 +96,8 @@
         <w:rPr>
           <w:b/>
           <w:color w:val="000000"/>
-          <w:sz w:val="21"/>
-          <w:szCs w:val="21"/>
+          <w:sz w:val="22"/>
+          <w:szCs w:val="22"/>
         </w:rPr>
         <w:t>USР-</w:t>
       </w:r>
@@ -105,29 +105,27 @@
         <w:rPr>
           <w:b/>
           <w:color w:val="000000"/>
-          <w:sz w:val="21"/>
-          <w:szCs w:val="21"/>
+          <w:sz w:val="22"/>
+          <w:szCs w:val="22"/>
         </w:rPr>
         <w:t>{</w:t>
       </w:r>
-      <w:proofErr w:type="spellStart"/>
       <w:r>
         <w:rPr>
           <w:b/>
           <w:color w:val="000000"/>
-          <w:sz w:val="21"/>
-          <w:szCs w:val="21"/>
+          <w:sz w:val="22"/>
+          <w:szCs w:val="22"/>
           <w:lang w:val="en-US"/>
         </w:rPr>
         <w:t>ContractNumber</w:t>
       </w:r>
-      <w:proofErr w:type="spellEnd"/>
       <w:r>
         <w:rPr>
           <w:b/>
           <w:color w:val="000000"/>
-          <w:sz w:val="21"/>
-          <w:szCs w:val="21"/>
+          <w:sz w:val="22"/>
+          <w:szCs w:val="22"/>
         </w:rPr>
         <w:t>}</w:t>
       </w:r>
@@ -139,16 +137,16 @@
         <w:rPr>
           <w:b/>
           <w:color w:val="000000"/>
-          <w:sz w:val="21"/>
-          <w:szCs w:val="21"/>
+          <w:sz w:val="22"/>
+          <w:szCs w:val="22"/>
         </w:rPr>
       </w:pPr>
       <w:r>
         <w:rPr>
           <w:b/>
           <w:color w:val="000000"/>
-          <w:sz w:val="21"/>
-          <w:szCs w:val="21"/>
+          <w:sz w:val="22"/>
+          <w:szCs w:val="22"/>
         </w:rPr>
         <w:t>на разработку проектной документации</w:t>
       </w:r>
@@ -160,16 +158,16 @@
         <w:rPr>
           <w:b/>
           <w:color w:val="000000"/>
-          <w:sz w:val="21"/>
-          <w:szCs w:val="21"/>
+          <w:sz w:val="22"/>
+          <w:szCs w:val="22"/>
         </w:rPr>
       </w:pPr>
       <w:r>
         <w:rPr>
           <w:b/>
           <w:color w:val="000000"/>
-          <w:sz w:val="21"/>
-          <w:szCs w:val="21"/>
+          <w:sz w:val="22"/>
+          <w:szCs w:val="22"/>
         </w:rPr>
         <w:t xml:space="preserve">от </w:t>
       </w:r>
@@ -177,29 +175,27 @@
         <w:rPr>
           <w:b/>
           <w:color w:val="000000"/>
-          <w:sz w:val="21"/>
-          <w:szCs w:val="21"/>
+          <w:sz w:val="22"/>
+          <w:szCs w:val="22"/>
         </w:rPr>
         <w:t>{</w:t>
       </w:r>
-      <w:proofErr w:type="spellStart"/>
       <w:r>
         <w:rPr>
           <w:b/>
           <w:color w:val="000000"/>
-          <w:sz w:val="21"/>
-          <w:szCs w:val="21"/>
+          <w:sz w:val="22"/>
+          <w:szCs w:val="22"/>
           <w:lang w:val="en-US"/>
         </w:rPr>
         <w:t>ContractDate</w:t>
       </w:r>
-      <w:proofErr w:type="spellEnd"/>
       <w:r>
         <w:rPr>
           <w:b/>
           <w:color w:val="000000"/>
-          <w:sz w:val="21"/>
-          <w:szCs w:val="21"/>
+          <w:sz w:val="22"/>
+          <w:szCs w:val="22"/>
         </w:rPr>
         <w:t>}</w:t>
       </w:r>
@@ -207,8 +203,8 @@
         <w:rPr>
           <w:b/>
           <w:color w:val="000000"/>
-          <w:sz w:val="21"/>
-          <w:szCs w:val="21"/>
+          <w:sz w:val="22"/>
+          <w:szCs w:val="22"/>
         </w:rPr>
         <w:t xml:space="preserve"> года</w:t>
       </w:r>
@@ -220,8 +216,8 @@
         <w:rPr>
           <w:b/>
           <w:color w:val="000000"/>
-          <w:sz w:val="21"/>
-          <w:szCs w:val="21"/>
+          <w:sz w:val="22"/>
+          <w:szCs w:val="22"/>
         </w:rPr>
       </w:pPr>
     </w:p>
@@ -253,15 +249,15 @@
               <w:rPr>
                 <w:b/>
                 <w:color w:val="000000"/>
-                <w:sz w:val="21"/>
-                <w:szCs w:val="21"/>
+                <w:sz w:val="22"/>
+                <w:szCs w:val="22"/>
               </w:rPr>
             </w:pPr>
             <w:r>
               <w:rPr>
                 <w:color w:val="000000"/>
-                <w:sz w:val="21"/>
-                <w:szCs w:val="21"/>
+                <w:sz w:val="22"/>
+                <w:szCs w:val="22"/>
               </w:rPr>
               <w:t>г. Москва</w:t>
             </w:r>
@@ -277,16 +273,16 @@
               <w:rPr>
                 <w:b/>
                 <w:color w:val="000000"/>
-                <w:sz w:val="21"/>
-                <w:szCs w:val="21"/>
+                <w:sz w:val="22"/>
+                <w:szCs w:val="22"/>
                 <w:lang w:val="en-US"/>
               </w:rPr>
             </w:pPr>
             <w:r>
               <w:rPr>
                 <w:color w:val="000000"/>
-                <w:sz w:val="21"/>
-                <w:szCs w:val="21"/>
+                <w:sz w:val="22"/>
+                <w:szCs w:val="22"/>
                 <w:lang w:val="en-US"/>
               </w:rPr>
               <w:t>{Date}</w:t>
@@ -302,8 +298,8 @@
         <w:rPr>
           <w:b/>
           <w:color w:val="000000"/>
-          <w:sz w:val="21"/>
-          <w:szCs w:val="21"/>
+          <w:sz w:val="22"/>
+          <w:szCs w:val="22"/>
         </w:rPr>
       </w:pPr>
     </w:p>
@@ -312,35 +308,33 @@
         <w:ind w:firstLine="360"/>
         <w:jc w:val="both"/>
         <w:rPr>
-          <w:sz w:val="21"/>
-          <w:szCs w:val="21"/>
+          <w:sz w:val="22"/>
+          <w:szCs w:val="22"/>
         </w:rPr>
       </w:pPr>
       <w:bookmarkStart w:id="0" w:name="Заказчик"/>
       <w:r>
         <w:rPr>
           <w:b/>
-          <w:sz w:val="21"/>
-          <w:szCs w:val="21"/>
+          <w:sz w:val="22"/>
+          <w:szCs w:val="22"/>
         </w:rPr>
         <w:t>{</w:t>
       </w:r>
-      <w:proofErr w:type="spellStart"/>
       <w:r>
         <w:rPr>
           <w:b/>
-          <w:sz w:val="21"/>
-          <w:szCs w:val="21"/>
+          <w:sz w:val="22"/>
+          <w:szCs w:val="22"/>
           <w:lang w:val="en-US"/>
         </w:rPr>
         <w:t>ClientOrg</w:t>
       </w:r>
-      <w:proofErr w:type="spellEnd"/>
       <w:r>
         <w:rPr>
           <w:b/>
-          <w:sz w:val="21"/>
-          <w:szCs w:val="21"/>
+          <w:sz w:val="22"/>
+          <w:szCs w:val="22"/>
         </w:rPr>
         <w:t>}</w:t>
       </w:r>
@@ -348,151 +342,143 @@
       <w:r>
         <w:rPr>
           <w:bCs/>
-          <w:sz w:val="21"/>
-          <w:szCs w:val="21"/>
+          <w:sz w:val="22"/>
+          <w:szCs w:val="22"/>
         </w:rPr>
         <w:t>,</w:t>
       </w:r>
       <w:r>
         <w:rPr>
-          <w:sz w:val="21"/>
-          <w:szCs w:val="21"/>
-        </w:rPr>
-        <w:t xml:space="preserve"> именуем</w:t>
-      </w:r>
-      <w:bookmarkStart w:id="1" w:name="Именуемый"/>
-      <w:r>
-        <w:rPr>
-          <w:sz w:val="21"/>
-          <w:szCs w:val="21"/>
-        </w:rPr>
-        <w:t>ое</w:t>
-      </w:r>
-      <w:bookmarkEnd w:id="1"/>
-      <w:r>
-        <w:rPr>
-          <w:sz w:val="21"/>
-          <w:szCs w:val="21"/>
-        </w:rPr>
-        <w:t xml:space="preserve"> в дальнейшем </w:t>
+          <w:sz w:val="22"/>
+          <w:szCs w:val="22"/>
+        </w:rPr>
+        <w:t xml:space="preserve"> </w:t>
+      </w:r>
+      <w:r>
+        <w:rPr>
+          <w:bCs/>
+          <w:sz w:val="22"/>
+          <w:szCs w:val="22"/>
+        </w:rPr>
+        <w:t>{ClientNamedAs}</w:t>
+      </w:r>
+      <w:r>
+        <w:rPr>
+          <w:bCs/>
+          <w:sz w:val="22"/>
+          <w:szCs w:val="22"/>
+        </w:rPr>
+        <w:t xml:space="preserve"> </w:t>
+      </w:r>
+      <w:r>
+        <w:rPr>
+          <w:sz w:val="22"/>
+          <w:szCs w:val="22"/>
+        </w:rPr>
+        <w:t xml:space="preserve">в дальнейшем </w:t>
       </w:r>
       <w:r>
         <w:rPr>
           <w:b/>
           <w:i/>
-          <w:sz w:val="21"/>
-          <w:szCs w:val="21"/>
+          <w:sz w:val="22"/>
+          <w:szCs w:val="22"/>
         </w:rPr>
         <w:t>«Заказчик»</w:t>
       </w:r>
       <w:r>
         <w:rPr>
-          <w:sz w:val="21"/>
-          <w:szCs w:val="21"/>
+          <w:sz w:val="22"/>
+          <w:szCs w:val="22"/>
         </w:rPr>
         <w:t xml:space="preserve">, </w:t>
       </w:r>
-      <w:r>
-        <w:rPr>
-          <w:sz w:val="21"/>
-          <w:szCs w:val="21"/>
+      <w:commentRangeStart w:id="1"/>
+      <w:r>
+        <w:rPr>
+          <w:sz w:val="22"/>
+          <w:szCs w:val="22"/>
         </w:rPr>
         <w:t xml:space="preserve">в лице </w:t>
       </w:r>
       <w:bookmarkStart w:id="2" w:name="Заказчик_должность_шапка"/>
       <w:r>
         <w:rPr>
-          <w:sz w:val="21"/>
-          <w:szCs w:val="21"/>
+          <w:sz w:val="22"/>
+          <w:szCs w:val="22"/>
         </w:rPr>
         <w:t>{</w:t>
       </w:r>
-      <w:proofErr w:type="spellStart"/>
-      <w:r>
-        <w:rPr>
-          <w:sz w:val="21"/>
-          <w:szCs w:val="21"/>
+      <w:r>
+        <w:rPr>
+          <w:sz w:val="22"/>
+          <w:szCs w:val="22"/>
           <w:lang w:val="en-US"/>
         </w:rPr>
         <w:t>ClientPosition</w:t>
       </w:r>
-      <w:proofErr w:type="spellEnd"/>
-      <w:r>
-        <w:rPr>
-          <w:sz w:val="21"/>
-          <w:szCs w:val="21"/>
+      <w:r>
+        <w:rPr>
+          <w:sz w:val="22"/>
+          <w:szCs w:val="22"/>
         </w:rPr>
         <w:t>}</w:t>
       </w:r>
       <w:bookmarkEnd w:id="2"/>
       <w:r>
         <w:rPr>
-          <w:sz w:val="21"/>
-          <w:szCs w:val="21"/>
+          <w:sz w:val="22"/>
+          <w:szCs w:val="22"/>
           <w:u w:val="single"/>
         </w:rPr>
         <w:t>{</w:t>
       </w:r>
-      <w:proofErr w:type="spellStart"/>
-      <w:r>
-        <w:rPr>
-          <w:sz w:val="21"/>
-          <w:szCs w:val="21"/>
+      <w:r>
+        <w:rPr>
+          <w:sz w:val="22"/>
+          <w:szCs w:val="22"/>
           <w:u w:val="single"/>
           <w:lang w:val="en-US"/>
         </w:rPr>
         <w:t>ClientFullName</w:t>
       </w:r>
-      <w:proofErr w:type="spellEnd"/>
-      <w:r>
-        <w:rPr>
-          <w:sz w:val="21"/>
-          <w:szCs w:val="21"/>
+      <w:r>
+        <w:rPr>
+          <w:sz w:val="22"/>
+          <w:szCs w:val="22"/>
           <w:u w:val="single"/>
         </w:rPr>
         <w:t>}</w:t>
       </w:r>
       <w:r>
         <w:rPr>
-          <w:sz w:val="21"/>
-          <w:szCs w:val="21"/>
+          <w:sz w:val="22"/>
+          <w:szCs w:val="22"/>
         </w:rPr>
         <w:t>,</w:t>
       </w:r>
       <w:bookmarkStart w:id="3" w:name="Устав_ИП"/>
       <w:r>
         <w:rPr>
-          <w:sz w:val="21"/>
-          <w:szCs w:val="21"/>
-        </w:rPr>
-        <w:t xml:space="preserve"> действующей на основании </w:t>
-      </w:r>
-      <w:r>
-        <w:rPr>
-          <w:sz w:val="21"/>
-          <w:szCs w:val="21"/>
-        </w:rPr>
-        <w:t>У</w:t>
-      </w:r>
-      <w:r>
-        <w:rPr>
-          <w:sz w:val="21"/>
-          <w:szCs w:val="21"/>
-        </w:rPr>
-        <w:t>става</w:t>
-      </w:r>
-      <w:r>
-        <w:rPr>
-          <w:sz w:val="21"/>
-          <w:szCs w:val="21"/>
-        </w:rPr>
-        <w:t>,</w:t>
+          <w:sz w:val="22"/>
+          <w:szCs w:val="22"/>
+        </w:rPr>
+        <w:t xml:space="preserve"> действующей на основании Устава,</w:t>
       </w:r>
       <w:bookmarkEnd w:id="3"/>
-      <w:r>
-        <w:rPr>
-          <w:sz w:val="21"/>
-          <w:szCs w:val="21"/>
+      <w:commentRangeEnd w:id="1"/>
+      <w:r>
+        <w:rPr>
+          <w:rStyle w:val="ad"/>
+          <w:sz w:val="22"/>
+          <w:szCs w:val="22"/>
+        </w:rPr>
+        <w:commentReference w:id="1"/>
+      </w:r>
+      <w:r>
+        <w:rPr>
+          <w:sz w:val="22"/>
+          <w:szCs w:val="22"/>
         </w:rPr>
         <w:t xml:space="preserve"> с одной стороны, и </w:t>
       </w:r>
@@ -500,243 +486,129 @@
         <w:rPr>
           <w:b/>
           <w:bCs/>
-          <w:sz w:val="21"/>
-          <w:szCs w:val="21"/>
-        </w:rPr>
-        <w:t>{</w:t>
-      </w:r>
-      <w:proofErr w:type="spellStart"/>
-      <w:r>
-        <w:rPr>
-          <w:b/>
-          <w:bCs/>
-          <w:sz w:val="21"/>
-          <w:szCs w:val="21"/>
-        </w:rPr>
-        <w:t>ExecutorOrg</w:t>
-      </w:r>
-      <w:proofErr w:type="spellEnd"/>
-      <w:r>
-        <w:rPr>
-          <w:b/>
-          <w:bCs/>
-          <w:sz w:val="21"/>
-          <w:szCs w:val="21"/>
-        </w:rPr>
-        <w:t>}</w:t>
-      </w:r>
-      <w:r>
-        <w:rPr>
-          <w:sz w:val="21"/>
-          <w:szCs w:val="21"/>
-        </w:rPr>
-        <w:t>,</w:t>
-      </w:r>
-      <w:r>
-        <w:rPr>
-          <w:sz w:val="21"/>
-          <w:szCs w:val="21"/>
-        </w:rPr>
-        <w:t xml:space="preserve"> именуемое в дальнейшем </w:t>
+          <w:sz w:val="22"/>
+          <w:szCs w:val="22"/>
+        </w:rPr>
+        <w:t>{ExecutorOrg}</w:t>
+      </w:r>
+      <w:r>
+        <w:rPr>
+          <w:sz w:val="22"/>
+          <w:szCs w:val="22"/>
+        </w:rPr>
+        <w:t xml:space="preserve">, именуемое в дальнейшем </w:t>
       </w:r>
       <w:r>
         <w:rPr>
           <w:b/>
           <w:i/>
-          <w:sz w:val="21"/>
-          <w:szCs w:val="21"/>
-        </w:rPr>
-        <w:t>«</w:t>
-      </w:r>
-      <w:r>
-        <w:rPr>
-          <w:b/>
-          <w:i/>
-          <w:sz w:val="21"/>
-          <w:szCs w:val="21"/>
-        </w:rPr>
-        <w:t>Исполнитель</w:t>
-      </w:r>
-      <w:r>
-        <w:rPr>
-          <w:b/>
-          <w:i/>
-          <w:sz w:val="21"/>
-          <w:szCs w:val="21"/>
-        </w:rPr>
-        <w:t>»</w:t>
-      </w:r>
-      <w:r>
-        <w:rPr>
-          <w:sz w:val="21"/>
-          <w:szCs w:val="21"/>
+          <w:sz w:val="22"/>
+          <w:szCs w:val="22"/>
+        </w:rPr>
+        <w:t>«Исполнитель»</w:t>
+      </w:r>
+      <w:r>
+        <w:rPr>
+          <w:sz w:val="22"/>
+          <w:szCs w:val="22"/>
         </w:rPr>
         <w:t xml:space="preserve">, в лице </w:t>
       </w:r>
       <w:r>
         <w:rPr>
-          <w:sz w:val="21"/>
-          <w:szCs w:val="21"/>
-        </w:rPr>
-        <w:t>{</w:t>
-      </w:r>
-      <w:proofErr w:type="spellStart"/>
-      <w:r>
-        <w:rPr>
-          <w:sz w:val="21"/>
-          <w:szCs w:val="21"/>
-        </w:rPr>
-        <w:t>ExecutorPosition</w:t>
-      </w:r>
-      <w:proofErr w:type="spellEnd"/>
-      <w:r>
-        <w:rPr>
-          <w:sz w:val="21"/>
-          <w:szCs w:val="21"/>
-        </w:rPr>
-        <w:t>}</w:t>
-      </w:r>
-      <w:r>
-        <w:rPr>
-          <w:sz w:val="21"/>
-          <w:szCs w:val="21"/>
+          <w:sz w:val="22"/>
+          <w:szCs w:val="22"/>
+        </w:rPr>
+        <w:t>{ExecutorPosition}</w:t>
+      </w:r>
+      <w:r>
+        <w:rPr>
+          <w:sz w:val="22"/>
+          <w:szCs w:val="22"/>
           <w:u w:val="single"/>
         </w:rPr>
-        <w:t>{</w:t>
-      </w:r>
-      <w:proofErr w:type="spellStart"/>
-      <w:r>
-        <w:rPr>
-          <w:sz w:val="21"/>
-          <w:szCs w:val="21"/>
-          <w:u w:val="single"/>
-        </w:rPr>
-        <w:t>Executor</w:t>
-      </w:r>
-      <w:r>
-        <w:rPr>
-          <w:sz w:val="21"/>
-          <w:szCs w:val="21"/>
+        <w:t>{Executor</w:t>
+      </w:r>
+      <w:r>
+        <w:rPr>
+          <w:sz w:val="22"/>
+          <w:szCs w:val="22"/>
           <w:u w:val="single"/>
           <w:lang w:val="en-US"/>
         </w:rPr>
         <w:t>FullName</w:t>
       </w:r>
-      <w:proofErr w:type="spellEnd"/>
-      <w:r>
-        <w:rPr>
-          <w:sz w:val="21"/>
-          <w:szCs w:val="21"/>
+      <w:r>
+        <w:rPr>
+          <w:sz w:val="22"/>
+          <w:szCs w:val="22"/>
           <w:u w:val="single"/>
         </w:rPr>
         <w:t>}</w:t>
       </w:r>
       <w:r>
         <w:rPr>
-          <w:sz w:val="21"/>
-          <w:szCs w:val="21"/>
-        </w:rPr>
-        <w:t xml:space="preserve">, действующего на основании </w:t>
-      </w:r>
-      <w:r>
-        <w:rPr>
-          <w:sz w:val="21"/>
-          <w:szCs w:val="21"/>
-        </w:rPr>
-        <w:t>Устава</w:t>
-      </w:r>
-      <w:r>
-        <w:rPr>
-          <w:sz w:val="21"/>
-          <w:szCs w:val="21"/>
-        </w:rPr>
-        <w:t xml:space="preserve">, </w:t>
-      </w:r>
-      <w:r>
-        <w:rPr>
-          <w:sz w:val="21"/>
-          <w:szCs w:val="21"/>
-        </w:rPr>
-        <w:t xml:space="preserve">член саморегулируемой организации </w:t>
-      </w:r>
-      <w:r>
-        <w:rPr>
-          <w:sz w:val="21"/>
-          <w:szCs w:val="21"/>
-        </w:rPr>
-        <w:t>Ассоциация проектировщиков саморегулируемая организация «Объединение проектных организаций «</w:t>
-      </w:r>
-      <w:proofErr w:type="spellStart"/>
-      <w:r>
-        <w:rPr>
-          <w:sz w:val="21"/>
-          <w:szCs w:val="21"/>
-        </w:rPr>
-        <w:t>ЭкспертПроект</w:t>
-      </w:r>
-      <w:proofErr w:type="spellEnd"/>
-      <w:r>
-        <w:rPr>
-          <w:sz w:val="21"/>
-          <w:szCs w:val="21"/>
-        </w:rPr>
-        <w:t>» СРО-П-182-02042013</w:t>
-      </w:r>
-      <w:r>
-        <w:rPr>
-          <w:sz w:val="21"/>
-          <w:szCs w:val="21"/>
-        </w:rPr>
-        <w:t xml:space="preserve"> с 12.01.2018г.</w:t>
-      </w:r>
-      <w:r>
-        <w:rPr>
-          <w:sz w:val="21"/>
-          <w:szCs w:val="21"/>
-        </w:rPr>
-        <w:t>, с</w:t>
-      </w:r>
-      <w:r>
-        <w:rPr>
-          <w:sz w:val="21"/>
-          <w:szCs w:val="21"/>
-        </w:rPr>
-        <w:t xml:space="preserve"> другой стороны, а вместе именуемые «Стороны», заключили настоящ</w:t>
-      </w:r>
-      <w:r>
-        <w:rPr>
-          <w:sz w:val="21"/>
-          <w:szCs w:val="21"/>
+          <w:sz w:val="22"/>
+          <w:szCs w:val="22"/>
+        </w:rPr>
+        <w:t xml:space="preserve">, действующего на основании Устава, </w:t>
+      </w:r>
+      <w:r>
+        <w:rPr>
+          <w:sz w:val="22"/>
+          <w:szCs w:val="22"/>
+        </w:rPr>
+        <w:t>{</w:t>
+      </w:r>
+      <w:r>
+        <w:rPr>
+          <w:sz w:val="22"/>
+          <w:szCs w:val="22"/>
+          <w:lang w:val="en-US"/>
+        </w:rPr>
+        <w:t>SRO</w:t>
+      </w:r>
+      <w:r>
+        <w:rPr>
+          <w:sz w:val="22"/>
+          <w:szCs w:val="22"/>
+        </w:rPr>
+        <w:t>}</w:t>
+      </w:r>
+      <w:r>
+        <w:rPr>
+          <w:sz w:val="22"/>
+          <w:szCs w:val="22"/>
+        </w:rPr>
+        <w:t xml:space="preserve"> заключили настоящ</w:t>
+      </w:r>
+      <w:r>
+        <w:rPr>
+          <w:sz w:val="22"/>
+          <w:szCs w:val="22"/>
         </w:rPr>
         <w:t>ее</w:t>
       </w:r>
       <w:r>
         <w:rPr>
-          <w:sz w:val="21"/>
-          <w:szCs w:val="21"/>
+          <w:sz w:val="22"/>
+          <w:szCs w:val="22"/>
         </w:rPr>
         <w:t xml:space="preserve"> До</w:t>
       </w:r>
       <w:r>
         <w:rPr>
-          <w:sz w:val="21"/>
-          <w:szCs w:val="21"/>
+          <w:sz w:val="22"/>
+          <w:szCs w:val="22"/>
         </w:rPr>
         <w:t>полнительное соглашение</w:t>
       </w:r>
       <w:r>
         <w:rPr>
-          <w:sz w:val="21"/>
-          <w:szCs w:val="21"/>
-        </w:rPr>
-        <w:t xml:space="preserve"> о нижеследующем</w:t>
-      </w:r>
-      <w:r>
-        <w:rPr>
-          <w:sz w:val="21"/>
-          <w:szCs w:val="21"/>
-        </w:rPr>
-        <w:t>:</w:t>
+          <w:sz w:val="22"/>
+          <w:szCs w:val="22"/>
+        </w:rPr>
+        <w:t xml:space="preserve"> о нижеследующем:</w:t>
       </w:r>
     </w:p>
     <w:p>
@@ -745,8 +617,8 @@
         <w:jc w:val="both"/>
         <w:rPr>
           <w:color w:val="000000"/>
-          <w:sz w:val="21"/>
-          <w:szCs w:val="21"/>
+          <w:sz w:val="22"/>
+          <w:szCs w:val="22"/>
         </w:rPr>
       </w:pPr>
     </w:p>
@@ -755,49 +627,49 @@
         <w:ind w:firstLine="426"/>
         <w:jc w:val="both"/>
         <w:rPr>
-          <w:sz w:val="21"/>
-          <w:szCs w:val="21"/>
-        </w:rPr>
-      </w:pPr>
-      <w:r>
-        <w:rPr>
-          <w:sz w:val="21"/>
-          <w:szCs w:val="21"/>
+          <w:sz w:val="22"/>
+          <w:szCs w:val="22"/>
+        </w:rPr>
+      </w:pPr>
+      <w:r>
+        <w:rPr>
+          <w:sz w:val="22"/>
+          <w:szCs w:val="22"/>
         </w:rPr>
         <w:t>1.</w:t>
       </w:r>
       <w:r>
         <w:rPr>
-          <w:sz w:val="21"/>
-          <w:szCs w:val="21"/>
+          <w:sz w:val="22"/>
+          <w:szCs w:val="22"/>
         </w:rPr>
         <w:t xml:space="preserve"> </w:t>
       </w:r>
       <w:r>
         <w:rPr>
-          <w:sz w:val="21"/>
-          <w:szCs w:val="21"/>
+          <w:sz w:val="22"/>
+          <w:szCs w:val="22"/>
         </w:rPr>
         <w:t xml:space="preserve">Заказчик поручает, а Исполнитель принимает на себя обязательства по </w:t>
       </w:r>
       <w:r>
         <w:rPr>
-          <w:sz w:val="21"/>
-          <w:szCs w:val="21"/>
+          <w:sz w:val="22"/>
+          <w:szCs w:val="22"/>
         </w:rPr>
         <w:t xml:space="preserve">выполнению дополнительных работ по </w:t>
       </w:r>
       <w:r>
         <w:rPr>
-          <w:sz w:val="21"/>
-          <w:szCs w:val="21"/>
+          <w:sz w:val="22"/>
+          <w:szCs w:val="22"/>
         </w:rPr>
         <w:t>разработке проектной документации</w:t>
       </w:r>
       <w:r>
         <w:rPr>
-          <w:sz w:val="21"/>
-          <w:szCs w:val="21"/>
+          <w:sz w:val="22"/>
+          <w:szCs w:val="22"/>
         </w:rPr>
         <w:t xml:space="preserve"> для объекта Заказчика, находящегося по адресу: </w:t>
       </w:r>
@@ -852,8 +724,8 @@
       <w:pPr>
         <w:jc w:val="both"/>
         <w:rPr>
-          <w:sz w:val="21"/>
-          <w:szCs w:val="21"/>
+          <w:sz w:val="22"/>
+          <w:szCs w:val="22"/>
         </w:rPr>
       </w:pPr>
     </w:p>
@@ -861,89 +733,52 @@
       <w:pPr>
         <w:jc w:val="both"/>
         <w:rPr>
-          <w:sz w:val="21"/>
-          <w:szCs w:val="21"/>
-        </w:rPr>
-      </w:pPr>
-      <w:r>
-        <w:rPr>
-          <w:sz w:val="21"/>
-          <w:szCs w:val="21"/>
+          <w:sz w:val="22"/>
+          <w:szCs w:val="22"/>
+        </w:rPr>
+      </w:pPr>
+      <w:r>
+        <w:rPr>
+          <w:sz w:val="22"/>
+          <w:szCs w:val="22"/>
         </w:rPr>
         <w:t>О</w:t>
       </w:r>
       <w:r>
         <w:rPr>
-          <w:sz w:val="21"/>
-          <w:szCs w:val="21"/>
-        </w:rPr>
-        <w:t xml:space="preserve">бщая площадь </w:t>
-      </w:r>
-      <w:r>
-        <w:rPr>
-          <w:sz w:val="21"/>
-          <w:szCs w:val="21"/>
-        </w:rPr>
-        <w:t xml:space="preserve">проектируемого </w:t>
-      </w:r>
-      <w:r>
-        <w:rPr>
-          <w:sz w:val="21"/>
-          <w:szCs w:val="21"/>
-        </w:rPr>
-        <w:t xml:space="preserve">помещения </w:t>
-      </w:r>
-      <w:r>
-        <w:rPr>
-          <w:sz w:val="21"/>
-          <w:szCs w:val="21"/>
+          <w:sz w:val="22"/>
+          <w:szCs w:val="22"/>
+        </w:rPr>
+        <w:t xml:space="preserve">бщая площадь проектируемого помещения </w:t>
+      </w:r>
+      <w:r>
+        <w:rPr>
+          <w:sz w:val="22"/>
+          <w:szCs w:val="22"/>
         </w:rPr>
         <w:t>{</w:t>
       </w:r>
       <w:r>
         <w:rPr>
-          <w:sz w:val="21"/>
-          <w:szCs w:val="21"/>
+          <w:sz w:val="22"/>
+          <w:szCs w:val="22"/>
           <w:lang w:val="en-US"/>
         </w:rPr>
         <w:t>Square</w:t>
       </w:r>
       <w:r>
         <w:rPr>
-          <w:sz w:val="21"/>
-          <w:szCs w:val="21"/>
+          <w:sz w:val="22"/>
+          <w:szCs w:val="22"/>
         </w:rPr>
         <w:t>}</w:t>
       </w:r>
       <w:r>
         <w:rPr>
-          <w:sz w:val="21"/>
-          <w:szCs w:val="21"/>
-        </w:rPr>
-        <w:t xml:space="preserve"> </w:t>
-      </w:r>
-      <w:proofErr w:type="spellStart"/>
-      <w:r>
-        <w:rPr>
-          <w:sz w:val="21"/>
-          <w:szCs w:val="21"/>
-        </w:rPr>
-        <w:t>кв.м</w:t>
-      </w:r>
-      <w:proofErr w:type="spellEnd"/>
-      <w:r>
-        <w:rPr>
-          <w:sz w:val="21"/>
-          <w:szCs w:val="21"/>
-        </w:rPr>
-        <w:t>., а</w:t>
-      </w:r>
-      <w:r>
-        <w:rPr>
-          <w:sz w:val="21"/>
-          <w:szCs w:val="21"/>
-        </w:rPr>
-        <w:t xml:space="preserve"> Заказчик обязуется принять и оплатить результат работ Исполнителя. </w:t>
+          <w:sz w:val="22"/>
+          <w:szCs w:val="22"/>
+        </w:rPr>
+        <w:t xml:space="preserve"> кв.м., а Заказчик обязуется принять и оплатить результат работ Исполнителя. </w:t>
       </w:r>
     </w:p>
     <w:p>
@@ -951,72 +786,58 @@
         <w:ind w:firstLine="360"/>
         <w:jc w:val="both"/>
         <w:rPr>
-          <w:sz w:val="21"/>
-          <w:szCs w:val="21"/>
-        </w:rPr>
-      </w:pPr>
-      <w:r>
-        <w:rPr>
-          <w:sz w:val="21"/>
-          <w:szCs w:val="21"/>
+          <w:sz w:val="22"/>
+          <w:szCs w:val="22"/>
+        </w:rPr>
+      </w:pPr>
+      <w:r>
+        <w:rPr>
+          <w:sz w:val="22"/>
+          <w:szCs w:val="22"/>
         </w:rPr>
         <w:t xml:space="preserve">2. В </w:t>
       </w:r>
       <w:r>
         <w:rPr>
-          <w:sz w:val="21"/>
-          <w:szCs w:val="21"/>
+          <w:sz w:val="22"/>
+          <w:szCs w:val="22"/>
         </w:rPr>
         <w:t>состав работ</w:t>
       </w:r>
       <w:r>
         <w:rPr>
-          <w:sz w:val="21"/>
-          <w:szCs w:val="21"/>
+          <w:sz w:val="22"/>
+          <w:szCs w:val="22"/>
         </w:rPr>
         <w:t xml:space="preserve"> по настоящему До</w:t>
       </w:r>
       <w:r>
         <w:rPr>
-          <w:sz w:val="21"/>
-          <w:szCs w:val="21"/>
+          <w:sz w:val="22"/>
+          <w:szCs w:val="22"/>
         </w:rPr>
         <w:t>полнительному соглашению</w:t>
       </w:r>
       <w:r>
         <w:rPr>
-          <w:sz w:val="21"/>
-          <w:szCs w:val="21"/>
+          <w:sz w:val="22"/>
+          <w:szCs w:val="22"/>
         </w:rPr>
         <w:t xml:space="preserve"> включа</w:t>
       </w:r>
       <w:r>
         <w:rPr>
-          <w:sz w:val="21"/>
-          <w:szCs w:val="21"/>
+          <w:sz w:val="22"/>
+          <w:szCs w:val="22"/>
         </w:rPr>
         <w:t>ю</w:t>
       </w:r>
       <w:r>
         <w:rPr>
-          <w:sz w:val="21"/>
-          <w:szCs w:val="21"/>
-        </w:rPr>
-        <w:t>тся</w:t>
-      </w:r>
-      <w:r>
-        <w:rPr>
-          <w:sz w:val="21"/>
-          <w:szCs w:val="21"/>
-        </w:rPr>
-        <w:t xml:space="preserve"> проекты в стадии «Рабочая документация»</w:t>
-      </w:r>
-      <w:r>
-        <w:rPr>
-          <w:sz w:val="21"/>
-          <w:szCs w:val="21"/>
-        </w:rPr>
-        <w:t xml:space="preserve">: </w:t>
+          <w:sz w:val="22"/>
+          <w:szCs w:val="22"/>
+        </w:rPr>
+        <w:t xml:space="preserve">тся проекты в стадии «Рабочая документация»: </w:t>
       </w:r>
     </w:p>
     <w:p>
@@ -1024,30 +845,30 @@
         <w:ind w:firstLine="360"/>
         <w:jc w:val="both"/>
         <w:rPr>
-          <w:sz w:val="21"/>
-          <w:szCs w:val="21"/>
+          <w:sz w:val="22"/>
+          <w:szCs w:val="22"/>
         </w:rPr>
       </w:pPr>
       <w:bookmarkStart w:id="5" w:name="ВИЗ"/>
       <w:r>
         <w:rPr>
-          <w:sz w:val="21"/>
-          <w:szCs w:val="21"/>
+          <w:sz w:val="22"/>
+          <w:szCs w:val="22"/>
         </w:rPr>
         <w:t>{</w:t>
       </w:r>
       <w:r>
         <w:rPr>
-          <w:sz w:val="21"/>
-          <w:szCs w:val="21"/>
+          <w:sz w:val="22"/>
+          <w:szCs w:val="22"/>
           <w:lang w:val="en-US"/>
         </w:rPr>
         <w:t>Services</w:t>
       </w:r>
       <w:r>
         <w:rPr>
-          <w:sz w:val="21"/>
-          <w:szCs w:val="21"/>
+          <w:sz w:val="22"/>
+          <w:szCs w:val="22"/>
         </w:rPr>
         <w:t>}</w:t>
       </w:r>
@@ -1058,35 +879,35 @@
         <w:ind w:firstLine="360"/>
         <w:jc w:val="both"/>
         <w:rPr>
-          <w:sz w:val="21"/>
-          <w:szCs w:val="21"/>
-        </w:rPr>
-      </w:pPr>
-      <w:r>
-        <w:rPr>
-          <w:sz w:val="21"/>
-          <w:szCs w:val="21"/>
+          <w:sz w:val="22"/>
+          <w:szCs w:val="22"/>
+        </w:rPr>
+      </w:pPr>
+      <w:r>
+        <w:rPr>
+          <w:sz w:val="22"/>
+          <w:szCs w:val="22"/>
         </w:rPr>
         <w:t>Вышеуказанная проектная</w:t>
       </w:r>
       <w:r>
         <w:rPr>
-          <w:sz w:val="21"/>
-          <w:szCs w:val="21"/>
+          <w:sz w:val="22"/>
+          <w:szCs w:val="22"/>
         </w:rPr>
         <w:t xml:space="preserve"> </w:t>
       </w:r>
       <w:r>
         <w:rPr>
-          <w:sz w:val="21"/>
-          <w:szCs w:val="21"/>
+          <w:sz w:val="22"/>
+          <w:szCs w:val="22"/>
         </w:rPr>
         <w:t>документация должна</w:t>
       </w:r>
       <w:r>
         <w:rPr>
-          <w:sz w:val="21"/>
-          <w:szCs w:val="21"/>
+          <w:sz w:val="22"/>
+          <w:szCs w:val="22"/>
         </w:rPr>
         <w:t xml:space="preserve"> быть выполнена в соответствии с требованиями СНиП.</w:t>
       </w:r>
@@ -1096,32 +917,16 @@
         <w:ind w:firstLine="360"/>
         <w:jc w:val="both"/>
         <w:rPr>
-          <w:sz w:val="21"/>
-          <w:szCs w:val="21"/>
-        </w:rPr>
-      </w:pPr>
-      <w:r>
-        <w:rPr>
-          <w:sz w:val="21"/>
-          <w:szCs w:val="21"/>
-        </w:rPr>
-        <w:t xml:space="preserve">Проектная документация должна быть выполнена и передана в электронном виде формат </w:t>
-      </w:r>
-      <w:proofErr w:type="spellStart"/>
-      <w:r>
-        <w:rPr>
-          <w:sz w:val="21"/>
-          <w:szCs w:val="21"/>
-        </w:rPr>
-        <w:t>Pdf</w:t>
-      </w:r>
-      <w:proofErr w:type="spellEnd"/>
-      <w:r>
-        <w:rPr>
-          <w:sz w:val="21"/>
-          <w:szCs w:val="21"/>
-        </w:rPr>
-        <w:t>.</w:t>
+          <w:sz w:val="22"/>
+          <w:szCs w:val="22"/>
+        </w:rPr>
+      </w:pPr>
+      <w:r>
+        <w:rPr>
+          <w:sz w:val="22"/>
+          <w:szCs w:val="22"/>
+        </w:rPr>
+        <w:t>Проектная документация должна быть выполнена и передана в электронном виде формат Pdf.</w:t>
       </w:r>
     </w:p>
     <w:p>
@@ -1129,136 +934,139 @@
         <w:ind w:firstLine="340"/>
         <w:jc w:val="both"/>
         <w:rPr>
-          <w:sz w:val="20"/>
-          <w:szCs w:val="20"/>
-        </w:rPr>
-      </w:pPr>
-      <w:r>
-        <w:rPr>
-          <w:sz w:val="21"/>
-          <w:szCs w:val="21"/>
+          <w:sz w:val="22"/>
+          <w:szCs w:val="22"/>
+        </w:rPr>
+      </w:pPr>
+      <w:r>
+        <w:rPr>
+          <w:sz w:val="22"/>
+          <w:szCs w:val="22"/>
         </w:rPr>
         <w:t>3.</w:t>
       </w:r>
       <w:r>
         <w:rPr>
           <w:bCs/>
-          <w:sz w:val="21"/>
-          <w:szCs w:val="21"/>
+          <w:sz w:val="22"/>
+          <w:szCs w:val="22"/>
         </w:rPr>
         <w:t xml:space="preserve"> </w:t>
       </w:r>
       <w:r>
         <w:rPr>
           <w:bCs/>
-          <w:sz w:val="21"/>
-          <w:szCs w:val="21"/>
+          <w:sz w:val="22"/>
+          <w:szCs w:val="22"/>
         </w:rPr>
         <w:t xml:space="preserve">Общая стоимость работ, указанных в п. 2. настоящего </w:t>
       </w:r>
       <w:r>
         <w:rPr>
           <w:bCs/>
-          <w:sz w:val="21"/>
-          <w:szCs w:val="21"/>
-        </w:rPr>
-        <w:t>До</w:t>
+          <w:sz w:val="22"/>
+          <w:szCs w:val="22"/>
+        </w:rPr>
+        <w:t>Дополнительного соглашения</w:t>
       </w:r>
       <w:r>
         <w:rPr>
           <w:bCs/>
-          <w:sz w:val="21"/>
-          <w:szCs w:val="21"/>
-        </w:rPr>
-        <w:t>полнительного соглашения</w:t>
-      </w:r>
-      <w:r>
-        <w:rPr>
-          <w:bCs/>
-          <w:sz w:val="21"/>
-          <w:szCs w:val="21"/>
+          <w:sz w:val="22"/>
+          <w:szCs w:val="22"/>
         </w:rPr>
         <w:t xml:space="preserve"> составляет </w:t>
       </w:r>
       <w:r>
         <w:rPr>
-          <w:sz w:val="20"/>
-          <w:szCs w:val="20"/>
+          <w:sz w:val="22"/>
+          <w:szCs w:val="22"/>
         </w:rPr>
         <w:t>{</w:t>
       </w:r>
       <w:r>
         <w:rPr>
-          <w:sz w:val="20"/>
-          <w:szCs w:val="20"/>
+          <w:sz w:val="22"/>
+          <w:szCs w:val="22"/>
           <w:lang w:val="en-US"/>
         </w:rPr>
         <w:t>Price</w:t>
       </w:r>
       <w:r>
         <w:rPr>
-          <w:sz w:val="20"/>
-          <w:szCs w:val="20"/>
+          <w:sz w:val="22"/>
+          <w:szCs w:val="22"/>
+        </w:rPr>
+        <w:t xml:space="preserve">} </w:t>
+      </w:r>
+      <w:commentRangeStart w:id="6"/>
+      <w:r>
+        <w:rPr>
+          <w:sz w:val="22"/>
+          <w:szCs w:val="22"/>
+        </w:rPr>
+        <w:t>({</w:t>
+      </w:r>
+      <w:r>
+        <w:rPr>
+          <w:sz w:val="22"/>
+          <w:szCs w:val="22"/>
+          <w:lang w:val="en-US"/>
+        </w:rPr>
+        <w:t>FullPrice</w:t>
+      </w:r>
+      <w:r>
+        <w:rPr>
+          <w:sz w:val="22"/>
+          <w:szCs w:val="22"/>
+        </w:rPr>
+        <w:t>}) рублей, {</w:t>
+      </w:r>
+      <w:r>
+        <w:rPr>
+          <w:sz w:val="22"/>
+          <w:szCs w:val="22"/>
+          <w:lang w:val="en-US"/>
+        </w:rPr>
+        <w:t>NDSExist</w:t>
+      </w:r>
+      <w:r>
+        <w:rPr>
+          <w:sz w:val="22"/>
+          <w:szCs w:val="22"/>
+        </w:rPr>
+        <w:t>}{</w:t>
+      </w:r>
+      <w:r>
+        <w:rPr>
+          <w:sz w:val="22"/>
+          <w:szCs w:val="22"/>
+          <w:lang w:val="en-US"/>
+        </w:rPr>
+        <w:t>NDSNotExist</w:t>
+      </w:r>
+      <w:r>
+        <w:rPr>
+          <w:sz w:val="22"/>
+          <w:szCs w:val="22"/>
         </w:rPr>
         <w:t>}</w:t>
       </w:r>
-      <w:r>
-        <w:rPr>
-          <w:sz w:val="20"/>
-          <w:szCs w:val="20"/>
-        </w:rPr>
-        <w:t xml:space="preserve"> ({</w:t>
-      </w:r>
-      <w:proofErr w:type="spellStart"/>
-      <w:r>
-        <w:rPr>
-          <w:sz w:val="20"/>
-          <w:szCs w:val="20"/>
-          <w:lang w:val="en-US"/>
-        </w:rPr>
-        <w:t>FullPrice</w:t>
-      </w:r>
-      <w:proofErr w:type="spellEnd"/>
-      <w:r>
-        <w:rPr>
-          <w:sz w:val="20"/>
-          <w:szCs w:val="20"/>
-        </w:rPr>
-        <w:t>}) рублей, {</w:t>
-      </w:r>
-      <w:proofErr w:type="spellStart"/>
-      <w:r>
-        <w:rPr>
-          <w:sz w:val="20"/>
-          <w:szCs w:val="20"/>
-          <w:lang w:val="en-US"/>
-        </w:rPr>
-        <w:t>NDSExist</w:t>
-      </w:r>
-      <w:proofErr w:type="spellEnd"/>
-      <w:r>
-        <w:rPr>
-          <w:sz w:val="20"/>
-          <w:szCs w:val="20"/>
-        </w:rPr>
-        <w:t>}{</w:t>
-      </w:r>
-      <w:proofErr w:type="spellStart"/>
-      <w:r>
-        <w:rPr>
-          <w:sz w:val="20"/>
-          <w:szCs w:val="20"/>
-          <w:lang w:val="en-US"/>
-        </w:rPr>
-        <w:t>NDSNotExist</w:t>
-      </w:r>
-      <w:proofErr w:type="spellEnd"/>
-      <w:r>
-        <w:rPr>
-          <w:sz w:val="20"/>
-          <w:szCs w:val="20"/>
-        </w:rPr>
-        <w:t>}.</w:t>
+      <w:commentRangeEnd w:id="6"/>
+      <w:r>
+        <w:rPr>
+          <w:rStyle w:val="ad"/>
+          <w:sz w:val="22"/>
+          <w:szCs w:val="22"/>
+        </w:rPr>
+        <w:commentReference w:id="6"/>
+      </w:r>
+      <w:r>
+        <w:rPr>
+          <w:sz w:val="22"/>
+          <w:szCs w:val="22"/>
+        </w:rPr>
+        <w:t>.</w:t>
       </w:r>
     </w:p>
     <w:p>
@@ -1267,15 +1075,15 @@
         <w:jc w:val="both"/>
         <w:rPr>
           <w:bCs/>
-          <w:sz w:val="21"/>
-          <w:szCs w:val="21"/>
+          <w:sz w:val="22"/>
+          <w:szCs w:val="22"/>
         </w:rPr>
       </w:pPr>
       <w:r>
         <w:rPr>
           <w:bCs/>
-          <w:sz w:val="21"/>
-          <w:szCs w:val="21"/>
+          <w:sz w:val="22"/>
+          <w:szCs w:val="22"/>
         </w:rPr>
         <w:t>4. Порядок расчетов:</w:t>
       </w:r>
@@ -1288,39 +1096,23 @@
         <w:ind w:firstLine="426"/>
         <w:jc w:val="both"/>
         <w:rPr>
-          <w:sz w:val="21"/>
-          <w:szCs w:val="21"/>
-        </w:rPr>
-      </w:pPr>
-      <w:r>
-        <w:rPr>
-          <w:sz w:val="21"/>
-          <w:szCs w:val="21"/>
+          <w:sz w:val="22"/>
+          <w:szCs w:val="22"/>
+        </w:rPr>
+      </w:pPr>
+      <w:r>
+        <w:rPr>
+          <w:sz w:val="22"/>
+          <w:szCs w:val="22"/>
         </w:rPr>
         <w:t xml:space="preserve">4.1. </w:t>
       </w:r>
       <w:r>
         <w:rPr>
-          <w:sz w:val="21"/>
-          <w:szCs w:val="21"/>
-        </w:rPr>
-        <w:t>{</w:t>
-      </w:r>
-      <w:proofErr w:type="spellStart"/>
-      <w:r>
-        <w:rPr>
-          <w:sz w:val="21"/>
-          <w:szCs w:val="21"/>
-        </w:rPr>
-        <w:t>Calculations</w:t>
-      </w:r>
-      <w:proofErr w:type="spellEnd"/>
-      <w:r>
-        <w:rPr>
-          <w:sz w:val="21"/>
-          <w:szCs w:val="21"/>
-        </w:rPr>
-        <w:t>}</w:t>
+          <w:sz w:val="22"/>
+          <w:szCs w:val="22"/>
+        </w:rPr>
+        <w:t>{Calculations}</w:t>
       </w:r>
     </w:p>
     <w:p>
@@ -1331,14 +1123,14 @@
         <w:ind w:firstLine="426"/>
         <w:jc w:val="both"/>
         <w:rPr>
-          <w:sz w:val="21"/>
-          <w:szCs w:val="21"/>
-        </w:rPr>
-      </w:pPr>
-      <w:r>
-        <w:rPr>
-          <w:sz w:val="21"/>
-          <w:szCs w:val="21"/>
+          <w:sz w:val="22"/>
+          <w:szCs w:val="22"/>
+        </w:rPr>
+      </w:pPr>
+      <w:r>
+        <w:rPr>
+          <w:sz w:val="22"/>
+          <w:szCs w:val="22"/>
         </w:rPr>
         <w:t>4.2. Общая стоимость работ, указанная в п. 3 настоящего Дополнительного соглашения, может быть изменена только при поручении Заказчиком выполнения Исполнителем дополнительных работ или изменения технического задания и/или исходных данных, повлекших дополнительные расходы Исполнителя. В этом случае изменение цены настоящего Дополнительного соглашения согласуется обеими Сторонами и оформляется письменно.</w:t>
       </w:r>
@@ -1351,57 +1143,114 @@
         <w:ind w:firstLine="426"/>
         <w:jc w:val="both"/>
         <w:rPr>
-          <w:sz w:val="21"/>
-          <w:szCs w:val="21"/>
-        </w:rPr>
-      </w:pPr>
-      <w:r>
-        <w:rPr>
-          <w:sz w:val="21"/>
-          <w:szCs w:val="21"/>
-        </w:rPr>
-        <w:t>5</w:t>
-      </w:r>
-      <w:r>
-        <w:rPr>
-          <w:sz w:val="21"/>
-          <w:szCs w:val="21"/>
-        </w:rPr>
-        <w:t xml:space="preserve">. Проектная документация должна быть предоставлена Заказчику в течение </w:t>
-      </w:r>
-      <w:r>
-        <w:rPr>
-          <w:sz w:val="21"/>
-          <w:szCs w:val="21"/>
+          <w:sz w:val="22"/>
+          <w:szCs w:val="22"/>
+        </w:rPr>
+      </w:pPr>
+      <w:r>
+        <w:rPr>
+          <w:b/>
+          <w:noProof/>
+          <w:color w:val="000000"/>
+          <w:sz w:val="22"/>
+          <w:szCs w:val="22"/>
+        </w:rPr>
+        <w:drawing>
+          <wp:anchor distT="0" distB="0" distL="114300" distR="114300" simplePos="0" relativeHeight="251661312" behindDoc="0" locked="0" layoutInCell="1" allowOverlap="1" wp14:anchorId="7DE782E7" wp14:editId="1E40123D">
+            <wp:simplePos x="0" y="0"/>
+            <wp:positionH relativeFrom="column">
+              <wp:posOffset>-833120</wp:posOffset>
+            </wp:positionH>
+            <wp:positionV relativeFrom="paragraph">
+              <wp:posOffset>2068195</wp:posOffset>
+            </wp:positionV>
+            <wp:extent cx="2122170" cy="2171065"/>
+            <wp:effectExtent l="0" t="0" r="0" b="0"/>
+            <wp:wrapNone/>
+            <wp:docPr id="5" name="Рисунок 5"/>
+            <wp:cNvGraphicFramePr>
+              <a:graphicFrameLocks xmlns:a="http://schemas.openxmlformats.org/drawingml/2006/main" noChangeAspect="1"/>
+            </wp:cNvGraphicFramePr>
+            <a:graphic xmlns:a="http://schemas.openxmlformats.org/drawingml/2006/main">
+              <a:graphicData uri="http://schemas.openxmlformats.org/drawingml/2006/picture">
+                <pic:pic xmlns:pic="http://schemas.openxmlformats.org/drawingml/2006/picture">
+                  <pic:nvPicPr>
+                    <pic:cNvPr id="0" name="печать ЮС Про.png"/>
+                    <pic:cNvPicPr/>
+                  </pic:nvPicPr>
+                  <pic:blipFill>
+                    <a:blip r:embed="rId10">
+                      <a:extLst>
+                        <a:ext uri="{28A0092B-C50C-407E-A947-70E740481C1C}">
+                          <a14:useLocalDpi xmlns:a14="http://schemas.microsoft.com/office/drawing/2010/main" val="0"/>
+                        </a:ext>
+                      </a:extLst>
+                    </a:blip>
+                    <a:stretch>
+                      <a:fillRect/>
+                    </a:stretch>
+                  </pic:blipFill>
+                  <pic:spPr>
+                    <a:xfrm>
+                      <a:off x="0" y="0"/>
+                      <a:ext cx="2122170" cy="2171065"/>
+                    </a:xfrm>
+                    <a:prstGeom prst="rect">
+                      <a:avLst/>
+                    </a:prstGeom>
+                  </pic:spPr>
+                </pic:pic>
+              </a:graphicData>
+            </a:graphic>
+            <wp14:sizeRelH relativeFrom="page">
+              <wp14:pctWidth>0</wp14:pctWidth>
+            </wp14:sizeRelH>
+            <wp14:sizeRelV relativeFrom="page">
+              <wp14:pctHeight>0</wp14:pctHeight>
+            </wp14:sizeRelV>
+          </wp:anchor>
+        </w:drawing>
+      </w:r>
+      <w:r>
+        <w:rPr>
+          <w:sz w:val="22"/>
+          <w:szCs w:val="22"/>
+        </w:rPr>
+        <w:t xml:space="preserve">5. Проектная документация должна быть предоставлена Заказчику в течение </w:t>
+      </w:r>
+      <w:r>
+        <w:rPr>
+          <w:sz w:val="22"/>
+          <w:szCs w:val="22"/>
         </w:rPr>
         <w:t>{</w:t>
       </w:r>
       <w:r>
         <w:rPr>
-          <w:sz w:val="21"/>
-          <w:szCs w:val="21"/>
+          <w:sz w:val="22"/>
+          <w:szCs w:val="22"/>
           <w:lang w:val="en-US"/>
         </w:rPr>
         <w:t>Deadline</w:t>
       </w:r>
       <w:r>
         <w:rPr>
-          <w:sz w:val="21"/>
-          <w:szCs w:val="21"/>
+          <w:sz w:val="22"/>
+          <w:szCs w:val="22"/>
         </w:rPr>
         <w:t>}</w:t>
       </w:r>
       <w:r>
         <w:rPr>
-          <w:sz w:val="21"/>
-          <w:szCs w:val="21"/>
+          <w:sz w:val="22"/>
+          <w:szCs w:val="22"/>
         </w:rPr>
         <w:t xml:space="preserve"> рабочих дней </w:t>
       </w:r>
       <w:r>
         <w:rPr>
-          <w:sz w:val="21"/>
-          <w:szCs w:val="21"/>
+          <w:sz w:val="22"/>
+          <w:szCs w:val="22"/>
         </w:rPr>
         <w:t>с момента получения от Заказчика исходной документации на данный объект и перечисления Заказчиком аванса за работу.</w:t>
       </w:r>
@@ -1414,36 +1263,29 @@
         <w:ind w:firstLine="426"/>
         <w:jc w:val="both"/>
         <w:rPr>
-          <w:sz w:val="21"/>
-          <w:szCs w:val="21"/>
-        </w:rPr>
-      </w:pPr>
-      <w:r>
-        <w:rPr>
-          <w:sz w:val="21"/>
-          <w:szCs w:val="21"/>
+          <w:sz w:val="22"/>
+          <w:szCs w:val="22"/>
+        </w:rPr>
+      </w:pPr>
+      <w:r>
+        <w:rPr>
+          <w:sz w:val="22"/>
+          <w:szCs w:val="22"/>
         </w:rPr>
         <w:t>6</w:t>
       </w:r>
       <w:r>
         <w:rPr>
-          <w:sz w:val="21"/>
-          <w:szCs w:val="21"/>
-        </w:rPr>
-        <w:t>. Настоящее Дополни</w:t>
-      </w:r>
-      <w:r>
-        <w:rPr>
-          <w:sz w:val="21"/>
-          <w:szCs w:val="21"/>
-        </w:rPr>
-        <w:t xml:space="preserve">тельное Соглашение является неотъемлемой частью Договора № </w:t>
+          <w:sz w:val="22"/>
+          <w:szCs w:val="22"/>
+        </w:rPr>
+        <w:t xml:space="preserve">. Настоящее Дополнительное Соглашение является неотъемлемой частью Договора № </w:t>
       </w:r>
       <w:r>
         <w:rPr>
           <w:b/>
-          <w:sz w:val="21"/>
-          <w:szCs w:val="21"/>
+          <w:sz w:val="22"/>
+          <w:szCs w:val="22"/>
           <w:lang w:val="en-US"/>
         </w:rPr>
         <w:t>US</w:t>
@@ -1451,120 +1293,171 @@
       <w:r>
         <w:rPr>
           <w:b/>
-          <w:sz w:val="21"/>
-          <w:szCs w:val="21"/>
+          <w:sz w:val="22"/>
+          <w:szCs w:val="22"/>
         </w:rPr>
         <w:t>Р-</w:t>
       </w:r>
-      <w:bookmarkStart w:id="6" w:name="Номер_договора2"/>
+      <w:bookmarkStart w:id="7" w:name="Номер_договора2"/>
       <w:r>
         <w:rPr>
           <w:b/>
-          <w:sz w:val="21"/>
-          <w:szCs w:val="21"/>
+          <w:sz w:val="22"/>
+          <w:szCs w:val="22"/>
         </w:rPr>
         <w:t>{</w:t>
       </w:r>
-      <w:proofErr w:type="spellStart"/>
       <w:r>
         <w:rPr>
           <w:b/>
-          <w:sz w:val="21"/>
-          <w:szCs w:val="21"/>
+          <w:sz w:val="22"/>
+          <w:szCs w:val="22"/>
           <w:lang w:val="en-US"/>
         </w:rPr>
         <w:t>ContractNumber</w:t>
       </w:r>
-      <w:proofErr w:type="spellEnd"/>
       <w:r>
         <w:rPr>
           <w:b/>
-          <w:sz w:val="21"/>
-          <w:szCs w:val="21"/>
+          <w:sz w:val="22"/>
+          <w:szCs w:val="22"/>
         </w:rPr>
         <w:t>}</w:t>
       </w:r>
       <w:r>
         <w:rPr>
           <w:b/>
-          <w:sz w:val="21"/>
-          <w:szCs w:val="21"/>
+          <w:sz w:val="22"/>
+          <w:szCs w:val="22"/>
         </w:rPr>
         <w:t xml:space="preserve"> </w:t>
       </w:r>
-      <w:bookmarkEnd w:id="6"/>
-      <w:r>
-        <w:rPr>
-          <w:sz w:val="21"/>
-          <w:szCs w:val="21"/>
+      <w:bookmarkEnd w:id="7"/>
+      <w:r>
+        <w:rPr>
+          <w:sz w:val="22"/>
+          <w:szCs w:val="22"/>
         </w:rPr>
         <w:t xml:space="preserve">от </w:t>
       </w:r>
       <w:r>
         <w:rPr>
-          <w:sz w:val="21"/>
-          <w:szCs w:val="21"/>
+          <w:sz w:val="22"/>
+          <w:szCs w:val="22"/>
         </w:rPr>
         <w:t>{</w:t>
       </w:r>
-      <w:proofErr w:type="spellStart"/>
-      <w:r>
-        <w:rPr>
-          <w:sz w:val="21"/>
-          <w:szCs w:val="21"/>
+      <w:r>
+        <w:rPr>
+          <w:sz w:val="22"/>
+          <w:szCs w:val="22"/>
           <w:lang w:val="en-US"/>
         </w:rPr>
         <w:t>ContractDate</w:t>
       </w:r>
-      <w:proofErr w:type="spellEnd"/>
-      <w:r>
-        <w:rPr>
-          <w:sz w:val="21"/>
-          <w:szCs w:val="21"/>
+      <w:r>
+        <w:rPr>
+          <w:sz w:val="22"/>
+          <w:szCs w:val="22"/>
         </w:rPr>
         <w:t>}</w:t>
       </w:r>
       <w:r>
         <w:rPr>
-          <w:sz w:val="21"/>
-          <w:szCs w:val="21"/>
-        </w:rPr>
-        <w:t xml:space="preserve"> года, заключенного между</w:t>
-      </w:r>
-      <w:r>
-        <w:rPr>
-          <w:sz w:val="21"/>
-          <w:szCs w:val="21"/>
-        </w:rPr>
-        <w:t xml:space="preserve"> Сторонами, и вступает в силу с момента его подписания обеими Сторонами.</w:t>
+          <w:sz w:val="22"/>
+          <w:szCs w:val="22"/>
+        </w:rPr>
+        <w:t xml:space="preserve"> года, заключенного между Сторонами, и вступает в силу с момента его подписания обеими Сторонами.</w:t>
       </w:r>
     </w:p>
     <w:p>
       <w:pPr>
         <w:ind w:firstLine="426"/>
         <w:rPr>
-          <w:sz w:val="21"/>
-          <w:szCs w:val="21"/>
-        </w:rPr>
-      </w:pPr>
-      <w:r>
-        <w:rPr>
-          <w:sz w:val="21"/>
-          <w:szCs w:val="21"/>
+          <w:sz w:val="22"/>
+          <w:szCs w:val="22"/>
+        </w:rPr>
+      </w:pPr>
+      <w:r>
+        <w:rPr>
+          <w:noProof/>
+          <w:sz w:val="22"/>
+          <w:szCs w:val="22"/>
+        </w:rPr>
+        <w:drawing>
+          <wp:anchor distT="0" distB="0" distL="114300" distR="114300" simplePos="0" relativeHeight="251659264" behindDoc="1" locked="0" layoutInCell="1" allowOverlap="1" wp14:anchorId="354CD638" wp14:editId="573D7682">
+            <wp:simplePos x="0" y="0"/>
+            <wp:positionH relativeFrom="column">
+              <wp:posOffset>-98277</wp:posOffset>
+            </wp:positionH>
+            <wp:positionV relativeFrom="paragraph">
+              <wp:posOffset>243279</wp:posOffset>
+            </wp:positionV>
+            <wp:extent cx="1633220" cy="1386205"/>
+            <wp:effectExtent l="0" t="0" r="0" b="0"/>
+            <wp:wrapNone/>
+            <wp:docPr id="4" name="Рисунок 4"/>
+            <wp:cNvGraphicFramePr>
+              <a:graphicFrameLocks xmlns:a="http://schemas.openxmlformats.org/drawingml/2006/main" noChangeAspect="1"/>
+            </wp:cNvGraphicFramePr>
+            <a:graphic xmlns:a="http://schemas.openxmlformats.org/drawingml/2006/main">
+              <a:graphicData uri="http://schemas.openxmlformats.org/drawingml/2006/picture">
+                <pic:pic xmlns:pic="http://schemas.openxmlformats.org/drawingml/2006/picture">
+                  <pic:nvPicPr>
+                    <pic:cNvPr id="0" name="Подпись.png"/>
+                    <pic:cNvPicPr/>
+                  </pic:nvPicPr>
+                  <pic:blipFill>
+                    <a:blip r:embed="rId11">
+                      <a:extLst>
+                        <a:ext uri="{28A0092B-C50C-407E-A947-70E740481C1C}">
+                          <a14:useLocalDpi xmlns:a14="http://schemas.microsoft.com/office/drawing/2010/main" val="0"/>
+                        </a:ext>
+                      </a:extLst>
+                    </a:blip>
+                    <a:stretch>
+                      <a:fillRect/>
+                    </a:stretch>
+                  </pic:blipFill>
+                  <pic:spPr>
+                    <a:xfrm>
+                      <a:off x="0" y="0"/>
+                      <a:ext cx="1633220" cy="1386205"/>
+                    </a:xfrm>
+                    <a:prstGeom prst="rect">
+                      <a:avLst/>
+                    </a:prstGeom>
+                  </pic:spPr>
+                </pic:pic>
+              </a:graphicData>
+            </a:graphic>
+            <wp14:sizeRelH relativeFrom="page">
+              <wp14:pctWidth>0</wp14:pctWidth>
+            </wp14:sizeRelH>
+            <wp14:sizeRelV relativeFrom="page">
+              <wp14:pctHeight>0</wp14:pctHeight>
+            </wp14:sizeRelV>
+          </wp:anchor>
+        </w:drawing>
+      </w:r>
+      <w:r>
+        <w:rPr>
+          <w:sz w:val="22"/>
+          <w:szCs w:val="22"/>
         </w:rPr>
         <w:t>7</w:t>
       </w:r>
       <w:r>
         <w:rPr>
-          <w:sz w:val="21"/>
-          <w:szCs w:val="21"/>
+          <w:sz w:val="22"/>
+          <w:szCs w:val="22"/>
         </w:rPr>
         <w:t>. Настоящее Дополнительное Соглашение составлено в двух экземплярах, имеющих одинаковую юридическую силу, по одному для каждой из Сторон</w:t>
       </w:r>
       <w:r>
         <w:rPr>
-          <w:sz w:val="21"/>
-          <w:szCs w:val="21"/>
+          <w:sz w:val="22"/>
+          <w:szCs w:val="22"/>
         </w:rPr>
         <w:t>.</w:t>
       </w:r>
@@ -1573,8 +1466,8 @@
       <w:pPr>
         <w:ind w:firstLine="426"/>
         <w:rPr>
-          <w:sz w:val="21"/>
-          <w:szCs w:val="21"/>
+          <w:sz w:val="22"/>
+          <w:szCs w:val="22"/>
         </w:rPr>
       </w:pPr>
     </w:p>
@@ -1609,27 +1502,209 @@
               <w:jc w:val="center"/>
               <w:rPr>
                 <w:noProof/>
+                <w:sz w:val="22"/>
+                <w:szCs w:val="22"/>
               </w:rPr>
             </w:pPr>
             <w:r>
               <w:rPr>
                 <w:b/>
-                <w:bCs/>
+                <w:color w:val="000000"/>
+                <w:sz w:val="22"/>
+                <w:szCs w:val="22"/>
+              </w:rPr>
+              <w:t>ИСПОЛНИТЕЛЬ</w:t>
+            </w:r>
+            <w:r>
+              <w:rPr>
                 <w:noProof/>
+                <w:sz w:val="22"/>
+                <w:szCs w:val="22"/>
+              </w:rPr>
+              <w:t xml:space="preserve"> </w:t>
+            </w:r>
+          </w:p>
+          <w:p>
+            <w:pPr>
+              <w:autoSpaceDE w:val="0"/>
+              <w:autoSpaceDN w:val="0"/>
+              <w:adjustRightInd w:val="0"/>
+              <w:rPr>
+                <w:noProof/>
+                <w:sz w:val="22"/>
+                <w:szCs w:val="22"/>
+              </w:rPr>
+            </w:pPr>
+          </w:p>
+          <w:p>
+            <w:pPr>
+              <w:autoSpaceDE w:val="0"/>
+              <w:autoSpaceDN w:val="0"/>
+              <w:adjustRightInd w:val="0"/>
+              <w:rPr>
+                <w:noProof/>
+                <w:sz w:val="22"/>
+                <w:szCs w:val="22"/>
+              </w:rPr>
+            </w:pPr>
+            <w:bookmarkStart w:id="8" w:name="Исполнитель_должность_подпись"/>
+            <w:r>
+              <w:rPr>
+                <w:b/>
+                <w:color w:val="000000"/>
+                <w:sz w:val="22"/>
+                <w:szCs w:val="22"/>
+              </w:rPr>
+              <w:t>Генеральный директор</w:t>
+            </w:r>
+            <w:bookmarkEnd w:id="8"/>
+            <w:r>
+              <w:rPr>
+                <w:noProof/>
+                <w:sz w:val="22"/>
+                <w:szCs w:val="22"/>
+              </w:rPr>
+              <w:t xml:space="preserve"> </w:t>
+            </w:r>
+          </w:p>
+          <w:p>
+            <w:pPr>
+              <w:autoSpaceDE w:val="0"/>
+              <w:autoSpaceDN w:val="0"/>
+              <w:adjustRightInd w:val="0"/>
+              <w:rPr>
+                <w:noProof/>
+                <w:sz w:val="22"/>
+                <w:szCs w:val="22"/>
+              </w:rPr>
+            </w:pPr>
+            <w:r>
+              <w:rPr>
+                <w:noProof/>
+                <w:sz w:val="22"/>
+                <w:szCs w:val="22"/>
+                <w:u w:val="single"/>
+              </w:rPr>
+              <w:t xml:space="preserve">                       </w:t>
+            </w:r>
+            <w:r>
+              <w:rPr>
+                <w:noProof/>
+                <w:sz w:val="22"/>
+                <w:szCs w:val="22"/>
+                <w:u w:val="single"/>
+              </w:rPr>
+              <w:t xml:space="preserve"> </w:t>
+            </w:r>
+            <w:r>
+              <w:rPr>
+                <w:noProof/>
+                <w:sz w:val="22"/>
+                <w:szCs w:val="22"/>
+                <w:u w:val="single"/>
+              </w:rPr>
+              <w:t xml:space="preserve">    </w:t>
+            </w:r>
+            <w:r>
+              <w:rPr>
+                <w:noProof/>
+                <w:sz w:val="22"/>
+                <w:szCs w:val="22"/>
+              </w:rPr>
+              <w:t>{</w:t>
+            </w:r>
+            <w:r>
+              <w:rPr>
+                <w:noProof/>
+                <w:sz w:val="22"/>
+                <w:szCs w:val="22"/>
+                <w:lang w:val="en-US"/>
+              </w:rPr>
+              <w:t>ExecutorShortName</w:t>
+            </w:r>
+            <w:r>
+              <w:rPr>
+                <w:noProof/>
+                <w:sz w:val="22"/>
+                <w:szCs w:val="22"/>
+              </w:rPr>
+              <w:t>}</w:t>
+            </w:r>
+            <w:r>
+              <w:rPr>
+                <w:noProof/>
+                <w:sz w:val="22"/>
+                <w:szCs w:val="22"/>
+              </w:rPr>
+              <w:t xml:space="preserve"> </w:t>
+            </w:r>
+            <w:bookmarkStart w:id="9" w:name="Исполнитель_колонт"/>
+            <w:r>
+              <w:rPr>
+                <w:noProof/>
+                <w:sz w:val="22"/>
+                <w:szCs w:val="22"/>
+              </w:rPr>
+              <w:t xml:space="preserve"> </w:t>
+            </w:r>
+            <w:bookmarkEnd w:id="9"/>
+          </w:p>
+          <w:p>
+            <w:pPr>
+              <w:autoSpaceDE w:val="0"/>
+              <w:autoSpaceDN w:val="0"/>
+              <w:adjustRightInd w:val="0"/>
+              <w:jc w:val="center"/>
+              <w:rPr>
+                <w:noProof/>
+                <w:sz w:val="22"/>
+                <w:szCs w:val="22"/>
+              </w:rPr>
+            </w:pPr>
+            <w:bookmarkStart w:id="10" w:name="Директор_лев"/>
+            <w:r>
+              <w:rPr>
+                <w:noProof/>
+                <w:sz w:val="22"/>
+                <w:szCs w:val="22"/>
+              </w:rPr>
+              <w:t xml:space="preserve"> </w:t>
+            </w:r>
+            <w:bookmarkEnd w:id="10"/>
+          </w:p>
+          <w:p>
+            <w:pPr>
+              <w:autoSpaceDE w:val="0"/>
+              <w:autoSpaceDN w:val="0"/>
+              <w:adjustRightInd w:val="0"/>
+              <w:jc w:val="center"/>
+              <w:rPr>
+                <w:noProof/>
+                <w:sz w:val="22"/>
+                <w:szCs w:val="22"/>
+              </w:rPr>
+            </w:pPr>
+            <w:r>
+              <w:rPr>
+                <w:b/>
+                <w:noProof/>
+                <w:color w:val="000000"/>
+                <w:sz w:val="22"/>
+                <w:szCs w:val="22"/>
               </w:rPr>
               <w:drawing>
-                <wp:anchor distT="0" distB="0" distL="114300" distR="114300" simplePos="0" relativeHeight="251658240" behindDoc="1" locked="0" layoutInCell="1" allowOverlap="1" wp14:anchorId="1DB4326F" wp14:editId="7C702337">
+                <wp:anchor distT="0" distB="0" distL="114300" distR="114300" simplePos="0" relativeHeight="251662336" behindDoc="0" locked="0" layoutInCell="1" allowOverlap="1" wp14:anchorId="4D7A727F" wp14:editId="1B086BC1">
                   <wp:simplePos x="0" y="0"/>
                   <wp:positionH relativeFrom="column">
-                    <wp:posOffset>-517288</wp:posOffset>
+                    <wp:posOffset>1026160</wp:posOffset>
                   </wp:positionH>
                   <wp:positionV relativeFrom="paragraph">
-                    <wp:posOffset>-454626</wp:posOffset>
+                    <wp:posOffset>54610</wp:posOffset>
                   </wp:positionV>
-                  <wp:extent cx="2415540" cy="1685290"/>
+                  <wp:extent cx="1857375" cy="1830705"/>
                   <wp:effectExtent l="0" t="0" r="0" b="0"/>
                   <wp:wrapNone/>
-                  <wp:docPr id="2" name="Рисунок 2"/>
+                  <wp:docPr id="10" name="Рисунок 10"/>
                   <wp:cNvGraphicFramePr>
                     <a:graphicFrameLocks xmlns:a="http://schemas.openxmlformats.org/drawingml/2006/main" noChangeAspect="1"/>
                   </wp:cNvGraphicFramePr>
@@ -1637,33 +1712,41 @@
                     <a:graphicData uri="http://schemas.openxmlformats.org/drawingml/2006/picture">
                       <pic:pic xmlns:pic="http://schemas.openxmlformats.org/drawingml/2006/picture">
                         <pic:nvPicPr>
-                          <pic:cNvPr id="0" name="Picture 2"/>
-                          <pic:cNvPicPr>
-                            <a:picLocks noChangeAspect="1" noChangeArrowheads="1"/>
-                          </pic:cNvPicPr>
+                          <pic:cNvPr id="0" name="img7.png"/>
+                          <pic:cNvPicPr/>
                         </pic:nvPicPr>
                         <pic:blipFill>
-                          <a:blip r:embed="rId7">
+                          <a:blip r:embed="rId12" cstate="print">
                             <a:extLst>
+                              <a:ext uri="{BEBA8EAE-BF5A-486C-A8C5-ECC9F3942E4B}">
+                                <a14:imgProps xmlns:a14="http://schemas.microsoft.com/office/drawing/2010/main">
+                                  <a14:imgLayer r:embed="rId13">
+                                    <a14:imgEffect>
+                                      <a14:colorTemperature colorTemp="7200"/>
+                                    </a14:imgEffect>
+                                    <a14:imgEffect>
+                                      <a14:saturation sat="400000"/>
+                                    </a14:imgEffect>
+                                  </a14:imgLayer>
+                                </a14:imgProps>
+                              </a:ext>
                               <a:ext uri="{28A0092B-C50C-407E-A947-70E740481C1C}">
                                 <a14:useLocalDpi xmlns:a14="http://schemas.microsoft.com/office/drawing/2010/main" val="0"/>
                               </a:ext>
                             </a:extLst>
                           </a:blip>
-                          <a:srcRect/>
                           <a:stretch>
                             <a:fillRect/>
                           </a:stretch>
                         </pic:blipFill>
-                        <pic:spPr bwMode="auto">
-                          <a:xfrm>
+                        <pic:spPr>
+                          <a:xfrm rot="5400000">
                             <a:off x="0" y="0"/>
-                            <a:ext cx="2415540" cy="1685290"/>
+                            <a:ext cx="1857375" cy="1830705"/>
                           </a:xfrm>
                           <a:prstGeom prst="rect">
                             <a:avLst/>
                           </a:prstGeom>
-                          <a:noFill/>
                         </pic:spPr>
                       </pic:pic>
                     </a:graphicData>
@@ -1677,155 +1760,6 @@
                 </wp:anchor>
               </w:drawing>
             </w:r>
-            <w:r>
-              <w:rPr>
-                <w:b/>
-                <w:color w:val="000000"/>
-                <w:sz w:val="20"/>
-                <w:szCs w:val="20"/>
-              </w:rPr>
-              <w:t>ИСПОЛНИТЕЛЬ</w:t>
-            </w:r>
-            <w:r>
-              <w:rPr>
-                <w:noProof/>
-              </w:rPr>
-              <w:t xml:space="preserve"> </w:t>
-            </w:r>
-          </w:p>
-          <w:p>
-            <w:pPr>
-              <w:autoSpaceDE w:val="0"/>
-              <w:autoSpaceDN w:val="0"/>
-              <w:adjustRightInd w:val="0"/>
-              <w:rPr>
-                <w:noProof/>
-              </w:rPr>
-            </w:pPr>
-          </w:p>
-          <w:p>
-            <w:pPr>
-              <w:autoSpaceDE w:val="0"/>
-              <w:autoSpaceDN w:val="0"/>
-              <w:adjustRightInd w:val="0"/>
-              <w:rPr>
-                <w:noProof/>
-              </w:rPr>
-            </w:pPr>
-            <w:bookmarkStart w:id="7" w:name="Исполнитель_должность_подпись"/>
-            <w:r>
-              <w:rPr>
-                <w:b/>
-                <w:color w:val="000000"/>
-                <w:sz w:val="20"/>
-                <w:szCs w:val="20"/>
-              </w:rPr>
-              <w:t>Генеральный директор</w:t>
-            </w:r>
-            <w:bookmarkEnd w:id="7"/>
-            <w:r>
-              <w:rPr>
-                <w:noProof/>
-              </w:rPr>
-              <w:t xml:space="preserve"> </w:t>
-            </w:r>
-          </w:p>
-          <w:p>
-            <w:pPr>
-              <w:autoSpaceDE w:val="0"/>
-              <w:autoSpaceDN w:val="0"/>
-              <w:adjustRightInd w:val="0"/>
-              <w:rPr>
-                <w:noProof/>
-              </w:rPr>
-            </w:pPr>
-            <w:r>
-              <w:rPr>
-                <w:noProof/>
-                <w:u w:val="single"/>
-              </w:rPr>
-              <w:t xml:space="preserve">                       </w:t>
-            </w:r>
-            <w:r>
-              <w:rPr>
-                <w:noProof/>
-                <w:u w:val="single"/>
-                <w:lang w:val="en-US"/>
-              </w:rPr>
-              <w:t xml:space="preserve"> </w:t>
-            </w:r>
-            <w:r>
-              <w:rPr>
-                <w:noProof/>
-                <w:u w:val="single"/>
-              </w:rPr>
-              <w:t xml:space="preserve">    </w:t>
-            </w:r>
-            <w:r>
-              <w:rPr>
-                <w:noProof/>
-              </w:rPr>
-              <w:t>{</w:t>
-            </w:r>
-            <w:r>
-              <w:rPr>
-                <w:noProof/>
-                <w:lang w:val="en-US"/>
-              </w:rPr>
-              <w:t>ExecutorShortName</w:t>
-            </w:r>
-            <w:r>
-              <w:rPr>
-                <w:noProof/>
-              </w:rPr>
-              <w:t>}</w:t>
-            </w:r>
-            <w:r>
-              <w:rPr>
-                <w:noProof/>
-              </w:rPr>
-              <w:t xml:space="preserve"> </w:t>
-            </w:r>
-            <w:bookmarkStart w:id="8" w:name="Исполнитель_колонт"/>
-            <w:r>
-              <w:rPr>
-                <w:noProof/>
-                <w:sz w:val="22"/>
-                <w:szCs w:val="22"/>
-              </w:rPr>
-              <w:t xml:space="preserve"> </w:t>
-            </w:r>
-            <w:bookmarkEnd w:id="8"/>
-          </w:p>
-          <w:p>
-            <w:pPr>
-              <w:autoSpaceDE w:val="0"/>
-              <w:autoSpaceDN w:val="0"/>
-              <w:adjustRightInd w:val="0"/>
-              <w:jc w:val="center"/>
-              <w:rPr>
-                <w:noProof/>
-              </w:rPr>
-            </w:pPr>
-            <w:bookmarkStart w:id="9" w:name="Директор_лев"/>
-            <w:r>
-              <w:rPr>
-                <w:noProof/>
-              </w:rPr>
-              <w:t xml:space="preserve"> </w:t>
-            </w:r>
-            <w:bookmarkEnd w:id="9"/>
-          </w:p>
-          <w:p>
-            <w:pPr>
-              <w:autoSpaceDE w:val="0"/>
-              <w:autoSpaceDN w:val="0"/>
-              <w:adjustRightInd w:val="0"/>
-              <w:jc w:val="center"/>
-              <w:rPr>
-                <w:noProof/>
-              </w:rPr>
-            </w:pPr>
           </w:p>
           <w:p>
             <w:pPr>
@@ -1834,15 +1768,15 @@
               <w:adjustRightInd w:val="0"/>
               <w:rPr>
                 <w:b/>
-                <w:sz w:val="20"/>
-                <w:szCs w:val="20"/>
+                <w:sz w:val="22"/>
+                <w:szCs w:val="22"/>
               </w:rPr>
             </w:pPr>
             <w:r>
               <w:rPr>
                 <w:b/>
-                <w:sz w:val="20"/>
-                <w:szCs w:val="20"/>
+                <w:sz w:val="22"/>
+                <w:szCs w:val="22"/>
               </w:rPr>
               <w:t>М.П.</w:t>
             </w:r>
@@ -1860,20 +1794,24 @@
               <w:jc w:val="center"/>
               <w:rPr>
                 <w:noProof/>
+                <w:sz w:val="22"/>
+                <w:szCs w:val="22"/>
               </w:rPr>
             </w:pPr>
             <w:r>
               <w:rPr>
                 <w:b/>
                 <w:color w:val="000000"/>
-                <w:sz w:val="20"/>
-                <w:szCs w:val="20"/>
+                <w:sz w:val="22"/>
+                <w:szCs w:val="22"/>
               </w:rPr>
               <w:t>ЗАКАЗЧИК</w:t>
             </w:r>
             <w:r>
               <w:rPr>
                 <w:noProof/>
+                <w:sz w:val="22"/>
+                <w:szCs w:val="22"/>
               </w:rPr>
               <w:t xml:space="preserve"> </w:t>
             </w:r>
@@ -1885,6 +1823,8 @@
               <w:adjustRightInd w:val="0"/>
               <w:rPr>
                 <w:noProof/>
+                <w:sz w:val="22"/>
+                <w:szCs w:val="22"/>
               </w:rPr>
             </w:pPr>
           </w:p>
@@ -1895,30 +1835,38 @@
               <w:adjustRightInd w:val="0"/>
               <w:rPr>
                 <w:noProof/>
+                <w:sz w:val="22"/>
+                <w:szCs w:val="22"/>
               </w:rPr>
             </w:pPr>
-            <w:bookmarkStart w:id="10" w:name="Заказчик_должность_подпись"/>
+            <w:bookmarkStart w:id="11" w:name="Заказчик_должность_подпись"/>
+            <w:commentRangeStart w:id="12"/>
             <w:r>
               <w:rPr>
                 <w:b/>
                 <w:color w:val="000000"/>
-                <w:sz w:val="20"/>
-                <w:szCs w:val="20"/>
+                <w:sz w:val="22"/>
+                <w:szCs w:val="22"/>
               </w:rPr>
               <w:t>Генеральный директор</w:t>
             </w:r>
-            <w:bookmarkEnd w:id="10"/>
+            <w:bookmarkEnd w:id="11"/>
             <w:r>
               <w:rPr>
                 <w:noProof/>
+                <w:sz w:val="22"/>
+                <w:szCs w:val="22"/>
               </w:rPr>
-              <w:t xml:space="preserve"> </w:t>
+              <w:t xml:space="preserve">  </w:t>
             </w:r>
+            <w:commentRangeEnd w:id="12"/>
             <w:r>
               <w:rPr>
-                <w:noProof/>
+                <w:rStyle w:val="ad"/>
+                <w:sz w:val="22"/>
+                <w:szCs w:val="22"/>
               </w:rPr>
-              <w:t xml:space="preserve"> </w:t>
+              <w:commentReference w:id="12"/>
             </w:r>
           </w:p>
           <w:p>
@@ -1928,6 +1876,8 @@
               <w:adjustRightInd w:val="0"/>
               <w:rPr>
                 <w:noProof/>
+                <w:sz w:val="22"/>
+                <w:szCs w:val="22"/>
               </w:rPr>
             </w:pPr>
             <w:r>
@@ -1935,7 +1885,6 @@
                 <w:sz w:val="22"/>
                 <w:szCs w:val="22"/>
                 <w:u w:val="single"/>
-                <w:lang w:val="en-US"/>
               </w:rPr>
               <w:t xml:space="preserve">                                     </w:t>
             </w:r>
@@ -1946,16 +1895,14 @@
               </w:rPr>
               <w:t>{</w:t>
             </w:r>
-            <w:proofErr w:type="spellStart"/>
             <w:r>
               <w:rPr>
-                <w:sz w:val="21"/>
-                <w:szCs w:val="21"/>
+                <w:sz w:val="22"/>
+                <w:szCs w:val="22"/>
                 <w:lang w:val="en-US"/>
               </w:rPr>
               <w:t>ClientShortName</w:t>
             </w:r>
-            <w:proofErr w:type="spellEnd"/>
             <w:r>
               <w:rPr>
                 <w:sz w:val="22"/>
@@ -1966,10 +1913,12 @@
             <w:r>
               <w:rPr>
                 <w:noProof/>
+                <w:sz w:val="22"/>
+                <w:szCs w:val="22"/>
               </w:rPr>
               <w:t xml:space="preserve"> </w:t>
             </w:r>
-            <w:bookmarkStart w:id="11" w:name="Заказчик_колонт"/>
+            <w:bookmarkStart w:id="13" w:name="Заказчик_колонт"/>
             <w:r>
               <w:rPr>
                 <w:noProof/>
@@ -1978,7 +1927,7 @@
               </w:rPr>
               <w:t xml:space="preserve"> </w:t>
             </w:r>
-            <w:bookmarkEnd w:id="11"/>
+            <w:bookmarkEnd w:id="13"/>
           </w:p>
           <w:p>
             <w:pPr>
@@ -1991,7 +1940,7 @@
                 <w:szCs w:val="22"/>
               </w:rPr>
             </w:pPr>
-            <w:bookmarkStart w:id="12" w:name="Директор"/>
+            <w:bookmarkStart w:id="14" w:name="Директор"/>
             <w:r>
               <w:rPr>
                 <w:sz w:val="22"/>
@@ -1999,7 +1948,7 @@
               </w:rPr>
               <w:t xml:space="preserve"> </w:t>
             </w:r>
-            <w:bookmarkEnd w:id="12"/>
+            <w:bookmarkEnd w:id="14"/>
           </w:p>
           <w:p>
             <w:pPr>
@@ -2020,15 +1969,15 @@
               <w:adjustRightInd w:val="0"/>
               <w:rPr>
                 <w:b/>
-                <w:sz w:val="20"/>
-                <w:szCs w:val="20"/>
+                <w:sz w:val="22"/>
+                <w:szCs w:val="22"/>
               </w:rPr>
             </w:pPr>
             <w:r>
               <w:rPr>
                 <w:b/>
-                <w:sz w:val="20"/>
-                <w:szCs w:val="20"/>
+                <w:sz w:val="22"/>
+                <w:szCs w:val="22"/>
               </w:rPr>
               <w:t>М.П.</w:t>
             </w:r>
@@ -2042,18 +1991,18 @@
         <w:rPr>
           <w:b/>
           <w:color w:val="000000"/>
-          <w:sz w:val="20"/>
-          <w:szCs w:val="20"/>
+          <w:sz w:val="22"/>
+          <w:szCs w:val="22"/>
         </w:rPr>
       </w:pPr>
     </w:p>
     <w:sectPr>
-      <w:headerReference w:type="even" r:id="rId8"/>
-      <w:headerReference w:type="default" r:id="rId9"/>
-      <w:footerReference w:type="even" r:id="rId10"/>
-      <w:footerReference w:type="default" r:id="rId11"/>
-      <w:headerReference w:type="first" r:id="rId12"/>
-      <w:footerReference w:type="first" r:id="rId13"/>
+      <w:headerReference w:type="even" r:id="rId14"/>
+      <w:headerReference w:type="default" r:id="rId15"/>
+      <w:footerReference w:type="even" r:id="rId16"/>
+      <w:footerReference w:type="default" r:id="rId17"/>
+      <w:headerReference w:type="first" r:id="rId18"/>
+      <w:footerReference w:type="first" r:id="rId19"/>
       <w:pgSz w:w="11906" w:h="16838" w:code="9"/>
       <w:pgMar w:top="1134" w:right="567" w:bottom="680" w:left="1361" w:header="142" w:footer="567" w:gutter="0"/>
       <w:cols w:space="708"/>
@@ -2063,8 +2012,77 @@
 </w:document>
 </file>
 
+<file path=word/comments.xml><?xml version="1.0" encoding="utf-8"?>
+<w:comments xmlns:wpc="http://schemas.microsoft.com/office/word/2010/wordprocessingCanvas" xmlns:cx="http://schemas.microsoft.com/office/drawing/2014/chartex" xmlns:cx1="http://schemas.microsoft.com/office/drawing/2015/9/8/chartex" xmlns:cx2="http://schemas.microsoft.com/office/drawing/2015/10/21/chartex" xmlns:cx3="http://schemas.microsoft.com/office/drawing/2016/5/9/chartex" xmlns:cx4="http://schemas.microsoft.com/office/drawing/2016/5/10/chartex" xmlns:cx5="http://schemas.microsoft.com/office/drawing/2016/5/11/chartex" xmlns:cx6="http://schemas.microsoft.com/office/drawing/2016/5/12/chartex" xmlns:cx7="http://schemas.microsoft.com/office/drawing/2016/5/13/chartex" xmlns:cx8="http://schemas.microsoft.com/office/drawing/2016/5/14/chartex" xmlns:mc="http://schemas.openxmlformats.org/markup-compatibility/2006" xmlns:aink="http://schemas.microsoft.com/office/drawing/2016/ink" xmlns:am3d="http://schemas.microsoft.com/office/drawing/2017/model3d" xmlns:o="urn:schemas-microsoft-com:office:office" xmlns:oel="http://schemas.microsoft.com/office/2019/extlst" xmlns:r="http://schemas.openxmlformats.org/officeDocument/2006/relationships" xmlns:m="http://schemas.openxmlformats.org/officeDocument/2006/math" xmlns:v="urn:schemas-microsoft-com:vml" xmlns:wp14="http://schemas.microsoft.com/office/word/2010/wordprocessingDrawing" xmlns:wp="http://schemas.openxmlformats.org/drawingml/2006/wordprocessingDrawing" xmlns:w10="urn:schemas-microsoft-com:office:word" xmlns:w="http://schemas.openxmlformats.org/wordprocessingml/2006/main" xmlns:w14="http://schemas.microsoft.com/office/word/2010/wordml" xmlns:w15="http://schemas.microsoft.com/office/word/2012/wordml" xmlns:w16cex="http://schemas.microsoft.com/office/word/2018/wordml/cex" xmlns:w16cid="http://schemas.microsoft.com/office/word/2016/wordml/cid" xmlns:w16="http://schemas.microsoft.com/office/word/2018/wordml" xmlns:w16sdtdh="http://schemas.microsoft.com/office/word/2020/wordml/sdtdatahash" xmlns:w16se="http://schemas.microsoft.com/office/word/2015/wordml/symex" xmlns:wpg="http://schemas.microsoft.com/office/word/2010/wordprocessingGroup" xmlns:wpi="http://schemas.microsoft.com/office/word/2010/wordprocessingInk" xmlns:wne="http://schemas.microsoft.com/office/word/2006/wordml" xmlns:wps="http://schemas.microsoft.com/office/word/2010/wordprocessingShape" mc:Ignorable="w14 w15 w16se w16cid w16 w16cex w16sdtdh wp14">
+  <w:comment w:id="1" w:author="user" w:date="2025-04-18T17:49:00Z" w:initials="u">
+    <w:p>
+      <w:pPr>
+        <w:pStyle w:val="af"/>
+      </w:pPr>
+      <w:r>
+        <w:rPr>
+          <w:rStyle w:val="ad"/>
+        </w:rPr>
+        <w:annotationRef/>
+      </w:r>
+      <w:r>
+        <w:t xml:space="preserve">Если ИП то убрать , а так проверить </w:t>
+      </w:r>
+    </w:p>
+  </w:comment>
+  <w:comment w:id="6" w:author="user" w:date="2025-07-08T10:41:00Z" w:initials="u">
+    <w:p>
+      <w:pPr>
+        <w:pStyle w:val="af"/>
+      </w:pPr>
+      <w:r>
+        <w:rPr>
+          <w:rStyle w:val="ad"/>
+        </w:rPr>
+        <w:annotationRef/>
+      </w:r>
+      <w:r>
+        <w:t>НДС</w:t>
+      </w:r>
+    </w:p>
+  </w:comment>
+  <w:comment w:id="12" w:author="user" w:date="2025-04-18T17:48:00Z" w:initials="u">
+    <w:p>
+      <w:pPr>
+        <w:pStyle w:val="af"/>
+      </w:pPr>
+      <w:r>
+        <w:rPr>
+          <w:rStyle w:val="ad"/>
+        </w:rPr>
+        <w:annotationRef/>
+      </w:r>
+      <w:r>
+        <w:t xml:space="preserve">Если ИП то убрать </w:t>
+      </w:r>
+    </w:p>
+  </w:comment>
+</w:comments>
+</file>
+
+<file path=word/commentsExtended.xml><?xml version="1.0" encoding="utf-8"?>
+<w15:commentsEx xmlns:wpc="http://schemas.microsoft.com/office/word/2010/wordprocessingCanvas" xmlns:cx="http://schemas.microsoft.com/office/drawing/2014/chartex" xmlns:cx1="http://schemas.microsoft.com/office/drawing/2015/9/8/chartex" xmlns:cx2="http://schemas.microsoft.com/office/drawing/2015/10/21/chartex" xmlns:cx3="http://schemas.microsoft.com/office/drawing/2016/5/9/chartex" xmlns:cx4="http://schemas.microsoft.com/office/drawing/2016/5/10/chartex" xmlns:cx5="http://schemas.microsoft.com/office/drawing/2016/5/11/chartex" xmlns:cx6="http://schemas.microsoft.com/office/drawing/2016/5/12/chartex" xmlns:cx7="http://schemas.microsoft.com/office/drawing/2016/5/13/chartex" xmlns:cx8="http://schemas.microsoft.com/office/drawing/2016/5/14/chartex" xmlns:mc="http://schemas.openxmlformats.org/markup-compatibility/2006" xmlns:aink="http://schemas.microsoft.com/office/drawing/2016/ink" xmlns:am3d="http://schemas.microsoft.com/office/drawing/2017/model3d" xmlns:o="urn:schemas-microsoft-com:office:office" xmlns:oel="http://schemas.microsoft.com/office/2019/extlst" xmlns:r="http://schemas.openxmlformats.org/officeDocument/2006/relationships" xmlns:m="http://schemas.openxmlformats.org/officeDocument/2006/math" xmlns:v="urn:schemas-microsoft-com:vml" xmlns:wp14="http://schemas.microsoft.com/office/word/2010/wordprocessingDrawing" xmlns:wp="http://schemas.openxmlformats.org/drawingml/2006/wordprocessingDrawing" xmlns:w10="urn:schemas-microsoft-com:office:word" xmlns:w="http://schemas.openxmlformats.org/wordprocessingml/2006/main" xmlns:w14="http://schemas.microsoft.com/office/word/2010/wordml" xmlns:w15="http://schemas.microsoft.com/office/word/2012/wordml" xmlns:w16cex="http://schemas.microsoft.com/office/word/2018/wordml/cex" xmlns:w16cid="http://schemas.microsoft.com/office/word/2016/wordml/cid" xmlns:w16="http://schemas.microsoft.com/office/word/2018/wordml" xmlns:w16sdtdh="http://schemas.microsoft.com/office/word/2020/wordml/sdtdatahash" xmlns:w16se="http://schemas.microsoft.com/office/word/2015/wordml/symex" xmlns:wpg="http://schemas.microsoft.com/office/word/2010/wordprocessingGroup" xmlns:wpi="http://schemas.microsoft.com/office/word/2010/wordprocessingInk" xmlns:wne="http://schemas.microsoft.com/office/word/2006/wordml" xmlns:wps="http://schemas.microsoft.com/office/word/2010/wordprocessingShape" mc:Ignorable="w14 w15 w16se w16cid w16 w16cex w16sdtdh wp14">
+  <w15:commentEx w15:paraId="7B81A532" w15:done="0"/>
+  <w15:commentEx w15:paraId="44EF276B" w15:done="0"/>
+  <w15:commentEx w15:paraId="35D9E5AA" w15:done="0"/>
+</w15:commentsEx>
+</file>
+
+<file path=word/commentsIds.xml><?xml version="1.0" encoding="utf-8"?>
+<w16cid:commentsIds xmlns:wpc="http://schemas.microsoft.com/office/word/2010/wordprocessingCanvas" xmlns:cx="http://schemas.microsoft.com/office/drawing/2014/chartex" xmlns:cx1="http://schemas.microsoft.com/office/drawing/2015/9/8/chartex" xmlns:cx2="http://schemas.microsoft.com/office/drawing/2015/10/21/chartex" xmlns:cx3="http://schemas.microsoft.com/office/drawing/2016/5/9/chartex" xmlns:cx4="http://schemas.microsoft.com/office/drawing/2016/5/10/chartex" xmlns:cx5="http://schemas.microsoft.com/office/drawing/2016/5/11/chartex" xmlns:cx6="http://schemas.microsoft.com/office/drawing/2016/5/12/chartex" xmlns:cx7="http://schemas.microsoft.com/office/drawing/2016/5/13/chartex" xmlns:cx8="http://schemas.microsoft.com/office/drawing/2016/5/14/chartex" xmlns:mc="http://schemas.openxmlformats.org/markup-compatibility/2006" xmlns:aink="http://schemas.microsoft.com/office/drawing/2016/ink" xmlns:am3d="http://schemas.microsoft.com/office/drawing/2017/model3d" xmlns:o="urn:schemas-microsoft-com:office:office" xmlns:oel="http://schemas.microsoft.com/office/2019/extlst" xmlns:r="http://schemas.openxmlformats.org/officeDocument/2006/relationships" xmlns:m="http://schemas.openxmlformats.org/officeDocument/2006/math" xmlns:v="urn:schemas-microsoft-com:vml" xmlns:wp14="http://schemas.microsoft.com/office/word/2010/wordprocessingDrawing" xmlns:wp="http://schemas.openxmlformats.org/drawingml/2006/wordprocessingDrawing" xmlns:w10="urn:schemas-microsoft-com:office:word" xmlns:w="http://schemas.openxmlformats.org/wordprocessingml/2006/main" xmlns:w14="http://schemas.microsoft.com/office/word/2010/wordml" xmlns:w15="http://schemas.microsoft.com/office/word/2012/wordml" xmlns:w16cex="http://schemas.microsoft.com/office/word/2018/wordml/cex" xmlns:w16cid="http://schemas.microsoft.com/office/word/2016/wordml/cid" xmlns:w16="http://schemas.microsoft.com/office/word/2018/wordml" xmlns:w16sdtdh="http://schemas.microsoft.com/office/word/2020/wordml/sdtdatahash" xmlns:w16se="http://schemas.microsoft.com/office/word/2015/wordml/symex" xmlns:wpg="http://schemas.microsoft.com/office/word/2010/wordprocessingGroup" xmlns:wpi="http://schemas.microsoft.com/office/word/2010/wordprocessingInk" xmlns:wne="http://schemas.microsoft.com/office/word/2006/wordml" xmlns:wps="http://schemas.microsoft.com/office/word/2010/wordprocessingShape" mc:Ignorable="w14 w15 w16se w16cid w16 w16cex w16sdtdh wp14">
+  <w16cid:commentId w16cid:paraId="7B81A532" w16cid:durableId="2823F552"/>
+  <w16cid:commentId w16cid:paraId="44EF276B" w16cid:durableId="2374679E"/>
+  <w16cid:commentId w16cid:paraId="35D9E5AA" w16cid:durableId="5233282C"/>
+</w16cid:commentsIds>
+</file>
+
 <file path=word/endnotes.xml><?xml version="1.0" encoding="utf-8"?>
-<w:endnotes xmlns:wpc="http://schemas.microsoft.com/office/word/2010/wordprocessingCanvas" xmlns:cx="http://schemas.microsoft.com/office/drawing/2014/chartex" xmlns:cx1="http://schemas.microsoft.com/office/drawing/2015/9/8/chartex" xmlns:cx2="http://schemas.microsoft.com/office/drawing/2015/10/21/chartex" xmlns:cx3="http://schemas.microsoft.com/office/drawing/2016/5/9/chartex" xmlns:cx4="http://schemas.microsoft.com/office/drawing/2016/5/10/chartex" xmlns:cx5="http://schemas.microsoft.com/office/drawing/2016/5/11/chartex" xmlns:cx6="http://schemas.microsoft.com/office/drawing/2016/5/12/chartex" xmlns:cx7="http://schemas.microsoft.com/office/drawing/2016/5/13/chartex" xmlns:cx8="http://schemas.microsoft.com/office/drawing/2016/5/14/chartex" xmlns:mc="http://schemas.openxmlformats.org/markup-compatibility/2006" xmlns:aink="http://schemas.microsoft.com/office/drawing/2016/ink" xmlns:am3d="http://schemas.microsoft.com/office/drawing/2017/model3d" xmlns:o="urn:schemas-microsoft-com:office:office" xmlns:r="http://schemas.openxmlformats.org/officeDocument/2006/relationships" xmlns:m="http://schemas.openxmlformats.org/officeDocument/2006/math" xmlns:v="urn:schemas-microsoft-com:vml" xmlns:wp14="http://schemas.microsoft.com/office/word/2010/wordprocessingDrawing" xmlns:wp="http://schemas.openxmlformats.org/drawingml/2006/wordprocessingDrawing" xmlns:w10="urn:schemas-microsoft-com:office:word" xmlns:w="http://schemas.openxmlformats.org/wordprocessingml/2006/main" xmlns:w14="http://schemas.microsoft.com/office/word/2010/wordml" xmlns:w15="http://schemas.microsoft.com/office/word/2012/wordml" xmlns:w16cex="http://schemas.microsoft.com/office/word/2018/wordml/cex" xmlns:w16cid="http://schemas.microsoft.com/office/word/2016/wordml/cid" xmlns:w16="http://schemas.microsoft.com/office/word/2018/wordml" xmlns:w16sdtdh="http://schemas.microsoft.com/office/word/2020/wordml/sdtdatahash" xmlns:w16se="http://schemas.microsoft.com/office/word/2015/wordml/symex" xmlns:wpg="http://schemas.microsoft.com/office/word/2010/wordprocessingGroup" xmlns:wpi="http://schemas.microsoft.com/office/word/2010/wordprocessingInk" xmlns:wne="http://schemas.microsoft.com/office/word/2006/wordml" xmlns:wps="http://schemas.microsoft.com/office/word/2010/wordprocessingShape" mc:Ignorable="w14 w15 w16se w16cid w16 w16cex w16sdtdh wp14">
+<w:endnotes xmlns:wpc="http://schemas.microsoft.com/office/word/2010/wordprocessingCanvas" xmlns:cx="http://schemas.microsoft.com/office/drawing/2014/chartex" xmlns:cx1="http://schemas.microsoft.com/office/drawing/2015/9/8/chartex" xmlns:cx2="http://schemas.microsoft.com/office/drawing/2015/10/21/chartex" xmlns:cx3="http://schemas.microsoft.com/office/drawing/2016/5/9/chartex" xmlns:cx4="http://schemas.microsoft.com/office/drawing/2016/5/10/chartex" xmlns:cx5="http://schemas.microsoft.com/office/drawing/2016/5/11/chartex" xmlns:cx6="http://schemas.microsoft.com/office/drawing/2016/5/12/chartex" xmlns:cx7="http://schemas.microsoft.com/office/drawing/2016/5/13/chartex" xmlns:cx8="http://schemas.microsoft.com/office/drawing/2016/5/14/chartex" xmlns:mc="http://schemas.openxmlformats.org/markup-compatibility/2006" xmlns:aink="http://schemas.microsoft.com/office/drawing/2016/ink" xmlns:am3d="http://schemas.microsoft.com/office/drawing/2017/model3d" xmlns:o="urn:schemas-microsoft-com:office:office" xmlns:oel="http://schemas.microsoft.com/office/2019/extlst" xmlns:r="http://schemas.openxmlformats.org/officeDocument/2006/relationships" xmlns:m="http://schemas.openxmlformats.org/officeDocument/2006/math" xmlns:v="urn:schemas-microsoft-com:vml" xmlns:wp14="http://schemas.microsoft.com/office/word/2010/wordprocessingDrawing" xmlns:wp="http://schemas.openxmlformats.org/drawingml/2006/wordprocessingDrawing" xmlns:w10="urn:schemas-microsoft-com:office:word" xmlns:w="http://schemas.openxmlformats.org/wordprocessingml/2006/main" xmlns:w14="http://schemas.microsoft.com/office/word/2010/wordml" xmlns:w15="http://schemas.microsoft.com/office/word/2012/wordml" xmlns:w16cex="http://schemas.microsoft.com/office/word/2018/wordml/cex" xmlns:w16cid="http://schemas.microsoft.com/office/word/2016/wordml/cid" xmlns:w16="http://schemas.microsoft.com/office/word/2018/wordml" xmlns:w16sdtdh="http://schemas.microsoft.com/office/word/2020/wordml/sdtdatahash" xmlns:w16se="http://schemas.microsoft.com/office/word/2015/wordml/symex" xmlns:wpg="http://schemas.microsoft.com/office/word/2010/wordprocessingGroup" xmlns:wpi="http://schemas.microsoft.com/office/word/2010/wordprocessingInk" xmlns:wne="http://schemas.microsoft.com/office/word/2006/wordml" xmlns:wps="http://schemas.microsoft.com/office/word/2010/wordprocessingShape" mc:Ignorable="w14 w15 w16se w16cid w16 w16cex w16sdtdh wp14">
   <w:endnote w:type="separator" w:id="-1">
     <w:p>
       <w:r>
@@ -2083,7 +2101,7 @@
 </file>
 
 <file path=word/footer1.xml><?xml version="1.0" encoding="utf-8"?>
-<w:ftr xmlns:wpc="http://schemas.microsoft.com/office/word/2010/wordprocessingCanvas" xmlns:cx="http://schemas.microsoft.com/office/drawing/2014/chartex" xmlns:cx1="http://schemas.microsoft.com/office/drawing/2015/9/8/chartex" xmlns:cx2="http://schemas.microsoft.com/office/drawing/2015/10/21/chartex" xmlns:cx3="http://schemas.microsoft.com/office/drawing/2016/5/9/chartex" xmlns:cx4="http://schemas.microsoft.com/office/drawing/2016/5/10/chartex" xmlns:cx5="http://schemas.microsoft.com/office/drawing/2016/5/11/chartex" xmlns:cx6="http://schemas.microsoft.com/office/drawing/2016/5/12/chartex" xmlns:cx7="http://schemas.microsoft.com/office/drawing/2016/5/13/chartex" xmlns:cx8="http://schemas.microsoft.com/office/drawing/2016/5/14/chartex" xmlns:mc="http://schemas.openxmlformats.org/markup-compatibility/2006" xmlns:aink="http://schemas.microsoft.com/office/drawing/2016/ink" xmlns:am3d="http://schemas.microsoft.com/office/drawing/2017/model3d" xmlns:o="urn:schemas-microsoft-com:office:office" xmlns:r="http://schemas.openxmlformats.org/officeDocument/2006/relationships" xmlns:m="http://schemas.openxmlformats.org/officeDocument/2006/math" xmlns:v="urn:schemas-microsoft-com:vml" xmlns:wp14="http://schemas.microsoft.com/office/word/2010/wordprocessingDrawing" xmlns:wp="http://schemas.openxmlformats.org/drawingml/2006/wordprocessingDrawing" xmlns:w10="urn:schemas-microsoft-com:office:word" xmlns:w="http://schemas.openxmlformats.org/wordprocessingml/2006/main" xmlns:w14="http://schemas.microsoft.com/office/word/2010/wordml" xmlns:w15="http://schemas.microsoft.com/office/word/2012/wordml" xmlns:w16cex="http://schemas.microsoft.com/office/word/2018/wordml/cex" xmlns:w16cid="http://schemas.microsoft.com/office/word/2016/wordml/cid" xmlns:w16="http://schemas.microsoft.com/office/word/2018/wordml" xmlns:w16sdtdh="http://schemas.microsoft.com/office/word/2020/wordml/sdtdatahash" xmlns:w16se="http://schemas.microsoft.com/office/word/2015/wordml/symex" xmlns:wpg="http://schemas.microsoft.com/office/word/2010/wordprocessingGroup" xmlns:wpi="http://schemas.microsoft.com/office/word/2010/wordprocessingInk" xmlns:wne="http://schemas.microsoft.com/office/word/2006/wordml" xmlns:wps="http://schemas.microsoft.com/office/word/2010/wordprocessingShape" mc:Ignorable="w14 w15 w16se w16cid w16 w16cex w16sdtdh wp14">
+<w:ftr xmlns:wpc="http://schemas.microsoft.com/office/word/2010/wordprocessingCanvas" xmlns:cx="http://schemas.microsoft.com/office/drawing/2014/chartex" xmlns:cx1="http://schemas.microsoft.com/office/drawing/2015/9/8/chartex" xmlns:cx2="http://schemas.microsoft.com/office/drawing/2015/10/21/chartex" xmlns:cx3="http://schemas.microsoft.com/office/drawing/2016/5/9/chartex" xmlns:cx4="http://schemas.microsoft.com/office/drawing/2016/5/10/chartex" xmlns:cx5="http://schemas.microsoft.com/office/drawing/2016/5/11/chartex" xmlns:cx6="http://schemas.microsoft.com/office/drawing/2016/5/12/chartex" xmlns:cx7="http://schemas.microsoft.com/office/drawing/2016/5/13/chartex" xmlns:cx8="http://schemas.microsoft.com/office/drawing/2016/5/14/chartex" xmlns:mc="http://schemas.openxmlformats.org/markup-compatibility/2006" xmlns:aink="http://schemas.microsoft.com/office/drawing/2016/ink" xmlns:am3d="http://schemas.microsoft.com/office/drawing/2017/model3d" xmlns:o="urn:schemas-microsoft-com:office:office" xmlns:oel="http://schemas.microsoft.com/office/2019/extlst" xmlns:r="http://schemas.openxmlformats.org/officeDocument/2006/relationships" xmlns:m="http://schemas.openxmlformats.org/officeDocument/2006/math" xmlns:v="urn:schemas-microsoft-com:vml" xmlns:wp14="http://schemas.microsoft.com/office/word/2010/wordprocessingDrawing" xmlns:wp="http://schemas.openxmlformats.org/drawingml/2006/wordprocessingDrawing" xmlns:w10="urn:schemas-microsoft-com:office:word" xmlns:w="http://schemas.openxmlformats.org/wordprocessingml/2006/main" xmlns:w14="http://schemas.microsoft.com/office/word/2010/wordml" xmlns:w15="http://schemas.microsoft.com/office/word/2012/wordml" xmlns:w16cex="http://schemas.microsoft.com/office/word/2018/wordml/cex" xmlns:w16cid="http://schemas.microsoft.com/office/word/2016/wordml/cid" xmlns:w16="http://schemas.microsoft.com/office/word/2018/wordml" xmlns:w16sdtdh="http://schemas.microsoft.com/office/word/2020/wordml/sdtdatahash" xmlns:w16se="http://schemas.microsoft.com/office/word/2015/wordml/symex" xmlns:wpg="http://schemas.microsoft.com/office/word/2010/wordprocessingGroup" xmlns:wpi="http://schemas.microsoft.com/office/word/2010/wordprocessingInk" xmlns:wne="http://schemas.microsoft.com/office/word/2006/wordml" xmlns:wps="http://schemas.microsoft.com/office/word/2010/wordprocessingShape" mc:Ignorable="w14 w15 w16se w16cid w16 w16cex w16sdtdh wp14">
   <w:p>
     <w:pPr>
       <w:pStyle w:val="a6"/>
@@ -2121,7 +2139,7 @@
 </file>
 
 <file path=word/footer2.xml><?xml version="1.0" encoding="utf-8"?>
-<w:ftr xmlns:wpc="http://schemas.microsoft.com/office/word/2010/wordprocessingCanvas" xmlns:cx="http://schemas.microsoft.com/office/drawing/2014/chartex" xmlns:cx1="http://schemas.microsoft.com/office/drawing/2015/9/8/chartex" xmlns:cx2="http://schemas.microsoft.com/office/drawing/2015/10/21/chartex" xmlns:cx3="http://schemas.microsoft.com/office/drawing/2016/5/9/chartex" xmlns:cx4="http://schemas.microsoft.com/office/drawing/2016/5/10/chartex" xmlns:cx5="http://schemas.microsoft.com/office/drawing/2016/5/11/chartex" xmlns:cx6="http://schemas.microsoft.com/office/drawing/2016/5/12/chartex" xmlns:cx7="http://schemas.microsoft.com/office/drawing/2016/5/13/chartex" xmlns:cx8="http://schemas.microsoft.com/office/drawing/2016/5/14/chartex" xmlns:mc="http://schemas.openxmlformats.org/markup-compatibility/2006" xmlns:aink="http://schemas.microsoft.com/office/drawing/2016/ink" xmlns:am3d="http://schemas.microsoft.com/office/drawing/2017/model3d" xmlns:o="urn:schemas-microsoft-com:office:office" xmlns:r="http://schemas.openxmlformats.org/officeDocument/2006/relationships" xmlns:m="http://schemas.openxmlformats.org/officeDocument/2006/math" xmlns:v="urn:schemas-microsoft-com:vml" xmlns:wp14="http://schemas.microsoft.com/office/word/2010/wordprocessingDrawing" xmlns:wp="http://schemas.openxmlformats.org/drawingml/2006/wordprocessingDrawing" xmlns:w10="urn:schemas-microsoft-com:office:word" xmlns:w="http://schemas.openxmlformats.org/wordprocessingml/2006/main" xmlns:w14="http://schemas.microsoft.com/office/word/2010/wordml" xmlns:w15="http://schemas.microsoft.com/office/word/2012/wordml" xmlns:w16cex="http://schemas.microsoft.com/office/word/2018/wordml/cex" xmlns:w16cid="http://schemas.microsoft.com/office/word/2016/wordml/cid" xmlns:w16="http://schemas.microsoft.com/office/word/2018/wordml" xmlns:w16sdtdh="http://schemas.microsoft.com/office/word/2020/wordml/sdtdatahash" xmlns:w16se="http://schemas.microsoft.com/office/word/2015/wordml/symex" xmlns:wpg="http://schemas.microsoft.com/office/word/2010/wordprocessingGroup" xmlns:wpi="http://schemas.microsoft.com/office/word/2010/wordprocessingInk" xmlns:wne="http://schemas.microsoft.com/office/word/2006/wordml" xmlns:wps="http://schemas.microsoft.com/office/word/2010/wordprocessingShape" mc:Ignorable="w14 w15 w16se w16cid w16 w16cex w16sdtdh wp14">
+<w:ftr xmlns:wpc="http://schemas.microsoft.com/office/word/2010/wordprocessingCanvas" xmlns:cx="http://schemas.microsoft.com/office/drawing/2014/chartex" xmlns:cx1="http://schemas.microsoft.com/office/drawing/2015/9/8/chartex" xmlns:cx2="http://schemas.microsoft.com/office/drawing/2015/10/21/chartex" xmlns:cx3="http://schemas.microsoft.com/office/drawing/2016/5/9/chartex" xmlns:cx4="http://schemas.microsoft.com/office/drawing/2016/5/10/chartex" xmlns:cx5="http://schemas.microsoft.com/office/drawing/2016/5/11/chartex" xmlns:cx6="http://schemas.microsoft.com/office/drawing/2016/5/12/chartex" xmlns:cx7="http://schemas.microsoft.com/office/drawing/2016/5/13/chartex" xmlns:cx8="http://schemas.microsoft.com/office/drawing/2016/5/14/chartex" xmlns:mc="http://schemas.openxmlformats.org/markup-compatibility/2006" xmlns:aink="http://schemas.microsoft.com/office/drawing/2016/ink" xmlns:am3d="http://schemas.microsoft.com/office/drawing/2017/model3d" xmlns:o="urn:schemas-microsoft-com:office:office" xmlns:oel="http://schemas.microsoft.com/office/2019/extlst" xmlns:r="http://schemas.openxmlformats.org/officeDocument/2006/relationships" xmlns:m="http://schemas.openxmlformats.org/officeDocument/2006/math" xmlns:v="urn:schemas-microsoft-com:vml" xmlns:wp14="http://schemas.microsoft.com/office/word/2010/wordprocessingDrawing" xmlns:wp="http://schemas.openxmlformats.org/drawingml/2006/wordprocessingDrawing" xmlns:w10="urn:schemas-microsoft-com:office:word" xmlns:w="http://schemas.openxmlformats.org/wordprocessingml/2006/main" xmlns:w14="http://schemas.microsoft.com/office/word/2010/wordml" xmlns:w15="http://schemas.microsoft.com/office/word/2012/wordml" xmlns:w16cex="http://schemas.microsoft.com/office/word/2018/wordml/cex" xmlns:w16cid="http://schemas.microsoft.com/office/word/2016/wordml/cid" xmlns:w16="http://schemas.microsoft.com/office/word/2018/wordml" xmlns:w16sdtdh="http://schemas.microsoft.com/office/word/2020/wordml/sdtdatahash" xmlns:w16se="http://schemas.microsoft.com/office/word/2015/wordml/symex" xmlns:wpg="http://schemas.microsoft.com/office/word/2010/wordprocessingGroup" xmlns:wpi="http://schemas.microsoft.com/office/word/2010/wordprocessingInk" xmlns:wne="http://schemas.microsoft.com/office/word/2006/wordml" xmlns:wps="http://schemas.microsoft.com/office/word/2010/wordprocessingShape" mc:Ignorable="w14 w15 w16se w16cid w16 w16cex w16sdtdh wp14">
   <w:p>
     <w:pPr>
       <w:pStyle w:val="a6"/>
@@ -2299,7 +2317,7 @@
 </file>
 
 <file path=word/footer3.xml><?xml version="1.0" encoding="utf-8"?>
-<w:ftr xmlns:wpc="http://schemas.microsoft.com/office/word/2010/wordprocessingCanvas" xmlns:cx="http://schemas.microsoft.com/office/drawing/2014/chartex" xmlns:cx1="http://schemas.microsoft.com/office/drawing/2015/9/8/chartex" xmlns:cx2="http://schemas.microsoft.com/office/drawing/2015/10/21/chartex" xmlns:cx3="http://schemas.microsoft.com/office/drawing/2016/5/9/chartex" xmlns:cx4="http://schemas.microsoft.com/office/drawing/2016/5/10/chartex" xmlns:cx5="http://schemas.microsoft.com/office/drawing/2016/5/11/chartex" xmlns:cx6="http://schemas.microsoft.com/office/drawing/2016/5/12/chartex" xmlns:cx7="http://schemas.microsoft.com/office/drawing/2016/5/13/chartex" xmlns:cx8="http://schemas.microsoft.com/office/drawing/2016/5/14/chartex" xmlns:mc="http://schemas.openxmlformats.org/markup-compatibility/2006" xmlns:aink="http://schemas.microsoft.com/office/drawing/2016/ink" xmlns:am3d="http://schemas.microsoft.com/office/drawing/2017/model3d" xmlns:o="urn:schemas-microsoft-com:office:office" xmlns:r="http://schemas.openxmlformats.org/officeDocument/2006/relationships" xmlns:m="http://schemas.openxmlformats.org/officeDocument/2006/math" xmlns:v="urn:schemas-microsoft-com:vml" xmlns:wp14="http://schemas.microsoft.com/office/word/2010/wordprocessingDrawing" xmlns:wp="http://schemas.openxmlformats.org/drawingml/2006/wordprocessingDrawing" xmlns:w10="urn:schemas-microsoft-com:office:word" xmlns:w="http://schemas.openxmlformats.org/wordprocessingml/2006/main" xmlns:w14="http://schemas.microsoft.com/office/word/2010/wordml" xmlns:w15="http://schemas.microsoft.com/office/word/2012/wordml" xmlns:w16cex="http://schemas.microsoft.com/office/word/2018/wordml/cex" xmlns:w16cid="http://schemas.microsoft.com/office/word/2016/wordml/cid" xmlns:w16="http://schemas.microsoft.com/office/word/2018/wordml" xmlns:w16sdtdh="http://schemas.microsoft.com/office/word/2020/wordml/sdtdatahash" xmlns:w16se="http://schemas.microsoft.com/office/word/2015/wordml/symex" xmlns:wpg="http://schemas.microsoft.com/office/word/2010/wordprocessingGroup" xmlns:wpi="http://schemas.microsoft.com/office/word/2010/wordprocessingInk" xmlns:wne="http://schemas.microsoft.com/office/word/2006/wordml" xmlns:wps="http://schemas.microsoft.com/office/word/2010/wordprocessingShape" mc:Ignorable="w14 w15 w16se w16cid w16 w16cex w16sdtdh wp14">
+<w:ftr xmlns:wpc="http://schemas.microsoft.com/office/word/2010/wordprocessingCanvas" xmlns:cx="http://schemas.microsoft.com/office/drawing/2014/chartex" xmlns:cx1="http://schemas.microsoft.com/office/drawing/2015/9/8/chartex" xmlns:cx2="http://schemas.microsoft.com/office/drawing/2015/10/21/chartex" xmlns:cx3="http://schemas.microsoft.com/office/drawing/2016/5/9/chartex" xmlns:cx4="http://schemas.microsoft.com/office/drawing/2016/5/10/chartex" xmlns:cx5="http://schemas.microsoft.com/office/drawing/2016/5/11/chartex" xmlns:cx6="http://schemas.microsoft.com/office/drawing/2016/5/12/chartex" xmlns:cx7="http://schemas.microsoft.com/office/drawing/2016/5/13/chartex" xmlns:cx8="http://schemas.microsoft.com/office/drawing/2016/5/14/chartex" xmlns:mc="http://schemas.openxmlformats.org/markup-compatibility/2006" xmlns:aink="http://schemas.microsoft.com/office/drawing/2016/ink" xmlns:am3d="http://schemas.microsoft.com/office/drawing/2017/model3d" xmlns:o="urn:schemas-microsoft-com:office:office" xmlns:oel="http://schemas.microsoft.com/office/2019/extlst" xmlns:r="http://schemas.openxmlformats.org/officeDocument/2006/relationships" xmlns:m="http://schemas.openxmlformats.org/officeDocument/2006/math" xmlns:v="urn:schemas-microsoft-com:vml" xmlns:wp14="http://schemas.microsoft.com/office/word/2010/wordprocessingDrawing" xmlns:wp="http://schemas.openxmlformats.org/drawingml/2006/wordprocessingDrawing" xmlns:w10="urn:schemas-microsoft-com:office:word" xmlns:w="http://schemas.openxmlformats.org/wordprocessingml/2006/main" xmlns:w14="http://schemas.microsoft.com/office/word/2010/wordml" xmlns:w15="http://schemas.microsoft.com/office/word/2012/wordml" xmlns:w16cex="http://schemas.microsoft.com/office/word/2018/wordml/cex" xmlns:w16cid="http://schemas.microsoft.com/office/word/2016/wordml/cid" xmlns:w16="http://schemas.microsoft.com/office/word/2018/wordml" xmlns:w16sdtdh="http://schemas.microsoft.com/office/word/2020/wordml/sdtdatahash" xmlns:w16se="http://schemas.microsoft.com/office/word/2015/wordml/symex" xmlns:wpg="http://schemas.microsoft.com/office/word/2010/wordprocessingGroup" xmlns:wpi="http://schemas.microsoft.com/office/word/2010/wordprocessingInk" xmlns:wne="http://schemas.microsoft.com/office/word/2006/wordml" xmlns:wps="http://schemas.microsoft.com/office/word/2010/wordprocessingShape" mc:Ignorable="w14 w15 w16se w16cid w16 w16cex w16sdtdh wp14">
   <w:p>
     <w:pPr>
       <w:pStyle w:val="a6"/>
@@ -2309,7 +2327,7 @@
 </file>
 
 <file path=word/footnotes.xml><?xml version="1.0" encoding="utf-8"?>
-<w:footnotes xmlns:wpc="http://schemas.microsoft.com/office/word/2010/wordprocessingCanvas" xmlns:cx="http://schemas.microsoft.com/office/drawing/2014/chartex" xmlns:cx1="http://schemas.microsoft.com/office/drawing/2015/9/8/chartex" xmlns:cx2="http://schemas.microsoft.com/office/drawing/2015/10/21/chartex" xmlns:cx3="http://schemas.microsoft.com/office/drawing/2016/5/9/chartex" xmlns:cx4="http://schemas.microsoft.com/office/drawing/2016/5/10/chartex" xmlns:cx5="http://schemas.microsoft.com/office/drawing/2016/5/11/chartex" xmlns:cx6="http://schemas.microsoft.com/office/drawing/2016/5/12/chartex" xmlns:cx7="http://schemas.microsoft.com/office/drawing/2016/5/13/chartex" xmlns:cx8="http://schemas.microsoft.com/office/drawing/2016/5/14/chartex" xmlns:mc="http://schemas.openxmlformats.org/markup-compatibility/2006" xmlns:aink="http://schemas.microsoft.com/office/drawing/2016/ink" xmlns:am3d="http://schemas.microsoft.com/office/drawing/2017/model3d" xmlns:o="urn:schemas-microsoft-com:office:office" xmlns:r="http://schemas.openxmlformats.org/officeDocument/2006/relationships" xmlns:m="http://schemas.openxmlformats.org/officeDocument/2006/math" xmlns:v="urn:schemas-microsoft-com:vml" xmlns:wp14="http://schemas.microsoft.com/office/word/2010/wordprocessingDrawing" xmlns:wp="http://schemas.openxmlformats.org/drawingml/2006/wordprocessingDrawing" xmlns:w10="urn:schemas-microsoft-com:office:word" xmlns:w="http://schemas.openxmlformats.org/wordprocessingml/2006/main" xmlns:w14="http://schemas.microsoft.com/office/word/2010/wordml" xmlns:w15="http://schemas.microsoft.com/office/word/2012/wordml" xmlns:w16cex="http://schemas.microsoft.com/office/word/2018/wordml/cex" xmlns:w16cid="http://schemas.microsoft.com/office/word/2016/wordml/cid" xmlns:w16="http://schemas.microsoft.com/office/word/2018/wordml" xmlns:w16sdtdh="http://schemas.microsoft.com/office/word/2020/wordml/sdtdatahash" xmlns:w16se="http://schemas.microsoft.com/office/word/2015/wordml/symex" xmlns:wpg="http://schemas.microsoft.com/office/word/2010/wordprocessingGroup" xmlns:wpi="http://schemas.microsoft.com/office/word/2010/wordprocessingInk" xmlns:wne="http://schemas.microsoft.com/office/word/2006/wordml" xmlns:wps="http://schemas.microsoft.com/office/word/2010/wordprocessingShape" mc:Ignorable="w14 w15 w16se w16cid w16 w16cex w16sdtdh wp14">
+<w:footnotes xmlns:wpc="http://schemas.microsoft.com/office/word/2010/wordprocessingCanvas" xmlns:cx="http://schemas.microsoft.com/office/drawing/2014/chartex" xmlns:cx1="http://schemas.microsoft.com/office/drawing/2015/9/8/chartex" xmlns:cx2="http://schemas.microsoft.com/office/drawing/2015/10/21/chartex" xmlns:cx3="http://schemas.microsoft.com/office/drawing/2016/5/9/chartex" xmlns:cx4="http://schemas.microsoft.com/office/drawing/2016/5/10/chartex" xmlns:cx5="http://schemas.microsoft.com/office/drawing/2016/5/11/chartex" xmlns:cx6="http://schemas.microsoft.com/office/drawing/2016/5/12/chartex" xmlns:cx7="http://schemas.microsoft.com/office/drawing/2016/5/13/chartex" xmlns:cx8="http://schemas.microsoft.com/office/drawing/2016/5/14/chartex" xmlns:mc="http://schemas.openxmlformats.org/markup-compatibility/2006" xmlns:aink="http://schemas.microsoft.com/office/drawing/2016/ink" xmlns:am3d="http://schemas.microsoft.com/office/drawing/2017/model3d" xmlns:o="urn:schemas-microsoft-com:office:office" xmlns:oel="http://schemas.microsoft.com/office/2019/extlst" xmlns:r="http://schemas.openxmlformats.org/officeDocument/2006/relationships" xmlns:m="http://schemas.openxmlformats.org/officeDocument/2006/math" xmlns:v="urn:schemas-microsoft-com:vml" xmlns:wp14="http://schemas.microsoft.com/office/word/2010/wordprocessingDrawing" xmlns:wp="http://schemas.openxmlformats.org/drawingml/2006/wordprocessingDrawing" xmlns:w10="urn:schemas-microsoft-com:office:word" xmlns:w="http://schemas.openxmlformats.org/wordprocessingml/2006/main" xmlns:w14="http://schemas.microsoft.com/office/word/2010/wordml" xmlns:w15="http://schemas.microsoft.com/office/word/2012/wordml" xmlns:w16cex="http://schemas.microsoft.com/office/word/2018/wordml/cex" xmlns:w16cid="http://schemas.microsoft.com/office/word/2016/wordml/cid" xmlns:w16="http://schemas.microsoft.com/office/word/2018/wordml" xmlns:w16sdtdh="http://schemas.microsoft.com/office/word/2020/wordml/sdtdatahash" xmlns:w16se="http://schemas.microsoft.com/office/word/2015/wordml/symex" xmlns:wpg="http://schemas.microsoft.com/office/word/2010/wordprocessingGroup" xmlns:wpi="http://schemas.microsoft.com/office/word/2010/wordprocessingInk" xmlns:wne="http://schemas.microsoft.com/office/word/2006/wordml" xmlns:wps="http://schemas.microsoft.com/office/word/2010/wordprocessingShape" mc:Ignorable="w14 w15 w16se w16cid w16 w16cex w16sdtdh wp14">
   <w:footnote w:type="separator" w:id="-1">
     <w:p>
       <w:r>
@@ -2328,7 +2346,7 @@
 </file>
 
 <file path=word/header1.xml><?xml version="1.0" encoding="utf-8"?>
-<w:hdr xmlns:wpc="http://schemas.microsoft.com/office/word/2010/wordprocessingCanvas" xmlns:cx="http://schemas.microsoft.com/office/drawing/2014/chartex" xmlns:cx1="http://schemas.microsoft.com/office/drawing/2015/9/8/chartex" xmlns:cx2="http://schemas.microsoft.com/office/drawing/2015/10/21/chartex" xmlns:cx3="http://schemas.microsoft.com/office/drawing/2016/5/9/chartex" xmlns:cx4="http://schemas.microsoft.com/office/drawing/2016/5/10/chartex" xmlns:cx5="http://schemas.microsoft.com/office/drawing/2016/5/11/chartex" xmlns:cx6="http://schemas.microsoft.com/office/drawing/2016/5/12/chartex" xmlns:cx7="http://schemas.microsoft.com/office/drawing/2016/5/13/chartex" xmlns:cx8="http://schemas.microsoft.com/office/drawing/2016/5/14/chartex" xmlns:mc="http://schemas.openxmlformats.org/markup-compatibility/2006" xmlns:aink="http://schemas.microsoft.com/office/drawing/2016/ink" xmlns:am3d="http://schemas.microsoft.com/office/drawing/2017/model3d" xmlns:o="urn:schemas-microsoft-com:office:office" xmlns:r="http://schemas.openxmlformats.org/officeDocument/2006/relationships" xmlns:m="http://schemas.openxmlformats.org/officeDocument/2006/math" xmlns:v="urn:schemas-microsoft-com:vml" xmlns:wp14="http://schemas.microsoft.com/office/word/2010/wordprocessingDrawing" xmlns:wp="http://schemas.openxmlformats.org/drawingml/2006/wordprocessingDrawing" xmlns:w10="urn:schemas-microsoft-com:office:word" xmlns:w="http://schemas.openxmlformats.org/wordprocessingml/2006/main" xmlns:w14="http://schemas.microsoft.com/office/word/2010/wordml" xmlns:w15="http://schemas.microsoft.com/office/word/2012/wordml" xmlns:w16cex="http://schemas.microsoft.com/office/word/2018/wordml/cex" xmlns:w16cid="http://schemas.microsoft.com/office/word/2016/wordml/cid" xmlns:w16="http://schemas.microsoft.com/office/word/2018/wordml" xmlns:w16sdtdh="http://schemas.microsoft.com/office/word/2020/wordml/sdtdatahash" xmlns:w16se="http://schemas.microsoft.com/office/word/2015/wordml/symex" xmlns:wpg="http://schemas.microsoft.com/office/word/2010/wordprocessingGroup" xmlns:wpi="http://schemas.microsoft.com/office/word/2010/wordprocessingInk" xmlns:wne="http://schemas.microsoft.com/office/word/2006/wordml" xmlns:wps="http://schemas.microsoft.com/office/word/2010/wordprocessingShape" mc:Ignorable="w14 w15 w16se w16cid w16 w16cex w16sdtdh wp14">
+<w:hdr xmlns:wpc="http://schemas.microsoft.com/office/word/2010/wordprocessingCanvas" xmlns:cx="http://schemas.microsoft.com/office/drawing/2014/chartex" xmlns:cx1="http://schemas.microsoft.com/office/drawing/2015/9/8/chartex" xmlns:cx2="http://schemas.microsoft.com/office/drawing/2015/10/21/chartex" xmlns:cx3="http://schemas.microsoft.com/office/drawing/2016/5/9/chartex" xmlns:cx4="http://schemas.microsoft.com/office/drawing/2016/5/10/chartex" xmlns:cx5="http://schemas.microsoft.com/office/drawing/2016/5/11/chartex" xmlns:cx6="http://schemas.microsoft.com/office/drawing/2016/5/12/chartex" xmlns:cx7="http://schemas.microsoft.com/office/drawing/2016/5/13/chartex" xmlns:cx8="http://schemas.microsoft.com/office/drawing/2016/5/14/chartex" xmlns:mc="http://schemas.openxmlformats.org/markup-compatibility/2006" xmlns:aink="http://schemas.microsoft.com/office/drawing/2016/ink" xmlns:am3d="http://schemas.microsoft.com/office/drawing/2017/model3d" xmlns:o="urn:schemas-microsoft-com:office:office" xmlns:oel="http://schemas.microsoft.com/office/2019/extlst" xmlns:r="http://schemas.openxmlformats.org/officeDocument/2006/relationships" xmlns:m="http://schemas.openxmlformats.org/officeDocument/2006/math" xmlns:v="urn:schemas-microsoft-com:vml" xmlns:wp14="http://schemas.microsoft.com/office/word/2010/wordprocessingDrawing" xmlns:wp="http://schemas.openxmlformats.org/drawingml/2006/wordprocessingDrawing" xmlns:w10="urn:schemas-microsoft-com:office:word" xmlns:w="http://schemas.openxmlformats.org/wordprocessingml/2006/main" xmlns:w14="http://schemas.microsoft.com/office/word/2010/wordml" xmlns:w15="http://schemas.microsoft.com/office/word/2012/wordml" xmlns:w16cex="http://schemas.microsoft.com/office/word/2018/wordml/cex" xmlns:w16cid="http://schemas.microsoft.com/office/word/2016/wordml/cid" xmlns:w16="http://schemas.microsoft.com/office/word/2018/wordml" xmlns:w16sdtdh="http://schemas.microsoft.com/office/word/2020/wordml/sdtdatahash" xmlns:w16se="http://schemas.microsoft.com/office/word/2015/wordml/symex" xmlns:wpg="http://schemas.microsoft.com/office/word/2010/wordprocessingGroup" xmlns:wpi="http://schemas.microsoft.com/office/word/2010/wordprocessingInk" xmlns:wne="http://schemas.microsoft.com/office/word/2006/wordml" xmlns:wps="http://schemas.microsoft.com/office/word/2010/wordprocessingShape" mc:Ignorable="w14 w15 w16se w16cid w16 w16cex w16sdtdh wp14">
   <w:p>
     <w:pPr>
       <w:pStyle w:val="a5"/>
@@ -2338,7 +2356,7 @@
 </file>
 
 <file path=word/header2.xml><?xml version="1.0" encoding="utf-8"?>
-<w:hdr xmlns:wpc="http://schemas.microsoft.com/office/word/2010/wordprocessingCanvas" xmlns:cx="http://schemas.microsoft.com/office/drawing/2014/chartex" xmlns:cx1="http://schemas.microsoft.com/office/drawing/2015/9/8/chartex" xmlns:cx2="http://schemas.microsoft.com/office/drawing/2015/10/21/chartex" xmlns:cx3="http://schemas.microsoft.com/office/drawing/2016/5/9/chartex" xmlns:cx4="http://schemas.microsoft.com/office/drawing/2016/5/10/chartex" xmlns:cx5="http://schemas.microsoft.com/office/drawing/2016/5/11/chartex" xmlns:cx6="http://schemas.microsoft.com/office/drawing/2016/5/12/chartex" xmlns:cx7="http://schemas.microsoft.com/office/drawing/2016/5/13/chartex" xmlns:cx8="http://schemas.microsoft.com/office/drawing/2016/5/14/chartex" xmlns:mc="http://schemas.openxmlformats.org/markup-compatibility/2006" xmlns:aink="http://schemas.microsoft.com/office/drawing/2016/ink" xmlns:am3d="http://schemas.microsoft.com/office/drawing/2017/model3d" xmlns:o="urn:schemas-microsoft-com:office:office" xmlns:r="http://schemas.openxmlformats.org/officeDocument/2006/relationships" xmlns:m="http://schemas.openxmlformats.org/officeDocument/2006/math" xmlns:v="urn:schemas-microsoft-com:vml" xmlns:wp14="http://schemas.microsoft.com/office/word/2010/wordprocessingDrawing" xmlns:wp="http://schemas.openxmlformats.org/drawingml/2006/wordprocessingDrawing" xmlns:w10="urn:schemas-microsoft-com:office:word" xmlns:w="http://schemas.openxmlformats.org/wordprocessingml/2006/main" xmlns:w14="http://schemas.microsoft.com/office/word/2010/wordml" xmlns:w15="http://schemas.microsoft.com/office/word/2012/wordml" xmlns:w16cex="http://schemas.microsoft.com/office/word/2018/wordml/cex" xmlns:w16cid="http://schemas.microsoft.com/office/word/2016/wordml/cid" xmlns:w16="http://schemas.microsoft.com/office/word/2018/wordml" xmlns:w16sdtdh="http://schemas.microsoft.com/office/word/2020/wordml/sdtdatahash" xmlns:w16se="http://schemas.microsoft.com/office/word/2015/wordml/symex" xmlns:wpg="http://schemas.microsoft.com/office/word/2010/wordprocessingGroup" xmlns:wpi="http://schemas.microsoft.com/office/word/2010/wordprocessingInk" xmlns:wne="http://schemas.microsoft.com/office/word/2006/wordml" xmlns:wps="http://schemas.microsoft.com/office/word/2010/wordprocessingShape" mc:Ignorable="w14 w15 w16se w16cid w16 w16cex w16sdtdh wp14">
+<w:hdr xmlns:wpc="http://schemas.microsoft.com/office/word/2010/wordprocessingCanvas" xmlns:cx="http://schemas.microsoft.com/office/drawing/2014/chartex" xmlns:cx1="http://schemas.microsoft.com/office/drawing/2015/9/8/chartex" xmlns:cx2="http://schemas.microsoft.com/office/drawing/2015/10/21/chartex" xmlns:cx3="http://schemas.microsoft.com/office/drawing/2016/5/9/chartex" xmlns:cx4="http://schemas.microsoft.com/office/drawing/2016/5/10/chartex" xmlns:cx5="http://schemas.microsoft.com/office/drawing/2016/5/11/chartex" xmlns:cx6="http://schemas.microsoft.com/office/drawing/2016/5/12/chartex" xmlns:cx7="http://schemas.microsoft.com/office/drawing/2016/5/13/chartex" xmlns:cx8="http://schemas.microsoft.com/office/drawing/2016/5/14/chartex" xmlns:mc="http://schemas.openxmlformats.org/markup-compatibility/2006" xmlns:aink="http://schemas.microsoft.com/office/drawing/2016/ink" xmlns:am3d="http://schemas.microsoft.com/office/drawing/2017/model3d" xmlns:o="urn:schemas-microsoft-com:office:office" xmlns:oel="http://schemas.microsoft.com/office/2019/extlst" xmlns:r="http://schemas.openxmlformats.org/officeDocument/2006/relationships" xmlns:m="http://schemas.openxmlformats.org/officeDocument/2006/math" xmlns:v="urn:schemas-microsoft-com:vml" xmlns:wp14="http://schemas.microsoft.com/office/word/2010/wordprocessingDrawing" xmlns:wp="http://schemas.openxmlformats.org/drawingml/2006/wordprocessingDrawing" xmlns:w10="urn:schemas-microsoft-com:office:word" xmlns:w="http://schemas.openxmlformats.org/wordprocessingml/2006/main" xmlns:w14="http://schemas.microsoft.com/office/word/2010/wordml" xmlns:w15="http://schemas.microsoft.com/office/word/2012/wordml" xmlns:w16cex="http://schemas.microsoft.com/office/word/2018/wordml/cex" xmlns:w16cid="http://schemas.microsoft.com/office/word/2016/wordml/cid" xmlns:w16="http://schemas.microsoft.com/office/word/2018/wordml" xmlns:w16sdtdh="http://schemas.microsoft.com/office/word/2020/wordml/sdtdatahash" xmlns:w16se="http://schemas.microsoft.com/office/word/2015/wordml/symex" xmlns:wpg="http://schemas.microsoft.com/office/word/2010/wordprocessingGroup" xmlns:wpi="http://schemas.microsoft.com/office/word/2010/wordprocessingInk" xmlns:wne="http://schemas.microsoft.com/office/word/2006/wordml" xmlns:wps="http://schemas.microsoft.com/office/word/2010/wordprocessingShape" mc:Ignorable="w14 w15 w16se w16cid w16 w16cex w16sdtdh wp14">
   <w:p>
     <w:pPr>
       <w:pStyle w:val="a5"/>
@@ -2399,7 +2417,7 @@
 </file>
 
 <file path=word/header3.xml><?xml version="1.0" encoding="utf-8"?>
-<w:hdr xmlns:wpc="http://schemas.microsoft.com/office/word/2010/wordprocessingCanvas" xmlns:cx="http://schemas.microsoft.com/office/drawing/2014/chartex" xmlns:cx1="http://schemas.microsoft.com/office/drawing/2015/9/8/chartex" xmlns:cx2="http://schemas.microsoft.com/office/drawing/2015/10/21/chartex" xmlns:cx3="http://schemas.microsoft.com/office/drawing/2016/5/9/chartex" xmlns:cx4="http://schemas.microsoft.com/office/drawing/2016/5/10/chartex" xmlns:cx5="http://schemas.microsoft.com/office/drawing/2016/5/11/chartex" xmlns:cx6="http://schemas.microsoft.com/office/drawing/2016/5/12/chartex" xmlns:cx7="http://schemas.microsoft.com/office/drawing/2016/5/13/chartex" xmlns:cx8="http://schemas.microsoft.com/office/drawing/2016/5/14/chartex" xmlns:mc="http://schemas.openxmlformats.org/markup-compatibility/2006" xmlns:aink="http://schemas.microsoft.com/office/drawing/2016/ink" xmlns:am3d="http://schemas.microsoft.com/office/drawing/2017/model3d" xmlns:o="urn:schemas-microsoft-com:office:office" xmlns:r="http://schemas.openxmlformats.org/officeDocument/2006/relationships" xmlns:m="http://schemas.openxmlformats.org/officeDocument/2006/math" xmlns:v="urn:schemas-microsoft-com:vml" xmlns:wp14="http://schemas.microsoft.com/office/word/2010/wordprocessingDrawing" xmlns:wp="http://schemas.openxmlformats.org/drawingml/2006/wordprocessingDrawing" xmlns:w10="urn:schemas-microsoft-com:office:word" xmlns:w="http://schemas.openxmlformats.org/wordprocessingml/2006/main" xmlns:w14="http://schemas.microsoft.com/office/word/2010/wordml" xmlns:w15="http://schemas.microsoft.com/office/word/2012/wordml" xmlns:w16cex="http://schemas.microsoft.com/office/word/2018/wordml/cex" xmlns:w16cid="http://schemas.microsoft.com/office/word/2016/wordml/cid" xmlns:w16="http://schemas.microsoft.com/office/word/2018/wordml" xmlns:w16sdtdh="http://schemas.microsoft.com/office/word/2020/wordml/sdtdatahash" xmlns:w16se="http://schemas.microsoft.com/office/word/2015/wordml/symex" xmlns:wpg="http://schemas.microsoft.com/office/word/2010/wordprocessingGroup" xmlns:wpi="http://schemas.microsoft.com/office/word/2010/wordprocessingInk" xmlns:wne="http://schemas.microsoft.com/office/word/2006/wordml" xmlns:wps="http://schemas.microsoft.com/office/word/2010/wordprocessingShape" mc:Ignorable="w14 w15 w16se w16cid w16 w16cex w16sdtdh wp14">
+<w:hdr xmlns:wpc="http://schemas.microsoft.com/office/word/2010/wordprocessingCanvas" xmlns:cx="http://schemas.microsoft.com/office/drawing/2014/chartex" xmlns:cx1="http://schemas.microsoft.com/office/drawing/2015/9/8/chartex" xmlns:cx2="http://schemas.microsoft.com/office/drawing/2015/10/21/chartex" xmlns:cx3="http://schemas.microsoft.com/office/drawing/2016/5/9/chartex" xmlns:cx4="http://schemas.microsoft.com/office/drawing/2016/5/10/chartex" xmlns:cx5="http://schemas.microsoft.com/office/drawing/2016/5/11/chartex" xmlns:cx6="http://schemas.microsoft.com/office/drawing/2016/5/12/chartex" xmlns:cx7="http://schemas.microsoft.com/office/drawing/2016/5/13/chartex" xmlns:cx8="http://schemas.microsoft.com/office/drawing/2016/5/14/chartex" xmlns:mc="http://schemas.openxmlformats.org/markup-compatibility/2006" xmlns:aink="http://schemas.microsoft.com/office/drawing/2016/ink" xmlns:am3d="http://schemas.microsoft.com/office/drawing/2017/model3d" xmlns:o="urn:schemas-microsoft-com:office:office" xmlns:oel="http://schemas.microsoft.com/office/2019/extlst" xmlns:r="http://schemas.openxmlformats.org/officeDocument/2006/relationships" xmlns:m="http://schemas.openxmlformats.org/officeDocument/2006/math" xmlns:v="urn:schemas-microsoft-com:vml" xmlns:wp14="http://schemas.microsoft.com/office/word/2010/wordprocessingDrawing" xmlns:wp="http://schemas.openxmlformats.org/drawingml/2006/wordprocessingDrawing" xmlns:w10="urn:schemas-microsoft-com:office:word" xmlns:w="http://schemas.openxmlformats.org/wordprocessingml/2006/main" xmlns:w14="http://schemas.microsoft.com/office/word/2010/wordml" xmlns:w15="http://schemas.microsoft.com/office/word/2012/wordml" xmlns:w16cex="http://schemas.microsoft.com/office/word/2018/wordml/cex" xmlns:w16cid="http://schemas.microsoft.com/office/word/2016/wordml/cid" xmlns:w16="http://schemas.microsoft.com/office/word/2018/wordml" xmlns:w16sdtdh="http://schemas.microsoft.com/office/word/2020/wordml/sdtdatahash" xmlns:w16se="http://schemas.microsoft.com/office/word/2015/wordml/symex" xmlns:wpg="http://schemas.microsoft.com/office/word/2010/wordprocessingGroup" xmlns:wpi="http://schemas.microsoft.com/office/word/2010/wordprocessingInk" xmlns:wne="http://schemas.microsoft.com/office/word/2006/wordml" xmlns:wps="http://schemas.microsoft.com/office/word/2010/wordprocessingShape" mc:Ignorable="w14 w15 w16se w16cid w16 w16cex w16sdtdh wp14">
   <w:p>
     <w:pPr>
       <w:pStyle w:val="a5"/>
@@ -2409,7 +2427,7 @@
 </file>
 
 <file path=word/numbering.xml><?xml version="1.0" encoding="utf-8"?>
-<w:numbering xmlns:wpc="http://schemas.microsoft.com/office/word/2010/wordprocessingCanvas" xmlns:cx="http://schemas.microsoft.com/office/drawing/2014/chartex" xmlns:cx1="http://schemas.microsoft.com/office/drawing/2015/9/8/chartex" xmlns:cx2="http://schemas.microsoft.com/office/drawing/2015/10/21/chartex" xmlns:cx3="http://schemas.microsoft.com/office/drawing/2016/5/9/chartex" xmlns:cx4="http://schemas.microsoft.com/office/drawing/2016/5/10/chartex" xmlns:cx5="http://schemas.microsoft.com/office/drawing/2016/5/11/chartex" xmlns:cx6="http://schemas.microsoft.com/office/drawing/2016/5/12/chartex" xmlns:cx7="http://schemas.microsoft.com/office/drawing/2016/5/13/chartex" xmlns:cx8="http://schemas.microsoft.com/office/drawing/2016/5/14/chartex" xmlns:mc="http://schemas.openxmlformats.org/markup-compatibility/2006" xmlns:aink="http://schemas.microsoft.com/office/drawing/2016/ink" xmlns:am3d="http://schemas.microsoft.com/office/drawing/2017/model3d" xmlns:o="urn:schemas-microsoft-com:office:office" xmlns:r="http://schemas.openxmlformats.org/officeDocument/2006/relationships" xmlns:m="http://schemas.openxmlformats.org/officeDocument/2006/math" xmlns:v="urn:schemas-microsoft-com:vml" xmlns:wp14="http://schemas.microsoft.com/office/word/2010/wordprocessingDrawing" xmlns:wp="http://schemas.openxmlformats.org/drawingml/2006/wordprocessingDrawing" xmlns:w10="urn:schemas-microsoft-com:office:word" xmlns:w="http://schemas.openxmlformats.org/wordprocessingml/2006/main" xmlns:w14="http://schemas.microsoft.com/office/word/2010/wordml" xmlns:w15="http://schemas.microsoft.com/office/word/2012/wordml" xmlns:w16cex="http://schemas.microsoft.com/office/word/2018/wordml/cex" xmlns:w16cid="http://schemas.microsoft.com/office/word/2016/wordml/cid" xmlns:w16="http://schemas.microsoft.com/office/word/2018/wordml" xmlns:w16sdtdh="http://schemas.microsoft.com/office/word/2020/wordml/sdtdatahash" xmlns:w16se="http://schemas.microsoft.com/office/word/2015/wordml/symex" xmlns:wpg="http://schemas.microsoft.com/office/word/2010/wordprocessingGroup" xmlns:wpi="http://schemas.microsoft.com/office/word/2010/wordprocessingInk" xmlns:wne="http://schemas.microsoft.com/office/word/2006/wordml" xmlns:wps="http://schemas.microsoft.com/office/word/2010/wordprocessingShape" mc:Ignorable="w14 w15 w16se w16cid w16 w16cex w16sdtdh wp14">
+<w:numbering xmlns:wpc="http://schemas.microsoft.com/office/word/2010/wordprocessingCanvas" xmlns:cx="http://schemas.microsoft.com/office/drawing/2014/chartex" xmlns:cx1="http://schemas.microsoft.com/office/drawing/2015/9/8/chartex" xmlns:cx2="http://schemas.microsoft.com/office/drawing/2015/10/21/chartex" xmlns:cx3="http://schemas.microsoft.com/office/drawing/2016/5/9/chartex" xmlns:cx4="http://schemas.microsoft.com/office/drawing/2016/5/10/chartex" xmlns:cx5="http://schemas.microsoft.com/office/drawing/2016/5/11/chartex" xmlns:cx6="http://schemas.microsoft.com/office/drawing/2016/5/12/chartex" xmlns:cx7="http://schemas.microsoft.com/office/drawing/2016/5/13/chartex" xmlns:cx8="http://schemas.microsoft.com/office/drawing/2016/5/14/chartex" xmlns:mc="http://schemas.openxmlformats.org/markup-compatibility/2006" xmlns:aink="http://schemas.microsoft.com/office/drawing/2016/ink" xmlns:am3d="http://schemas.microsoft.com/office/drawing/2017/model3d" xmlns:o="urn:schemas-microsoft-com:office:office" xmlns:oel="http://schemas.microsoft.com/office/2019/extlst" xmlns:r="http://schemas.openxmlformats.org/officeDocument/2006/relationships" xmlns:m="http://schemas.openxmlformats.org/officeDocument/2006/math" xmlns:v="urn:schemas-microsoft-com:vml" xmlns:wp14="http://schemas.microsoft.com/office/word/2010/wordprocessingDrawing" xmlns:wp="http://schemas.openxmlformats.org/drawingml/2006/wordprocessingDrawing" xmlns:w10="urn:schemas-microsoft-com:office:word" xmlns:w="http://schemas.openxmlformats.org/wordprocessingml/2006/main" xmlns:w14="http://schemas.microsoft.com/office/word/2010/wordml" xmlns:w15="http://schemas.microsoft.com/office/word/2012/wordml" xmlns:w16cex="http://schemas.microsoft.com/office/word/2018/wordml/cex" xmlns:w16cid="http://schemas.microsoft.com/office/word/2016/wordml/cid" xmlns:w16="http://schemas.microsoft.com/office/word/2018/wordml" xmlns:w16sdtdh="http://schemas.microsoft.com/office/word/2020/wordml/sdtdatahash" xmlns:w16se="http://schemas.microsoft.com/office/word/2015/wordml/symex" xmlns:wpg="http://schemas.microsoft.com/office/word/2010/wordprocessingGroup" xmlns:wpi="http://schemas.microsoft.com/office/word/2010/wordprocessingInk" xmlns:wne="http://schemas.microsoft.com/office/word/2006/wordml" xmlns:wps="http://schemas.microsoft.com/office/word/2010/wordprocessingShape" mc:Ignorable="w14 w15 w16se w16cid w16 w16cex w16sdtdh wp14">
   <w:abstractNum w:abstractNumId="0" w15:restartNumberingAfterBreak="0">
     <w:nsid w:val="19824F79"/>
     <w:multiLevelType w:val="hybridMultilevel"/>
@@ -4837,64 +4855,64 @@
       </w:pPr>
     </w:lvl>
   </w:abstractNum>
-  <w:num w:numId="1">
+  <w:num w:numId="1" w16cid:durableId="1724871068">
     <w:abstractNumId w:val="13"/>
   </w:num>
-  <w:num w:numId="2">
+  <w:num w:numId="2" w16cid:durableId="1517311378">
     <w:abstractNumId w:val="14"/>
   </w:num>
-  <w:num w:numId="3">
+  <w:num w:numId="3" w16cid:durableId="1476678716">
     <w:abstractNumId w:val="0"/>
   </w:num>
-  <w:num w:numId="4">
+  <w:num w:numId="4" w16cid:durableId="1668433485">
     <w:abstractNumId w:val="1"/>
   </w:num>
-  <w:num w:numId="5">
+  <w:num w:numId="5" w16cid:durableId="1845244912">
     <w:abstractNumId w:val="10"/>
   </w:num>
-  <w:num w:numId="6">
+  <w:num w:numId="6" w16cid:durableId="235097408">
     <w:abstractNumId w:val="18"/>
   </w:num>
-  <w:num w:numId="7">
+  <w:num w:numId="7" w16cid:durableId="1819610912">
     <w:abstractNumId w:val="12"/>
   </w:num>
-  <w:num w:numId="8">
+  <w:num w:numId="8" w16cid:durableId="1878199609">
     <w:abstractNumId w:val="5"/>
   </w:num>
-  <w:num w:numId="9">
+  <w:num w:numId="9" w16cid:durableId="873155251">
     <w:abstractNumId w:val="15"/>
   </w:num>
-  <w:num w:numId="10">
+  <w:num w:numId="10" w16cid:durableId="1383940365">
     <w:abstractNumId w:val="2"/>
   </w:num>
-  <w:num w:numId="11">
+  <w:num w:numId="11" w16cid:durableId="840122685">
     <w:abstractNumId w:val="3"/>
   </w:num>
-  <w:num w:numId="12">
+  <w:num w:numId="12" w16cid:durableId="1615358171">
     <w:abstractNumId w:val="4"/>
   </w:num>
-  <w:num w:numId="13">
+  <w:num w:numId="13" w16cid:durableId="1160929008">
     <w:abstractNumId w:val="8"/>
   </w:num>
-  <w:num w:numId="14">
+  <w:num w:numId="14" w16cid:durableId="1049454694">
     <w:abstractNumId w:val="7"/>
   </w:num>
-  <w:num w:numId="15">
+  <w:num w:numId="15" w16cid:durableId="505948822">
     <w:abstractNumId w:val="9"/>
   </w:num>
-  <w:num w:numId="16">
+  <w:num w:numId="16" w16cid:durableId="1068115020">
     <w:abstractNumId w:val="16"/>
   </w:num>
-  <w:num w:numId="17">
+  <w:num w:numId="17" w16cid:durableId="2132090166">
     <w:abstractNumId w:val="19"/>
   </w:num>
-  <w:num w:numId="18">
+  <w:num w:numId="18" w16cid:durableId="1620985294">
     <w:abstractNumId w:val="17"/>
   </w:num>
-  <w:num w:numId="19">
+  <w:num w:numId="19" w16cid:durableId="101805835">
     <w:abstractNumId w:val="11"/>
   </w:num>
-  <w:num w:numId="20">
+  <w:num w:numId="20" w16cid:durableId="1413353714">
     <w:abstractNumId w:val="6"/>
   </w:num>
 </w:numbering>

--- a/Templates/AdditionalContract.docx
+++ b/Templates/AdditionalContract.docx
@@ -110,6 +110,7 @@
         </w:rPr>
         <w:t>{</w:t>
       </w:r>
+      <w:proofErr w:type="spellStart"/>
       <w:r>
         <w:rPr>
           <w:b/>
@@ -120,6 +121,7 @@
         </w:rPr>
         <w:t>ContractNumber</w:t>
       </w:r>
+      <w:proofErr w:type="spellEnd"/>
       <w:r>
         <w:rPr>
           <w:b/>
@@ -180,6 +182,7 @@
         </w:rPr>
         <w:t>{</w:t>
       </w:r>
+      <w:proofErr w:type="spellStart"/>
       <w:r>
         <w:rPr>
           <w:b/>
@@ -190,6 +193,7 @@
         </w:rPr>
         <w:t>ContractDate</w:t>
       </w:r>
+      <w:proofErr w:type="spellEnd"/>
       <w:r>
         <w:rPr>
           <w:b/>
@@ -321,6 +325,7 @@
         </w:rPr>
         <w:t>{</w:t>
       </w:r>
+      <w:proofErr w:type="spellStart"/>
       <w:r>
         <w:rPr>
           <w:b/>
@@ -330,6 +335,7 @@
         </w:rPr>
         <w:t>ClientOrg</w:t>
       </w:r>
+      <w:proofErr w:type="spellEnd"/>
       <w:r>
         <w:rPr>
           <w:b/>
@@ -360,7 +366,25 @@
           <w:sz w:val="22"/>
           <w:szCs w:val="22"/>
         </w:rPr>
-        <w:t>{ClientNamedAs}</w:t>
+        <w:t>{</w:t>
+      </w:r>
+      <w:proofErr w:type="spellStart"/>
+      <w:r>
+        <w:rPr>
+          <w:bCs/>
+          <w:sz w:val="22"/>
+          <w:szCs w:val="22"/>
+        </w:rPr>
+        <w:t>ClientNamedAs</w:t>
+      </w:r>
+      <w:proofErr w:type="spellEnd"/>
+      <w:r>
+        <w:rPr>
+          <w:bCs/>
+          <w:sz w:val="22"/>
+          <w:szCs w:val="22"/>
+        </w:rPr>
+        <w:t>}</w:t>
       </w:r>
       <w:r>
         <w:rPr>
@@ -387,44 +411,97 @@
         <w:t>«Заказчик»</w:t>
       </w:r>
       <w:r>
-        <w:rPr>
-          <w:sz w:val="22"/>
-          <w:szCs w:val="22"/>
-        </w:rPr>
-        <w:t xml:space="preserve">, </w:t>
-      </w:r>
-      <w:commentRangeStart w:id="1"/>
-      <w:r>
-        <w:rPr>
-          <w:sz w:val="22"/>
-          <w:szCs w:val="22"/>
-        </w:rPr>
-        <w:t xml:space="preserve">в лице </w:t>
-      </w:r>
-      <w:bookmarkStart w:id="2" w:name="Заказчик_должность_шапка"/>
-      <w:r>
-        <w:rPr>
+        <w:t xml:space="preserve"> </w:t>
+      </w:r>
+      <w:r>
+        <w:rPr>
+          <w:sz w:val="22"/>
+          <w:szCs w:val="22"/>
+        </w:rPr>
+        <w:t>{ClientPreambleRepresentativeStart}{ClientPreamblePosition}{ClientPreambleFullName}{ClientPreambleRepresentativeEnd}, с одной стороны</w:t>
+      </w:r>
+      <w:r>
+        <w:rPr>
+          <w:sz w:val="22"/>
+          <w:szCs w:val="22"/>
+        </w:rPr>
+        <w:t xml:space="preserve">, и </w:t>
+      </w:r>
+      <w:r>
+        <w:rPr>
+          <w:b/>
+          <w:bCs/>
           <w:sz w:val="22"/>
           <w:szCs w:val="22"/>
         </w:rPr>
         <w:t>{</w:t>
       </w:r>
-      <w:r>
-        <w:rPr>
-          <w:sz w:val="22"/>
-          <w:szCs w:val="22"/>
-          <w:lang w:val="en-US"/>
-        </w:rPr>
-        <w:t>ClientPosition</w:t>
-      </w:r>
-      <w:r>
-        <w:rPr>
+      <w:proofErr w:type="spellStart"/>
+      <w:r>
+        <w:rPr>
+          <w:b/>
+          <w:bCs/>
+          <w:sz w:val="22"/>
+          <w:szCs w:val="22"/>
+        </w:rPr>
+        <w:t>ExecutorOrg</w:t>
+      </w:r>
+      <w:proofErr w:type="spellEnd"/>
+      <w:r>
+        <w:rPr>
+          <w:b/>
+          <w:bCs/>
           <w:sz w:val="22"/>
           <w:szCs w:val="22"/>
         </w:rPr>
         <w:t>}</w:t>
       </w:r>
-      <w:bookmarkEnd w:id="2"/>
+      <w:r>
+        <w:rPr>
+          <w:sz w:val="22"/>
+          <w:szCs w:val="22"/>
+        </w:rPr>
+        <w:t xml:space="preserve">, именуемое в дальнейшем </w:t>
+      </w:r>
+      <w:r>
+        <w:rPr>
+          <w:b/>
+          <w:i/>
+          <w:sz w:val="22"/>
+          <w:szCs w:val="22"/>
+        </w:rPr>
+        <w:t>«Исполнитель»</w:t>
+      </w:r>
+      <w:r>
+        <w:rPr>
+          <w:sz w:val="22"/>
+          <w:szCs w:val="22"/>
+        </w:rPr>
+        <w:t xml:space="preserve">, в лице </w:t>
+      </w:r>
+      <w:r>
+        <w:rPr>
+          <w:sz w:val="22"/>
+          <w:szCs w:val="22"/>
+        </w:rPr>
+        <w:t>{</w:t>
+      </w:r>
+      <w:proofErr w:type="spellStart"/>
+      <w:r>
+        <w:rPr>
+          <w:sz w:val="22"/>
+          <w:szCs w:val="22"/>
+        </w:rPr>
+        <w:t>ExecutorPosition</w:t>
+      </w:r>
+      <w:proofErr w:type="spellEnd"/>
+      <w:r>
+        <w:rPr>
+          <w:sz w:val="22"/>
+          <w:szCs w:val="22"/>
+        </w:rPr>
+        <w:t>}</w:t>
+      </w:r>
       <w:r>
         <w:rPr>
           <w:sz w:val="22"/>
@@ -432,6 +509,15 @@
           <w:u w:val="single"/>
         </w:rPr>
         <w:t>{</w:t>
+      </w:r>
+      <w:proofErr w:type="spellStart"/>
+      <w:r>
+        <w:rPr>
+          <w:sz w:val="22"/>
+          <w:szCs w:val="22"/>
+          <w:u w:val="single"/>
+        </w:rPr>
+        <w:t>Executor</w:t>
       </w:r>
       <w:r>
         <w:rPr>
@@ -440,104 +526,9 @@
           <w:u w:val="single"/>
           <w:lang w:val="en-US"/>
         </w:rPr>
-        <w:t>ClientFullName</w:t>
-      </w:r>
-      <w:r>
-        <w:rPr>
-          <w:sz w:val="22"/>
-          <w:szCs w:val="22"/>
-          <w:u w:val="single"/>
-        </w:rPr>
-        <w:t>}</w:t>
-      </w:r>
-      <w:r>
-        <w:rPr>
-          <w:sz w:val="22"/>
-          <w:szCs w:val="22"/>
-        </w:rPr>
-        <w:t>,</w:t>
-      </w:r>
-      <w:bookmarkStart w:id="3" w:name="Устав_ИП"/>
-      <w:r>
-        <w:rPr>
-          <w:sz w:val="22"/>
-          <w:szCs w:val="22"/>
-        </w:rPr>
-        <w:t xml:space="preserve"> действующей на основании Устава,</w:t>
-      </w:r>
-      <w:bookmarkEnd w:id="3"/>
-      <w:commentRangeEnd w:id="1"/>
-      <w:r>
-        <w:rPr>
-          <w:rStyle w:val="ad"/>
-          <w:sz w:val="22"/>
-          <w:szCs w:val="22"/>
-        </w:rPr>
-        <w:commentReference w:id="1"/>
-      </w:r>
-      <w:r>
-        <w:rPr>
-          <w:sz w:val="22"/>
-          <w:szCs w:val="22"/>
-        </w:rPr>
-        <w:t xml:space="preserve"> с одной стороны, и </w:t>
-      </w:r>
-      <w:r>
-        <w:rPr>
-          <w:b/>
-          <w:bCs/>
-          <w:sz w:val="22"/>
-          <w:szCs w:val="22"/>
-        </w:rPr>
-        <w:t>{ExecutorOrg}</w:t>
-      </w:r>
-      <w:r>
-        <w:rPr>
-          <w:sz w:val="22"/>
-          <w:szCs w:val="22"/>
-        </w:rPr>
-        <w:t xml:space="preserve">, именуемое в дальнейшем </w:t>
-      </w:r>
-      <w:r>
-        <w:rPr>
-          <w:b/>
-          <w:i/>
-          <w:sz w:val="22"/>
-          <w:szCs w:val="22"/>
-        </w:rPr>
-        <w:t>«Исполнитель»</w:t>
-      </w:r>
-      <w:r>
-        <w:rPr>
-          <w:sz w:val="22"/>
-          <w:szCs w:val="22"/>
-        </w:rPr>
-        <w:t xml:space="preserve">, в лице </w:t>
-      </w:r>
-      <w:r>
-        <w:rPr>
-          <w:sz w:val="22"/>
-          <w:szCs w:val="22"/>
-        </w:rPr>
-        <w:t>{ExecutorPosition}</w:t>
-      </w:r>
-      <w:r>
-        <w:rPr>
-          <w:sz w:val="22"/>
-          <w:szCs w:val="22"/>
-          <w:u w:val="single"/>
-        </w:rPr>
-        <w:t>{Executor</w:t>
-      </w:r>
-      <w:r>
-        <w:rPr>
-          <w:sz w:val="22"/>
-          <w:szCs w:val="22"/>
-          <w:u w:val="single"/>
-          <w:lang w:val="en-US"/>
-        </w:rPr>
         <w:t>FullName</w:t>
       </w:r>
+      <w:proofErr w:type="spellEnd"/>
       <w:r>
         <w:rPr>
           <w:sz w:val="22"/>
@@ -692,7 +683,7 @@
         </w:rPr>
         <w:t xml:space="preserve"> </w:t>
       </w:r>
-      <w:bookmarkStart w:id="4" w:name="Адрес"/>
+      <w:bookmarkStart w:id="1" w:name="Адрес"/>
       <w:r>
         <w:rPr>
           <w:b/>
@@ -719,7 +710,7 @@
         <w:t>}</w:t>
       </w:r>
     </w:p>
-    <w:bookmarkEnd w:id="4"/>
+    <w:bookmarkEnd w:id="1"/>
     <w:p>
       <w:pPr>
         <w:jc w:val="both"/>
@@ -849,7 +840,7 @@
           <w:szCs w:val="22"/>
         </w:rPr>
       </w:pPr>
-      <w:bookmarkStart w:id="5" w:name="ВИЗ"/>
+      <w:bookmarkStart w:id="2" w:name="ВИЗ"/>
       <w:r>
         <w:rPr>
           <w:sz w:val="22"/>
@@ -873,7 +864,7 @@
         <w:t>}</w:t>
       </w:r>
     </w:p>
-    <w:bookmarkEnd w:id="5"/>
+    <w:bookmarkEnd w:id="2"/>
     <w:p>
       <w:pPr>
         <w:ind w:firstLine="360"/>
@@ -926,7 +917,23 @@
           <w:sz w:val="22"/>
           <w:szCs w:val="22"/>
         </w:rPr>
-        <w:t>Проектная документация должна быть выполнена и передана в электронном виде формат Pdf.</w:t>
+        <w:t xml:space="preserve">Проектная документация должна быть выполнена и передана в электронном виде формат </w:t>
+      </w:r>
+      <w:proofErr w:type="spellStart"/>
+      <w:r>
+        <w:rPr>
+          <w:sz w:val="22"/>
+          <w:szCs w:val="22"/>
+        </w:rPr>
+        <w:t>Pdf</w:t>
+      </w:r>
+      <w:proofErr w:type="spellEnd"/>
+      <w:r>
+        <w:rPr>
+          <w:sz w:val="22"/>
+          <w:szCs w:val="22"/>
+        </w:rPr>
+        <w:t>.</w:t>
       </w:r>
     </w:p>
     <w:p>
@@ -999,7 +1006,7 @@
         </w:rPr>
         <w:t xml:space="preserve">} </w:t>
       </w:r>
-      <w:commentRangeStart w:id="6"/>
+      <w:commentRangeStart w:id="3"/>
       <w:r>
         <w:rPr>
           <w:sz w:val="22"/>
@@ -1007,6 +1014,7 @@
         </w:rPr>
         <w:t>({</w:t>
       </w:r>
+      <w:proofErr w:type="spellStart"/>
       <w:r>
         <w:rPr>
           <w:sz w:val="22"/>
@@ -1015,6 +1023,7 @@
         </w:rPr>
         <w:t>FullPrice</w:t>
       </w:r>
+      <w:proofErr w:type="spellEnd"/>
       <w:r>
         <w:rPr>
           <w:sz w:val="22"/>
@@ -1022,6 +1031,7 @@
         </w:rPr>
         <w:t>}) рублей, {</w:t>
       </w:r>
+      <w:proofErr w:type="spellStart"/>
       <w:r>
         <w:rPr>
           <w:sz w:val="22"/>
@@ -1030,6 +1040,7 @@
         </w:rPr>
         <w:t>NDSExist</w:t>
       </w:r>
+      <w:proofErr w:type="spellEnd"/>
       <w:r>
         <w:rPr>
           <w:sz w:val="22"/>
@@ -1037,6 +1048,7 @@
         </w:rPr>
         <w:t>}{</w:t>
       </w:r>
+      <w:proofErr w:type="spellStart"/>
       <w:r>
         <w:rPr>
           <w:sz w:val="22"/>
@@ -1045,6 +1057,7 @@
         </w:rPr>
         <w:t>NDSNotExist</w:t>
       </w:r>
+      <w:proofErr w:type="spellEnd"/>
       <w:r>
         <w:rPr>
           <w:sz w:val="22"/>
@@ -1052,14 +1065,14 @@
         </w:rPr>
         <w:t>}</w:t>
       </w:r>
-      <w:commentRangeEnd w:id="6"/>
+      <w:commentRangeEnd w:id="3"/>
       <w:r>
         <w:rPr>
           <w:rStyle w:val="ad"/>
           <w:sz w:val="22"/>
           <w:szCs w:val="22"/>
         </w:rPr>
-        <w:commentReference w:id="6"/>
+        <w:commentReference w:id="3"/>
       </w:r>
       <w:r>
         <w:rPr>
@@ -1112,7 +1125,23 @@
           <w:sz w:val="22"/>
           <w:szCs w:val="22"/>
         </w:rPr>
-        <w:t>{Calculations}</w:t>
+        <w:t>{</w:t>
+      </w:r>
+      <w:proofErr w:type="spellStart"/>
+      <w:r>
+        <w:rPr>
+          <w:sz w:val="22"/>
+          <w:szCs w:val="22"/>
+        </w:rPr>
+        <w:t>Calculations</w:t>
+      </w:r>
+      <w:proofErr w:type="spellEnd"/>
+      <w:r>
+        <w:rPr>
+          <w:sz w:val="22"/>
+          <w:szCs w:val="22"/>
+        </w:rPr>
+        <w:t>}</w:t>
       </w:r>
     </w:p>
     <w:p>
@@ -1149,70 +1178,6 @@
       </w:pPr>
       <w:r>
         <w:rPr>
-          <w:b/>
-          <w:noProof/>
-          <w:color w:val="000000"/>
-          <w:sz w:val="22"/>
-          <w:szCs w:val="22"/>
-        </w:rPr>
-        <w:drawing>
-          <wp:anchor distT="0" distB="0" distL="114300" distR="114300" simplePos="0" relativeHeight="251661312" behindDoc="0" locked="0" layoutInCell="1" allowOverlap="1" wp14:anchorId="7DE782E7" wp14:editId="1E40123D">
-            <wp:simplePos x="0" y="0"/>
-            <wp:positionH relativeFrom="column">
-              <wp:posOffset>-833120</wp:posOffset>
-            </wp:positionH>
-            <wp:positionV relativeFrom="paragraph">
-              <wp:posOffset>2068195</wp:posOffset>
-            </wp:positionV>
-            <wp:extent cx="2122170" cy="2171065"/>
-            <wp:effectExtent l="0" t="0" r="0" b="0"/>
-            <wp:wrapNone/>
-            <wp:docPr id="5" name="Рисунок 5"/>
-            <wp:cNvGraphicFramePr>
-              <a:graphicFrameLocks xmlns:a="http://schemas.openxmlformats.org/drawingml/2006/main" noChangeAspect="1"/>
-            </wp:cNvGraphicFramePr>
-            <a:graphic xmlns:a="http://schemas.openxmlformats.org/drawingml/2006/main">
-              <a:graphicData uri="http://schemas.openxmlformats.org/drawingml/2006/picture">
-                <pic:pic xmlns:pic="http://schemas.openxmlformats.org/drawingml/2006/picture">
-                  <pic:nvPicPr>
-                    <pic:cNvPr id="0" name="печать ЮС Про.png"/>
-                    <pic:cNvPicPr/>
-                  </pic:nvPicPr>
-                  <pic:blipFill>
-                    <a:blip r:embed="rId10">
-                      <a:extLst>
-                        <a:ext uri="{28A0092B-C50C-407E-A947-70E740481C1C}">
-                          <a14:useLocalDpi xmlns:a14="http://schemas.microsoft.com/office/drawing/2010/main" val="0"/>
-                        </a:ext>
-                      </a:extLst>
-                    </a:blip>
-                    <a:stretch>
-                      <a:fillRect/>
-                    </a:stretch>
-                  </pic:blipFill>
-                  <pic:spPr>
-                    <a:xfrm>
-                      <a:off x="0" y="0"/>
-                      <a:ext cx="2122170" cy="2171065"/>
-                    </a:xfrm>
-                    <a:prstGeom prst="rect">
-                      <a:avLst/>
-                    </a:prstGeom>
-                  </pic:spPr>
-                </pic:pic>
-              </a:graphicData>
-            </a:graphic>
-            <wp14:sizeRelH relativeFrom="page">
-              <wp14:pctWidth>0</wp14:pctWidth>
-            </wp14:sizeRelH>
-            <wp14:sizeRelV relativeFrom="page">
-              <wp14:pctHeight>0</wp14:pctHeight>
-            </wp14:sizeRelV>
-          </wp:anchor>
-        </w:drawing>
-      </w:r>
-      <w:r>
-        <w:rPr>
           <w:sz w:val="22"/>
           <w:szCs w:val="22"/>
         </w:rPr>
@@ -1298,7 +1263,7 @@
         </w:rPr>
         <w:t>Р-</w:t>
       </w:r>
-      <w:bookmarkStart w:id="7" w:name="Номер_договора2"/>
+      <w:bookmarkStart w:id="4" w:name="Номер_договора2"/>
       <w:r>
         <w:rPr>
           <w:b/>
@@ -1307,6 +1272,7 @@
         </w:rPr>
         <w:t>{</w:t>
       </w:r>
+      <w:proofErr w:type="spellStart"/>
       <w:r>
         <w:rPr>
           <w:b/>
@@ -1316,6 +1282,7 @@
         </w:rPr>
         <w:t>ContractNumber</w:t>
       </w:r>
+      <w:proofErr w:type="spellEnd"/>
       <w:r>
         <w:rPr>
           <w:b/>
@@ -1332,7 +1299,7 @@
         </w:rPr>
         <w:t xml:space="preserve"> </w:t>
       </w:r>
-      <w:bookmarkEnd w:id="7"/>
+      <w:bookmarkEnd w:id="4"/>
       <w:r>
         <w:rPr>
           <w:sz w:val="22"/>
@@ -1347,6 +1314,7 @@
         </w:rPr>
         <w:t>{</w:t>
       </w:r>
+      <w:proofErr w:type="spellStart"/>
       <w:r>
         <w:rPr>
           <w:sz w:val="22"/>
@@ -1355,6 +1323,7 @@
         </w:rPr>
         <w:t>ContractDate</w:t>
       </w:r>
+      <w:proofErr w:type="spellEnd"/>
       <w:r>
         <w:rPr>
           <w:sz w:val="22"/>
@@ -1378,68 +1347,6 @@
           <w:szCs w:val="22"/>
         </w:rPr>
       </w:pPr>
-      <w:r>
-        <w:rPr>
-          <w:noProof/>
-          <w:sz w:val="22"/>
-          <w:szCs w:val="22"/>
-        </w:rPr>
-        <w:drawing>
-          <wp:anchor distT="0" distB="0" distL="114300" distR="114300" simplePos="0" relativeHeight="251659264" behindDoc="1" locked="0" layoutInCell="1" allowOverlap="1" wp14:anchorId="354CD638" wp14:editId="573D7682">
-            <wp:simplePos x="0" y="0"/>
-            <wp:positionH relativeFrom="column">
-              <wp:posOffset>-98277</wp:posOffset>
-            </wp:positionH>
-            <wp:positionV relativeFrom="paragraph">
-              <wp:posOffset>243279</wp:posOffset>
-            </wp:positionV>
-            <wp:extent cx="1633220" cy="1386205"/>
-            <wp:effectExtent l="0" t="0" r="0" b="0"/>
-            <wp:wrapNone/>
-            <wp:docPr id="4" name="Рисунок 4"/>
-            <wp:cNvGraphicFramePr>
-              <a:graphicFrameLocks xmlns:a="http://schemas.openxmlformats.org/drawingml/2006/main" noChangeAspect="1"/>
-            </wp:cNvGraphicFramePr>
-            <a:graphic xmlns:a="http://schemas.openxmlformats.org/drawingml/2006/main">
-              <a:graphicData uri="http://schemas.openxmlformats.org/drawingml/2006/picture">
-                <pic:pic xmlns:pic="http://schemas.openxmlformats.org/drawingml/2006/picture">
-                  <pic:nvPicPr>
-                    <pic:cNvPr id="0" name="Подпись.png"/>
-                    <pic:cNvPicPr/>
-                  </pic:nvPicPr>
-                  <pic:blipFill>
-                    <a:blip r:embed="rId11">
-                      <a:extLst>
-                        <a:ext uri="{28A0092B-C50C-407E-A947-70E740481C1C}">
-                          <a14:useLocalDpi xmlns:a14="http://schemas.microsoft.com/office/drawing/2010/main" val="0"/>
-                        </a:ext>
-                      </a:extLst>
-                    </a:blip>
-                    <a:stretch>
-                      <a:fillRect/>
-                    </a:stretch>
-                  </pic:blipFill>
-                  <pic:spPr>
-                    <a:xfrm>
-                      <a:off x="0" y="0"/>
-                      <a:ext cx="1633220" cy="1386205"/>
-                    </a:xfrm>
-                    <a:prstGeom prst="rect">
-                      <a:avLst/>
-                    </a:prstGeom>
-                  </pic:spPr>
-                </pic:pic>
-              </a:graphicData>
-            </a:graphic>
-            <wp14:sizeRelH relativeFrom="page">
-              <wp14:pctWidth>0</wp14:pctWidth>
-            </wp14:sizeRelH>
-            <wp14:sizeRelV relativeFrom="page">
-              <wp14:pctHeight>0</wp14:pctHeight>
-            </wp14:sizeRelV>
-          </wp:anchor>
-        </w:drawing>
-      </w:r>
       <w:r>
         <w:rPr>
           <w:sz w:val="22"/>
@@ -1490,6 +1397,9 @@
         <w:gridCol w:w="4786"/>
       </w:tblGrid>
       <w:tr>
+        <w:trPr>
+          <w:trHeight w:val="2268"/>
+        </w:trPr>
         <w:tc>
           <w:tcPr>
             <w:tcW w:w="4785" w:type="dxa"/>
@@ -1506,6 +1416,68 @@
                 <w:szCs w:val="22"/>
               </w:rPr>
             </w:pPr>
+            <w:r>
+              <w:rPr>
+                <w:noProof/>
+                <w:sz w:val="22"/>
+                <w:szCs w:val="22"/>
+              </w:rPr>
+              <w:drawing>
+                <wp:anchor distT="0" distB="0" distL="114300" distR="114300" simplePos="0" relativeHeight="251656192" behindDoc="1" locked="0" layoutInCell="1" allowOverlap="1" wp14:anchorId="354CD638" wp14:editId="46F19AD9">
+                  <wp:simplePos x="0" y="0"/>
+                  <wp:positionH relativeFrom="column">
+                    <wp:posOffset>-2540</wp:posOffset>
+                  </wp:positionH>
+                  <wp:positionV relativeFrom="paragraph">
+                    <wp:posOffset>-29210</wp:posOffset>
+                  </wp:positionV>
+                  <wp:extent cx="1633220" cy="1386205"/>
+                  <wp:effectExtent l="0" t="0" r="0" b="0"/>
+                  <wp:wrapNone/>
+                  <wp:docPr id="4" name="Рисунок 4" descr="USProSignature"/>
+                  <wp:cNvGraphicFramePr>
+                    <a:graphicFrameLocks xmlns:a="http://schemas.openxmlformats.org/drawingml/2006/main" noChangeAspect="1"/>
+                  </wp:cNvGraphicFramePr>
+                  <a:graphic xmlns:a="http://schemas.openxmlformats.org/drawingml/2006/main">
+                    <a:graphicData uri="http://schemas.openxmlformats.org/drawingml/2006/picture">
+                      <pic:pic xmlns:pic="http://schemas.openxmlformats.org/drawingml/2006/picture">
+                        <pic:nvPicPr>
+                          <pic:cNvPr id="4" name="Рисунок 4" descr="USProSignature"/>
+                          <pic:cNvPicPr/>
+                        </pic:nvPicPr>
+                        <pic:blipFill>
+                          <a:blip r:embed="rId10">
+                            <a:extLst>
+                              <a:ext uri="{28A0092B-C50C-407E-A947-70E740481C1C}">
+                                <a14:useLocalDpi xmlns:a14="http://schemas.microsoft.com/office/drawing/2010/main" val="0"/>
+                              </a:ext>
+                            </a:extLst>
+                          </a:blip>
+                          <a:stretch>
+                            <a:fillRect/>
+                          </a:stretch>
+                        </pic:blipFill>
+                        <pic:spPr>
+                          <a:xfrm>
+                            <a:off x="0" y="0"/>
+                            <a:ext cx="1633220" cy="1386205"/>
+                          </a:xfrm>
+                          <a:prstGeom prst="rect">
+                            <a:avLst/>
+                          </a:prstGeom>
+                        </pic:spPr>
+                      </pic:pic>
+                    </a:graphicData>
+                  </a:graphic>
+                  <wp14:sizeRelH relativeFrom="page">
+                    <wp14:pctWidth>0</wp14:pctWidth>
+                  </wp14:sizeRelH>
+                  <wp14:sizeRelV relativeFrom="page">
+                    <wp14:pctHeight>0</wp14:pctHeight>
+                  </wp14:sizeRelV>
+                </wp:anchor>
+              </w:drawing>
+            </w:r>
             <w:r>
               <w:rPr>
                 <w:b/>
@@ -1535,6 +1507,70 @@
                 <w:szCs w:val="22"/>
               </w:rPr>
             </w:pPr>
+            <w:r>
+              <w:rPr>
+                <w:b/>
+                <w:noProof/>
+                <w:color w:val="000000"/>
+                <w:sz w:val="22"/>
+                <w:szCs w:val="22"/>
+              </w:rPr>
+              <w:drawing>
+                <wp:anchor distT="0" distB="0" distL="114300" distR="114300" simplePos="0" relativeHeight="251656704" behindDoc="1" locked="0" layoutInCell="1" allowOverlap="1" wp14:anchorId="7DE782E7" wp14:editId="58D02579">
+                  <wp:simplePos x="0" y="0"/>
+                  <wp:positionH relativeFrom="column">
+                    <wp:posOffset>94615</wp:posOffset>
+                  </wp:positionH>
+                  <wp:positionV relativeFrom="paragraph">
+                    <wp:posOffset>129540</wp:posOffset>
+                  </wp:positionV>
+                  <wp:extent cx="2122170" cy="2171065"/>
+                  <wp:effectExtent l="0" t="0" r="0" b="0"/>
+                  <wp:wrapNone/>
+                  <wp:docPr id="5" name="Рисунок 5" descr="USProStamp"/>
+                  <wp:cNvGraphicFramePr>
+                    <a:graphicFrameLocks xmlns:a="http://schemas.openxmlformats.org/drawingml/2006/main" noChangeAspect="1"/>
+                  </wp:cNvGraphicFramePr>
+                  <a:graphic xmlns:a="http://schemas.openxmlformats.org/drawingml/2006/main">
+                    <a:graphicData uri="http://schemas.openxmlformats.org/drawingml/2006/picture">
+                      <pic:pic xmlns:pic="http://schemas.openxmlformats.org/drawingml/2006/picture">
+                        <pic:nvPicPr>
+                          <pic:cNvPr id="5" name="Рисунок 5" descr="USProStamp"/>
+                          <pic:cNvPicPr/>
+                        </pic:nvPicPr>
+                        <pic:blipFill>
+                          <a:blip r:embed="rId11">
+                            <a:extLst>
+                              <a:ext uri="{28A0092B-C50C-407E-A947-70E740481C1C}">
+                                <a14:useLocalDpi xmlns:a14="http://schemas.microsoft.com/office/drawing/2010/main" val="0"/>
+                              </a:ext>
+                            </a:extLst>
+                          </a:blip>
+                          <a:stretch>
+                            <a:fillRect/>
+                          </a:stretch>
+                        </pic:blipFill>
+                        <pic:spPr>
+                          <a:xfrm>
+                            <a:off x="0" y="0"/>
+                            <a:ext cx="2122170" cy="2171065"/>
+                          </a:xfrm>
+                          <a:prstGeom prst="rect">
+                            <a:avLst/>
+                          </a:prstGeom>
+                        </pic:spPr>
+                      </pic:pic>
+                    </a:graphicData>
+                  </a:graphic>
+                  <wp14:sizeRelH relativeFrom="page">
+                    <wp14:pctWidth>0</wp14:pctWidth>
+                  </wp14:sizeRelH>
+                  <wp14:sizeRelV relativeFrom="page">
+                    <wp14:pctHeight>0</wp14:pctHeight>
+                  </wp14:sizeRelV>
+                </wp:anchor>
+              </w:drawing>
+            </w:r>
           </w:p>
           <w:p>
             <w:pPr>
@@ -1547,7 +1583,7 @@
                 <w:szCs w:val="22"/>
               </w:rPr>
             </w:pPr>
-            <w:bookmarkStart w:id="8" w:name="Исполнитель_должность_подпись"/>
+            <w:bookmarkStart w:id="5" w:name="Исполнитель_должность_подпись"/>
             <w:r>
               <w:rPr>
                 <w:b/>
@@ -1557,7 +1593,7 @@
               </w:rPr>
               <w:t>Генеральный директор</w:t>
             </w:r>
-            <w:bookmarkEnd w:id="8"/>
+            <w:bookmarkEnd w:id="5"/>
             <w:r>
               <w:rPr>
                 <w:noProof/>
@@ -1578,6 +1614,82 @@
                 <w:szCs w:val="22"/>
               </w:rPr>
             </w:pPr>
+            <w:r>
+              <w:rPr>
+                <w:b/>
+                <w:noProof/>
+                <w:color w:val="000000"/>
+                <w:sz w:val="22"/>
+                <w:szCs w:val="22"/>
+              </w:rPr>
+              <w:drawing>
+                <wp:anchor distT="0" distB="0" distL="114300" distR="114300" simplePos="0" relativeHeight="251660800" behindDoc="1" locked="0" layoutInCell="1" allowOverlap="1" wp14:anchorId="4D7A727F" wp14:editId="3CD9CB90">
+                  <wp:simplePos x="0" y="0"/>
+                  <wp:positionH relativeFrom="column">
+                    <wp:posOffset>250190</wp:posOffset>
+                  </wp:positionH>
+                  <wp:positionV relativeFrom="paragraph">
+                    <wp:posOffset>33655</wp:posOffset>
+                  </wp:positionV>
+                  <wp:extent cx="1857375" cy="1830705"/>
+                  <wp:effectExtent l="0" t="0" r="0" b="0"/>
+                  <wp:wrapNone/>
+                  <wp:docPr id="10" name="Рисунок 10" descr="USProjectStamp"/>
+                  <wp:cNvGraphicFramePr>
+                    <a:graphicFrameLocks xmlns:a="http://schemas.openxmlformats.org/drawingml/2006/main" noChangeAspect="1"/>
+                  </wp:cNvGraphicFramePr>
+                  <a:graphic xmlns:a="http://schemas.openxmlformats.org/drawingml/2006/main">
+                    <a:graphicData uri="http://schemas.openxmlformats.org/drawingml/2006/picture">
+                      <pic:pic xmlns:pic="http://schemas.openxmlformats.org/drawingml/2006/picture">
+                        <pic:nvPicPr>
+                          <pic:cNvPr id="10" name="Рисунок 10" descr="USProjectStamp"/>
+                          <pic:cNvPicPr/>
+                        </pic:nvPicPr>
+                        <pic:blipFill>
+                          <a:blip r:embed="rId12" cstate="print">
+                            <a:extLst>
+                              <a:ext uri="{BEBA8EAE-BF5A-486C-A8C5-ECC9F3942E4B}">
+                                <a14:imgProps xmlns:a14="http://schemas.microsoft.com/office/drawing/2010/main">
+                                  <a14:imgLayer r:embed="rId13">
+                                    <a14:imgEffect>
+                                      <a14:colorTemperature colorTemp="7200"/>
+                                    </a14:imgEffect>
+                                    <a14:imgEffect>
+                                      <a14:saturation sat="400000"/>
+                                    </a14:imgEffect>
+                                  </a14:imgLayer>
+                                </a14:imgProps>
+                              </a:ext>
+                              <a:ext uri="{28A0092B-C50C-407E-A947-70E740481C1C}">
+                                <a14:useLocalDpi xmlns:a14="http://schemas.microsoft.com/office/drawing/2010/main" val="0"/>
+                              </a:ext>
+                            </a:extLst>
+                          </a:blip>
+                          <a:stretch>
+                            <a:fillRect/>
+                          </a:stretch>
+                        </pic:blipFill>
+                        <pic:spPr>
+                          <a:xfrm rot="5400000">
+                            <a:off x="0" y="0"/>
+                            <a:ext cx="1857375" cy="1830705"/>
+                          </a:xfrm>
+                          <a:prstGeom prst="rect">
+                            <a:avLst/>
+                          </a:prstGeom>
+                        </pic:spPr>
+                      </pic:pic>
+                    </a:graphicData>
+                  </a:graphic>
+                  <wp14:sizeRelH relativeFrom="page">
+                    <wp14:pctWidth>0</wp14:pctWidth>
+                  </wp14:sizeRelH>
+                  <wp14:sizeRelV relativeFrom="page">
+                    <wp14:pctHeight>0</wp14:pctHeight>
+                  </wp14:sizeRelV>
+                </wp:anchor>
+              </w:drawing>
+            </w:r>
             <w:r>
               <w:rPr>
                 <w:noProof/>
@@ -1638,7 +1750,7 @@
               </w:rPr>
               <w:t xml:space="preserve"> </w:t>
             </w:r>
-            <w:bookmarkStart w:id="9" w:name="Исполнитель_колонт"/>
+            <w:bookmarkStart w:id="6" w:name="Исполнитель_колонт"/>
             <w:r>
               <w:rPr>
                 <w:noProof/>
@@ -1647,7 +1759,7 @@
               </w:rPr>
               <w:t xml:space="preserve"> </w:t>
             </w:r>
-            <w:bookmarkEnd w:id="9"/>
+            <w:bookmarkEnd w:id="6"/>
           </w:p>
           <w:p>
             <w:pPr>
@@ -1661,7 +1773,7 @@
                 <w:szCs w:val="22"/>
               </w:rPr>
             </w:pPr>
-            <w:bookmarkStart w:id="10" w:name="Директор_лев"/>
+            <w:bookmarkStart w:id="7" w:name="Директор_лев"/>
             <w:r>
               <w:rPr>
                 <w:noProof/>
@@ -1670,7 +1782,7 @@
               </w:rPr>
               <w:t xml:space="preserve"> </w:t>
             </w:r>
-            <w:bookmarkEnd w:id="10"/>
+            <w:bookmarkEnd w:id="7"/>
           </w:p>
           <w:p>
             <w:pPr>
@@ -1684,82 +1796,6 @@
                 <w:szCs w:val="22"/>
               </w:rPr>
             </w:pPr>
-            <w:r>
-              <w:rPr>
-                <w:b/>
-                <w:noProof/>
-                <w:color w:val="000000"/>
-                <w:sz w:val="22"/>
-                <w:szCs w:val="22"/>
-              </w:rPr>
-              <w:drawing>
-                <wp:anchor distT="0" distB="0" distL="114300" distR="114300" simplePos="0" relativeHeight="251662336" behindDoc="0" locked="0" layoutInCell="1" allowOverlap="1" wp14:anchorId="4D7A727F" wp14:editId="1B086BC1">
-                  <wp:simplePos x="0" y="0"/>
-                  <wp:positionH relativeFrom="column">
-                    <wp:posOffset>1026160</wp:posOffset>
-                  </wp:positionH>
-                  <wp:positionV relativeFrom="paragraph">
-                    <wp:posOffset>54610</wp:posOffset>
-                  </wp:positionV>
-                  <wp:extent cx="1857375" cy="1830705"/>
-                  <wp:effectExtent l="0" t="0" r="0" b="0"/>
-                  <wp:wrapNone/>
-                  <wp:docPr id="10" name="Рисунок 10"/>
-                  <wp:cNvGraphicFramePr>
-                    <a:graphicFrameLocks xmlns:a="http://schemas.openxmlformats.org/drawingml/2006/main" noChangeAspect="1"/>
-                  </wp:cNvGraphicFramePr>
-                  <a:graphic xmlns:a="http://schemas.openxmlformats.org/drawingml/2006/main">
-                    <a:graphicData uri="http://schemas.openxmlformats.org/drawingml/2006/picture">
-                      <pic:pic xmlns:pic="http://schemas.openxmlformats.org/drawingml/2006/picture">
-                        <pic:nvPicPr>
-                          <pic:cNvPr id="0" name="img7.png"/>
-                          <pic:cNvPicPr/>
-                        </pic:nvPicPr>
-                        <pic:blipFill>
-                          <a:blip r:embed="rId12" cstate="print">
-                            <a:extLst>
-                              <a:ext uri="{BEBA8EAE-BF5A-486C-A8C5-ECC9F3942E4B}">
-                                <a14:imgProps xmlns:a14="http://schemas.microsoft.com/office/drawing/2010/main">
-                                  <a14:imgLayer r:embed="rId13">
-                                    <a14:imgEffect>
-                                      <a14:colorTemperature colorTemp="7200"/>
-                                    </a14:imgEffect>
-                                    <a14:imgEffect>
-                                      <a14:saturation sat="400000"/>
-                                    </a14:imgEffect>
-                                  </a14:imgLayer>
-                                </a14:imgProps>
-                              </a:ext>
-                              <a:ext uri="{28A0092B-C50C-407E-A947-70E740481C1C}">
-                                <a14:useLocalDpi xmlns:a14="http://schemas.microsoft.com/office/drawing/2010/main" val="0"/>
-                              </a:ext>
-                            </a:extLst>
-                          </a:blip>
-                          <a:stretch>
-                            <a:fillRect/>
-                          </a:stretch>
-                        </pic:blipFill>
-                        <pic:spPr>
-                          <a:xfrm rot="5400000">
-                            <a:off x="0" y="0"/>
-                            <a:ext cx="1857375" cy="1830705"/>
-                          </a:xfrm>
-                          <a:prstGeom prst="rect">
-                            <a:avLst/>
-                          </a:prstGeom>
-                        </pic:spPr>
-                      </pic:pic>
-                    </a:graphicData>
-                  </a:graphic>
-                  <wp14:sizeRelH relativeFrom="page">
-                    <wp14:pctWidth>0</wp14:pctWidth>
-                  </wp14:sizeRelH>
-                  <wp14:sizeRelV relativeFrom="page">
-                    <wp14:pctHeight>0</wp14:pctHeight>
-                  </wp14:sizeRelV>
-                </wp:anchor>
-              </w:drawing>
-            </w:r>
           </w:p>
           <w:p>
             <w:pPr>
@@ -1839,8 +1875,8 @@
                 <w:szCs w:val="22"/>
               </w:rPr>
             </w:pPr>
-            <w:bookmarkStart w:id="11" w:name="Заказчик_должность_подпись"/>
-            <w:commentRangeStart w:id="12"/>
+            <w:bookmarkStart w:id="8" w:name="Заказчик_должность_подпись"/>
+            <w:commentRangeStart w:id="9"/>
             <w:r>
               <w:rPr>
                 <w:b/>
@@ -1850,7 +1886,7 @@
               </w:rPr>
               <w:t>Генеральный директор</w:t>
             </w:r>
-            <w:bookmarkEnd w:id="11"/>
+            <w:bookmarkEnd w:id="8"/>
             <w:r>
               <w:rPr>
                 <w:noProof/>
@@ -1859,14 +1895,14 @@
               </w:rPr>
               <w:t xml:space="preserve">  </w:t>
             </w:r>
-            <w:commentRangeEnd w:id="12"/>
+            <w:commentRangeEnd w:id="9"/>
             <w:r>
               <w:rPr>
                 <w:rStyle w:val="ad"/>
                 <w:sz w:val="22"/>
                 <w:szCs w:val="22"/>
               </w:rPr>
-              <w:commentReference w:id="12"/>
+              <w:commentReference w:id="9"/>
             </w:r>
           </w:p>
           <w:p>
@@ -1895,6 +1931,7 @@
               </w:rPr>
               <w:t>{</w:t>
             </w:r>
+            <w:proofErr w:type="spellStart"/>
             <w:r>
               <w:rPr>
                 <w:sz w:val="22"/>
@@ -1903,6 +1940,7 @@
               </w:rPr>
               <w:t>ClientShortName</w:t>
             </w:r>
+            <w:proofErr w:type="spellEnd"/>
             <w:r>
               <w:rPr>
                 <w:sz w:val="22"/>
@@ -1918,7 +1956,7 @@
               </w:rPr>
               <w:t xml:space="preserve"> </w:t>
             </w:r>
-            <w:bookmarkStart w:id="13" w:name="Заказчик_колонт"/>
+            <w:bookmarkStart w:id="10" w:name="Заказчик_колонт"/>
             <w:r>
               <w:rPr>
                 <w:noProof/>
@@ -1927,7 +1965,7 @@
               </w:rPr>
               <w:t xml:space="preserve"> </w:t>
             </w:r>
-            <w:bookmarkEnd w:id="13"/>
+            <w:bookmarkEnd w:id="10"/>
           </w:p>
           <w:p>
             <w:pPr>
@@ -1940,7 +1978,7 @@
                 <w:szCs w:val="22"/>
               </w:rPr>
             </w:pPr>
-            <w:bookmarkStart w:id="14" w:name="Директор"/>
+            <w:bookmarkStart w:id="11" w:name="Директор"/>
             <w:r>
               <w:rPr>
                 <w:sz w:val="22"/>
@@ -1948,7 +1986,7 @@
               </w:rPr>
               <w:t xml:space="preserve"> </w:t>
             </w:r>
-            <w:bookmarkEnd w:id="14"/>
+            <w:bookmarkEnd w:id="11"/>
           </w:p>
           <w:p>
             <w:pPr>
@@ -2014,7 +2052,7 @@
 
 <file path=word/comments.xml><?xml version="1.0" encoding="utf-8"?>
 <w:comments xmlns:wpc="http://schemas.microsoft.com/office/word/2010/wordprocessingCanvas" xmlns:cx="http://schemas.microsoft.com/office/drawing/2014/chartex" xmlns:cx1="http://schemas.microsoft.com/office/drawing/2015/9/8/chartex" xmlns:cx2="http://schemas.microsoft.com/office/drawing/2015/10/21/chartex" xmlns:cx3="http://schemas.microsoft.com/office/drawing/2016/5/9/chartex" xmlns:cx4="http://schemas.microsoft.com/office/drawing/2016/5/10/chartex" xmlns:cx5="http://schemas.microsoft.com/office/drawing/2016/5/11/chartex" xmlns:cx6="http://schemas.microsoft.com/office/drawing/2016/5/12/chartex" xmlns:cx7="http://schemas.microsoft.com/office/drawing/2016/5/13/chartex" xmlns:cx8="http://schemas.microsoft.com/office/drawing/2016/5/14/chartex" xmlns:mc="http://schemas.openxmlformats.org/markup-compatibility/2006" xmlns:aink="http://schemas.microsoft.com/office/drawing/2016/ink" xmlns:am3d="http://schemas.microsoft.com/office/drawing/2017/model3d" xmlns:o="urn:schemas-microsoft-com:office:office" xmlns:oel="http://schemas.microsoft.com/office/2019/extlst" xmlns:r="http://schemas.openxmlformats.org/officeDocument/2006/relationships" xmlns:m="http://schemas.openxmlformats.org/officeDocument/2006/math" xmlns:v="urn:schemas-microsoft-com:vml" xmlns:wp14="http://schemas.microsoft.com/office/word/2010/wordprocessingDrawing" xmlns:wp="http://schemas.openxmlformats.org/drawingml/2006/wordprocessingDrawing" xmlns:w10="urn:schemas-microsoft-com:office:word" xmlns:w="http://schemas.openxmlformats.org/wordprocessingml/2006/main" xmlns:w14="http://schemas.microsoft.com/office/word/2010/wordml" xmlns:w15="http://schemas.microsoft.com/office/word/2012/wordml" xmlns:w16cex="http://schemas.microsoft.com/office/word/2018/wordml/cex" xmlns:w16cid="http://schemas.microsoft.com/office/word/2016/wordml/cid" xmlns:w16="http://schemas.microsoft.com/office/word/2018/wordml" xmlns:w16sdtdh="http://schemas.microsoft.com/office/word/2020/wordml/sdtdatahash" xmlns:w16se="http://schemas.microsoft.com/office/word/2015/wordml/symex" xmlns:wpg="http://schemas.microsoft.com/office/word/2010/wordprocessingGroup" xmlns:wpi="http://schemas.microsoft.com/office/word/2010/wordprocessingInk" xmlns:wne="http://schemas.microsoft.com/office/word/2006/wordml" xmlns:wps="http://schemas.microsoft.com/office/word/2010/wordprocessingShape" mc:Ignorable="w14 w15 w16se w16cid w16 w16cex w16sdtdh wp14">
-  <w:comment w:id="1" w:author="user" w:date="2025-04-18T17:49:00Z" w:initials="u">
+  <w:comment w:id="3" w:author="user" w:date="2025-07-08T10:41:00Z" w:initials="u">
     <w:p>
       <w:pPr>
         <w:pStyle w:val="af"/>
@@ -2026,11 +2064,11 @@
         <w:annotationRef/>
       </w:r>
       <w:r>
-        <w:t xml:space="preserve">Если ИП то убрать , а так проверить </w:t>
+        <w:t>НДС</w:t>
       </w:r>
     </w:p>
   </w:comment>
-  <w:comment w:id="6" w:author="user" w:date="2025-07-08T10:41:00Z" w:initials="u">
+  <w:comment w:id="9" w:author="user" w:date="2025-04-18T17:48:00Z" w:initials="u">
     <w:p>
       <w:pPr>
         <w:pStyle w:val="af"/>
@@ -2042,23 +2080,15 @@
         <w:annotationRef/>
       </w:r>
       <w:r>
-        <w:t>НДС</w:t>
-      </w:r>
-    </w:p>
-  </w:comment>
-  <w:comment w:id="12" w:author="user" w:date="2025-04-18T17:48:00Z" w:initials="u">
-    <w:p>
-      <w:pPr>
-        <w:pStyle w:val="af"/>
-      </w:pPr>
-      <w:r>
-        <w:rPr>
-          <w:rStyle w:val="ad"/>
-        </w:rPr>
-        <w:annotationRef/>
-      </w:r>
-      <w:r>
-        <w:t xml:space="preserve">Если ИП то убрать </w:t>
+        <w:t xml:space="preserve">Если </w:t>
+      </w:r>
+      <w:proofErr w:type="gramStart"/>
+      <w:r>
+        <w:t>ИП</w:t>
+      </w:r>
+      <w:proofErr w:type="gramEnd"/>
+      <w:r>
+        <w:t xml:space="preserve"> то убрать </w:t>
       </w:r>
     </w:p>
   </w:comment>
@@ -2067,7 +2097,6 @@
 
 <file path=word/commentsExtended.xml><?xml version="1.0" encoding="utf-8"?>
 <w15:commentsEx xmlns:wpc="http://schemas.microsoft.com/office/word/2010/wordprocessingCanvas" xmlns:cx="http://schemas.microsoft.com/office/drawing/2014/chartex" xmlns:cx1="http://schemas.microsoft.com/office/drawing/2015/9/8/chartex" xmlns:cx2="http://schemas.microsoft.com/office/drawing/2015/10/21/chartex" xmlns:cx3="http://schemas.microsoft.com/office/drawing/2016/5/9/chartex" xmlns:cx4="http://schemas.microsoft.com/office/drawing/2016/5/10/chartex" xmlns:cx5="http://schemas.microsoft.com/office/drawing/2016/5/11/chartex" xmlns:cx6="http://schemas.microsoft.com/office/drawing/2016/5/12/chartex" xmlns:cx7="http://schemas.microsoft.com/office/drawing/2016/5/13/chartex" xmlns:cx8="http://schemas.microsoft.com/office/drawing/2016/5/14/chartex" xmlns:mc="http://schemas.openxmlformats.org/markup-compatibility/2006" xmlns:aink="http://schemas.microsoft.com/office/drawing/2016/ink" xmlns:am3d="http://schemas.microsoft.com/office/drawing/2017/model3d" xmlns:o="urn:schemas-microsoft-com:office:office" xmlns:oel="http://schemas.microsoft.com/office/2019/extlst" xmlns:r="http://schemas.openxmlformats.org/officeDocument/2006/relationships" xmlns:m="http://schemas.openxmlformats.org/officeDocument/2006/math" xmlns:v="urn:schemas-microsoft-com:vml" xmlns:wp14="http://schemas.microsoft.com/office/word/2010/wordprocessingDrawing" xmlns:wp="http://schemas.openxmlformats.org/drawingml/2006/wordprocessingDrawing" xmlns:w10="urn:schemas-microsoft-com:office:word" xmlns:w="http://schemas.openxmlformats.org/wordprocessingml/2006/main" xmlns:w14="http://schemas.microsoft.com/office/word/2010/wordml" xmlns:w15="http://schemas.microsoft.com/office/word/2012/wordml" xmlns:w16cex="http://schemas.microsoft.com/office/word/2018/wordml/cex" xmlns:w16cid="http://schemas.microsoft.com/office/word/2016/wordml/cid" xmlns:w16="http://schemas.microsoft.com/office/word/2018/wordml" xmlns:w16sdtdh="http://schemas.microsoft.com/office/word/2020/wordml/sdtdatahash" xmlns:w16se="http://schemas.microsoft.com/office/word/2015/wordml/symex" xmlns:wpg="http://schemas.microsoft.com/office/word/2010/wordprocessingGroup" xmlns:wpi="http://schemas.microsoft.com/office/word/2010/wordprocessingInk" xmlns:wne="http://schemas.microsoft.com/office/word/2006/wordml" xmlns:wps="http://schemas.microsoft.com/office/word/2010/wordprocessingShape" mc:Ignorable="w14 w15 w16se w16cid w16 w16cex w16sdtdh wp14">
-  <w15:commentEx w15:paraId="7B81A532" w15:done="0"/>
   <w15:commentEx w15:paraId="44EF276B" w15:done="0"/>
   <w15:commentEx w15:paraId="35D9E5AA" w15:done="0"/>
 </w15:commentsEx>
@@ -2075,7 +2104,6 @@
 
 <file path=word/commentsIds.xml><?xml version="1.0" encoding="utf-8"?>
 <w16cid:commentsIds xmlns:wpc="http://schemas.microsoft.com/office/word/2010/wordprocessingCanvas" xmlns:cx="http://schemas.microsoft.com/office/drawing/2014/chartex" xmlns:cx1="http://schemas.microsoft.com/office/drawing/2015/9/8/chartex" xmlns:cx2="http://schemas.microsoft.com/office/drawing/2015/10/21/chartex" xmlns:cx3="http://schemas.microsoft.com/office/drawing/2016/5/9/chartex" xmlns:cx4="http://schemas.microsoft.com/office/drawing/2016/5/10/chartex" xmlns:cx5="http://schemas.microsoft.com/office/drawing/2016/5/11/chartex" xmlns:cx6="http://schemas.microsoft.com/office/drawing/2016/5/12/chartex" xmlns:cx7="http://schemas.microsoft.com/office/drawing/2016/5/13/chartex" xmlns:cx8="http://schemas.microsoft.com/office/drawing/2016/5/14/chartex" xmlns:mc="http://schemas.openxmlformats.org/markup-compatibility/2006" xmlns:aink="http://schemas.microsoft.com/office/drawing/2016/ink" xmlns:am3d="http://schemas.microsoft.com/office/drawing/2017/model3d" xmlns:o="urn:schemas-microsoft-com:office:office" xmlns:oel="http://schemas.microsoft.com/office/2019/extlst" xmlns:r="http://schemas.openxmlformats.org/officeDocument/2006/relationships" xmlns:m="http://schemas.openxmlformats.org/officeDocument/2006/math" xmlns:v="urn:schemas-microsoft-com:vml" xmlns:wp14="http://schemas.microsoft.com/office/word/2010/wordprocessingDrawing" xmlns:wp="http://schemas.openxmlformats.org/drawingml/2006/wordprocessingDrawing" xmlns:w10="urn:schemas-microsoft-com:office:word" xmlns:w="http://schemas.openxmlformats.org/wordprocessingml/2006/main" xmlns:w14="http://schemas.microsoft.com/office/word/2010/wordml" xmlns:w15="http://schemas.microsoft.com/office/word/2012/wordml" xmlns:w16cex="http://schemas.microsoft.com/office/word/2018/wordml/cex" xmlns:w16cid="http://schemas.microsoft.com/office/word/2016/wordml/cid" xmlns:w16="http://schemas.microsoft.com/office/word/2018/wordml" xmlns:w16sdtdh="http://schemas.microsoft.com/office/word/2020/wordml/sdtdatahash" xmlns:w16se="http://schemas.microsoft.com/office/word/2015/wordml/symex" xmlns:wpg="http://schemas.microsoft.com/office/word/2010/wordprocessingGroup" xmlns:wpi="http://schemas.microsoft.com/office/word/2010/wordprocessingInk" xmlns:wne="http://schemas.microsoft.com/office/word/2006/wordml" xmlns:wps="http://schemas.microsoft.com/office/word/2010/wordprocessingShape" mc:Ignorable="w14 w15 w16se w16cid w16 w16cex w16sdtdh wp14">
-  <w16cid:commentId w16cid:paraId="7B81A532" w16cid:durableId="2823F552"/>
   <w16cid:commentId w16cid:paraId="44EF276B" w16cid:durableId="2374679E"/>
   <w16cid:commentId w16cid:paraId="35D9E5AA" w16cid:durableId="5233282C"/>
 </w16cid:commentsIds>
@@ -2191,6 +2219,7 @@
         <w:lang w:val="en-US"/>
       </w:rPr>
     </w:pPr>
+    <w:proofErr w:type="gramStart"/>
     <w:r>
       <w:rPr>
         <w:rFonts w:ascii="Wingdings" w:hAnsi="Wingdings"/>
@@ -2210,7 +2239,15 @@
         <w:sz w:val="20"/>
         <w:szCs w:val="20"/>
       </w:rPr>
-      <w:t>(495)640-77-83</w:t>
+      <w:t>(</w:t>
+    </w:r>
+    <w:proofErr w:type="gramEnd"/>
+    <w:r>
+      <w:rPr>
+        <w:sz w:val="20"/>
+        <w:szCs w:val="20"/>
+      </w:rPr>
+      <w:t>495)640-77-83</w:t>
     </w:r>
     <w:r>
       <w:rPr>

--- a/Templates/AdditionalContract.docx
+++ b/Templates/AdditionalContract.docx
@@ -1880,11 +1880,31 @@
             <w:r>
               <w:rPr>
                 <w:b/>
-                <w:color w:val="000000"/>
                 <w:sz w:val="22"/>
                 <w:szCs w:val="22"/>
+                <w:lang w:val="en-US"/>
               </w:rPr>
-              <w:t>Генеральный директор</w:t>
+              <w:t>{</w:t>
+            </w:r>
+            <w:proofErr w:type="spellStart"/>
+            <w:r>
+              <w:rPr>
+                <w:b/>
+                <w:sz w:val="22"/>
+                <w:szCs w:val="22"/>
+                <w:lang w:val="en-US"/>
+              </w:rPr>
+              <w:t>ClientPositionI</w:t>
+            </w:r>
+            <w:proofErr w:type="spellEnd"/>
+            <w:r>
+              <w:rPr>
+                <w:b/>
+                <w:sz w:val="22"/>
+                <w:szCs w:val="22"/>
+                <w:lang w:val="en-US"/>
+              </w:rPr>
+              <w:t>}</w:t>
             </w:r>
             <w:bookmarkEnd w:id="8"/>
             <w:r>
